--- a/02-放大电路/04-射频放大电路/射频功率放大电路PA/射频功率放大电路PA.docx
+++ b/02-放大电路/04-射频放大电路/射频功率放大电路PA/射频功率放大电路PA.docx
@@ -3227,6 +3227,20 @@
     </w:p>
     <w:bookmarkEnd w:id="26"/>
     <w:bookmarkEnd w:id="27"/>
+    <w:p>
+      <w:pPr>
+        <w:spacing w:before="360"/>
+        <w:jc w:val="center"/>
+      </w:pPr>
+      <w:r>
+        <w:rPr>
+          <w:rFonts w:ascii="Times New Roman" w:hAnsi="Times New Roman"/>
+          <w:color w:val="555555"/>
+          <w:sz w:val="21"/>
+        </w:rPr>
+        <w:t>材料收集者：杜文杰</w:t>
+      </w:r>
+    </w:p>
     <w:sectPr>
       <w:headerReference r:id="rId9" w:type="default"/>
       <w:footerReference r:id="rId10" w:type="default"/>

--- a/02-放大电路/04-射频放大电路/射频功率放大电路PA/射频功率放大电路PA.docx
+++ b/02-放大电路/04-射频放大电路/射频功率放大电路PA/射频功率放大电路PA.docx
@@ -1,6 +1,6 @@
 
 <file path=word/document.xml><?xml version="1.0" encoding="utf-8"?>
-<w:document xmlns:w="http://schemas.openxmlformats.org/wordprocessingml/2006/main" xmlns:m="http://schemas.openxmlformats.org/officeDocument/2006/math" xmlns:r="http://schemas.openxmlformats.org/officeDocument/2006/relationships" xmlns:o="urn:schemas-microsoft-com:office:office" xmlns:v="urn:schemas-microsoft-com:vml" xmlns:w10="urn:schemas-microsoft-com:office:word" xmlns:a="http://schemas.openxmlformats.org/drawingml/2006/main" xmlns:pic="http://schemas.openxmlformats.org/drawingml/2006/picture" xmlns:wp="http://schemas.openxmlformats.org/drawingml/2006/wordprocessingDrawing">
+<w:document xmlns:m="http://schemas.openxmlformats.org/officeDocument/2006/math" xmlns:r="http://schemas.openxmlformats.org/officeDocument/2006/relationships" xmlns:w="http://schemas.openxmlformats.org/wordprocessingml/2006/main" xmlns:o="urn:schemas-microsoft-com:office:office" xmlns:v="urn:schemas-microsoft-com:vml" xmlns:w10="urn:schemas-microsoft-com:office:word" xmlns:a="http://schemas.openxmlformats.org/drawingml/2006/main" xmlns:pic="http://schemas.openxmlformats.org/drawingml/2006/picture" xmlns:wp="http://schemas.openxmlformats.org/drawingml/2006/wordprocessingDrawing">
   <w:body>
     <w:bookmarkStart w:id="27" w:name="射频功率放大电路-pa"/>
     <w:p>
@@ -9,11 +9,14 @@
       </w:pPr>
       <w:r>
         <w:rPr>
-          <w:rFonts w:hint="eastAsia"/>
+          <w:rFonts w:hint="eastAsia" w:eastAsia="黑体"/>
         </w:rPr>
         <w:t xml:space="preserve">射频功率放大电路</w:t>
       </w:r>
       <w:r>
+        <w:rPr>
+          <w:rFonts w:eastAsia="黑体"/>
+        </w:rPr>
         <w:t xml:space="preserve"> PA</w:t>
       </w:r>
     </w:p>
@@ -24,7 +27,7 @@
       </w:pPr>
       <w:r>
         <w:rPr>
-          <w:rFonts w:hint="eastAsia"/>
+          <w:rFonts w:hint="eastAsia" w:eastAsia="黑体"/>
         </w:rPr>
         <w:t xml:space="preserve">拓扑描述</w:t>
       </w:r>
@@ -35,13 +38,13 @@
       </w:pPr>
       <w:r>
         <w:rPr>
-          <w:rFonts w:hint="eastAsia"/>
+          <w:rFonts w:hint="eastAsia" w:eastAsia="黑体"/>
         </w:rPr>
         <w:t xml:space="preserve">以典型的</w:t>
       </w:r>
       <w:r>
         <w:rPr>
-          <w:rFonts w:hint="eastAsia"/>
+          <w:rFonts w:hint="eastAsia" w:eastAsia="黑体"/>
           <w:b/>
           <w:bCs/>
         </w:rPr>
@@ -49,13 +52,13 @@
       </w:r>
       <w:r>
         <w:rPr>
-          <w:rFonts w:hint="eastAsia"/>
+          <w:rFonts w:hint="eastAsia" w:eastAsia="黑体"/>
         </w:rPr>
         <w:t xml:space="preserve">为代表性实现，本电路由</w:t>
       </w:r>
       <w:r>
         <w:rPr>
-          <w:rFonts w:hint="eastAsia"/>
+          <w:rFonts w:hint="eastAsia" w:eastAsia="黑体"/>
           <w:b/>
           <w:bCs/>
         </w:rPr>
@@ -63,6 +66,7 @@
       </w:r>
       <w:r>
         <w:rPr>
+          <w:rFonts w:eastAsia="黑体"/>
           <w:b/>
           <w:bCs/>
         </w:rPr>
@@ -84,7 +88,7 @@
       </m:oMath>
       <w:r>
         <w:rPr>
-          <w:rFonts w:hint="eastAsia"/>
+          <w:rFonts w:hint="eastAsia" w:eastAsia="黑体"/>
           <w:b/>
           <w:bCs/>
         </w:rPr>
@@ -92,6 +96,7 @@
       </w:r>
       <w:r>
         <w:rPr>
+          <w:rFonts w:eastAsia="黑体"/>
           <w:b/>
           <w:bCs/>
         </w:rPr>
@@ -99,7 +104,7 @@
       </w:r>
       <w:r>
         <w:rPr>
-          <w:rFonts w:hint="eastAsia"/>
+          <w:rFonts w:hint="eastAsia" w:eastAsia="黑体"/>
           <w:b/>
           <w:bCs/>
         </w:rPr>
@@ -107,6 +112,7 @@
       </w:r>
       <w:r>
         <w:rPr>
+          <w:rFonts w:eastAsia="黑体"/>
           <w:b/>
           <w:bCs/>
         </w:rPr>
@@ -114,18 +120,21 @@
       </w:r>
       <w:r>
         <w:rPr>
-          <w:rFonts w:hint="eastAsia"/>
+          <w:rFonts w:hint="eastAsia" w:eastAsia="黑体"/>
           <w:b/>
           <w:bCs/>
         </w:rPr>
         <w:t xml:space="preserve">BJT）</w:t>
       </w:r>
       <w:r>
+        <w:rPr>
+          <w:rFonts w:eastAsia="黑体"/>
+        </w:rPr>
         <w:t xml:space="preserve">、</w:t>
       </w:r>
       <w:r>
         <w:rPr>
-          <w:rFonts w:hint="eastAsia"/>
+          <w:rFonts w:hint="eastAsia" w:eastAsia="黑体"/>
           <w:b/>
           <w:bCs/>
         </w:rPr>
@@ -133,6 +142,7 @@
       </w:r>
       <w:r>
         <w:rPr>
+          <w:rFonts w:eastAsia="黑体"/>
           <w:b/>
           <w:bCs/>
         </w:rPr>
@@ -157,6 +167,7 @@
       </m:oMath>
       <w:r>
         <w:rPr>
+          <w:rFonts w:eastAsia="黑体"/>
           <w:b/>
           <w:bCs/>
         </w:rPr>
@@ -164,7 +175,7 @@
       </w:r>
       <w:r>
         <w:rPr>
-          <w:rFonts w:hint="eastAsia"/>
+          <w:rFonts w:hint="eastAsia" w:eastAsia="黑体"/>
           <w:b/>
           <w:bCs/>
         </w:rPr>
@@ -172,6 +183,7 @@
       </w:r>
       <w:r>
         <w:rPr>
+          <w:rFonts w:eastAsia="黑体"/>
           <w:b/>
           <w:bCs/>
         </w:rPr>
@@ -193,18 +205,21 @@
       </m:oMath>
       <w:r>
         <w:rPr>
-          <w:rFonts w:hint="eastAsia"/>
+          <w:rFonts w:hint="eastAsia" w:eastAsia="黑体"/>
           <w:b/>
           <w:bCs/>
         </w:rPr>
         <w:t xml:space="preserve">）</w:t>
       </w:r>
       <w:r>
+        <w:rPr>
+          <w:rFonts w:eastAsia="黑体"/>
+        </w:rPr>
         <w:t xml:space="preserve">、</w:t>
       </w:r>
       <w:r>
         <w:rPr>
-          <w:rFonts w:hint="eastAsia"/>
+          <w:rFonts w:hint="eastAsia" w:eastAsia="黑体"/>
           <w:b/>
           <w:bCs/>
         </w:rPr>
@@ -212,6 +227,7 @@
       </w:r>
       <w:r>
         <w:rPr>
+          <w:rFonts w:eastAsia="黑体"/>
           <w:b/>
           <w:bCs/>
         </w:rPr>
@@ -233,6 +249,7 @@
       </m:oMath>
       <w:r>
         <w:rPr>
+          <w:rFonts w:eastAsia="黑体"/>
           <w:b/>
           <w:bCs/>
         </w:rPr>
@@ -240,7 +257,7 @@
       </w:r>
       <w:r>
         <w:rPr>
-          <w:rFonts w:hint="eastAsia"/>
+          <w:rFonts w:hint="eastAsia" w:eastAsia="黑体"/>
           <w:b/>
           <w:bCs/>
         </w:rPr>
@@ -248,6 +265,7 @@
       </w:r>
       <w:r>
         <w:rPr>
+          <w:rFonts w:eastAsia="黑体"/>
           <w:b/>
           <w:bCs/>
         </w:rPr>
@@ -275,18 +293,21 @@
       </m:oMath>
       <w:r>
         <w:rPr>
-          <w:rFonts w:hint="eastAsia"/>
+          <w:rFonts w:hint="eastAsia" w:eastAsia="黑体"/>
           <w:b/>
           <w:bCs/>
         </w:rPr>
         <w:t xml:space="preserve">）</w:t>
       </w:r>
       <w:r>
+        <w:rPr>
+          <w:rFonts w:eastAsia="黑体"/>
+        </w:rPr>
         <w:t xml:space="preserve">、</w:t>
       </w:r>
       <w:r>
         <w:rPr>
-          <w:rFonts w:hint="eastAsia"/>
+          <w:rFonts w:hint="eastAsia" w:eastAsia="黑体"/>
           <w:b/>
           <w:bCs/>
         </w:rPr>
@@ -294,6 +315,7 @@
       </w:r>
       <w:r>
         <w:rPr>
+          <w:rFonts w:eastAsia="黑体"/>
           <w:b/>
           <w:bCs/>
         </w:rPr>
@@ -314,20 +336,26 @@
         </m:sSub>
       </m:oMath>
       <w:r>
+        <w:rPr>
+          <w:rFonts w:eastAsia="黑体"/>
+        </w:rPr>
         <w:t xml:space="preserve"> </w:t>
       </w:r>
       <w:r>
         <w:rPr>
-          <w:rFonts w:hint="eastAsia"/>
+          <w:rFonts w:hint="eastAsia" w:eastAsia="黑体"/>
         </w:rPr>
         <w:t xml:space="preserve">与</w:t>
       </w:r>
       <w:r>
+        <w:rPr>
+          <w:rFonts w:eastAsia="黑体"/>
+        </w:rPr>
         <w:t xml:space="preserve"> </w:t>
       </w:r>
       <w:r>
         <w:rPr>
-          <w:rFonts w:hint="eastAsia"/>
+          <w:rFonts w:hint="eastAsia" w:eastAsia="黑体"/>
           <w:b/>
           <w:bCs/>
         </w:rPr>
@@ -335,6 +363,7 @@
       </w:r>
       <w:r>
         <w:rPr>
+          <w:rFonts w:eastAsia="黑体"/>
           <w:b/>
           <w:bCs/>
         </w:rPr>
@@ -355,26 +384,32 @@
         </m:sSub>
       </m:oMath>
       <w:r>
+        <w:rPr>
+          <w:rFonts w:eastAsia="黑体"/>
+        </w:rPr>
         <w:t xml:space="preserve"> </w:t>
       </w:r>
       <w:r>
         <w:rPr>
-          <w:rFonts w:hint="eastAsia"/>
+          <w:rFonts w:hint="eastAsia" w:eastAsia="黑体"/>
         </w:rPr>
         <w:t xml:space="preserve">组成。电路共有</w:t>
       </w:r>
       <w:r>
+        <w:rPr>
+          <w:rFonts w:eastAsia="黑体"/>
+        </w:rPr>
         <w:t xml:space="preserve"> 8 </w:t>
       </w:r>
       <w:r>
         <w:rPr>
-          <w:rFonts w:hint="eastAsia"/>
+          <w:rFonts w:hint="eastAsia" w:eastAsia="黑体"/>
         </w:rPr>
         <w:t xml:space="preserve">个关键节点：</w:t>
       </w:r>
       <w:r>
         <w:rPr>
-          <w:rFonts w:hint="eastAsia"/>
+          <w:rFonts w:hint="eastAsia" w:eastAsia="黑体"/>
           <w:b/>
           <w:bCs/>
         </w:rPr>
@@ -382,6 +417,7 @@
       </w:r>
       <w:r>
         <w:rPr>
+          <w:rFonts w:eastAsia="黑体"/>
           <w:b/>
           <w:bCs/>
         </w:rPr>
@@ -389,7 +425,7 @@
       </w:r>
       <w:r>
         <w:rPr>
-          <w:rFonts w:hint="eastAsia"/>
+          <w:rFonts w:hint="eastAsia" w:eastAsia="黑体"/>
           <w:b/>
           <w:bCs/>
         </w:rPr>
@@ -397,11 +433,14 @@
       </w:r>
       <w:r>
         <w:rPr>
-          <w:rFonts w:hint="eastAsia"/>
+          <w:rFonts w:hint="eastAsia" w:eastAsia="黑体"/>
         </w:rPr>
         <w:t xml:space="preserve">（驱动级送来的低功率射频信号正端与</w:t>
       </w:r>
       <w:r>
+        <w:rPr>
+          <w:rFonts w:eastAsia="黑体"/>
+        </w:rPr>
         <w:t xml:space="preserve"> </w:t>
       </w:r>
       <m:oMath>
@@ -422,17 +461,20 @@
         </m:sSub>
       </m:oMath>
       <w:r>
+        <w:rPr>
+          <w:rFonts w:eastAsia="黑体"/>
+        </w:rPr>
         <w:t xml:space="preserve"> </w:t>
       </w:r>
       <w:r>
         <w:rPr>
-          <w:rFonts w:hint="eastAsia"/>
+          <w:rFonts w:hint="eastAsia" w:eastAsia="黑体"/>
         </w:rPr>
         <w:t xml:space="preserve">一端相连）；</w:t>
       </w:r>
       <w:r>
         <w:rPr>
-          <w:rFonts w:hint="eastAsia"/>
+          <w:rFonts w:hint="eastAsia" w:eastAsia="黑体"/>
           <w:b/>
           <w:bCs/>
         </w:rPr>
@@ -440,6 +482,7 @@
       </w:r>
       <w:r>
         <w:rPr>
+          <w:rFonts w:eastAsia="黑体"/>
           <w:b/>
           <w:bCs/>
         </w:rPr>
@@ -447,7 +490,7 @@
       </w:r>
       <w:r>
         <w:rPr>
-          <w:rFonts w:hint="eastAsia"/>
+          <w:rFonts w:hint="eastAsia" w:eastAsia="黑体"/>
           <w:b/>
           <w:bCs/>
         </w:rPr>
@@ -455,7 +498,7 @@
       </w:r>
       <w:r>
         <w:rPr>
-          <w:rFonts w:hint="eastAsia"/>
+          <w:rFonts w:hint="eastAsia" w:eastAsia="黑体"/>
         </w:rPr>
         <w:t xml:space="preserve">（</w:t>
       </w:r>
@@ -477,11 +520,14 @@
         </m:sSub>
       </m:oMath>
       <w:r>
+        <w:rPr>
+          <w:rFonts w:eastAsia="黑体"/>
+        </w:rPr>
         <w:t xml:space="preserve"> </w:t>
       </w:r>
       <w:r>
         <w:rPr>
-          <w:rFonts w:hint="eastAsia"/>
+          <w:rFonts w:hint="eastAsia" w:eastAsia="黑体"/>
         </w:rPr>
         <w:t xml:space="preserve">另一端、</w:t>
       </w:r>
@@ -500,11 +546,14 @@
         </m:sSub>
       </m:oMath>
       <w:r>
+        <w:rPr>
+          <w:rFonts w:eastAsia="黑体"/>
+        </w:rPr>
         <w:t xml:space="preserve"> </w:t>
       </w:r>
       <w:r>
         <w:rPr>
-          <w:rFonts w:hint="eastAsia"/>
+          <w:rFonts w:hint="eastAsia" w:eastAsia="黑体"/>
         </w:rPr>
         <w:t xml:space="preserve">一端、</w:t>
       </w:r>
@@ -523,15 +572,21 @@
         </m:sSub>
       </m:oMath>
       <w:r>
+        <w:rPr>
+          <w:rFonts w:eastAsia="黑体"/>
+        </w:rPr>
         <w:t xml:space="preserve"> </w:t>
       </w:r>
       <w:r>
         <w:rPr>
-          <w:rFonts w:hint="eastAsia"/>
+          <w:rFonts w:hint="eastAsia" w:eastAsia="黑体"/>
         </w:rPr>
         <w:t xml:space="preserve">上端与</w:t>
       </w:r>
       <w:r>
+        <w:rPr>
+          <w:rFonts w:eastAsia="黑体"/>
+        </w:rPr>
         <w:t xml:space="preserve"> </w:t>
       </w:r>
       <m:oMath>
@@ -549,26 +604,32 @@
         </m:sSub>
       </m:oMath>
       <w:r>
+        <w:rPr>
+          <w:rFonts w:eastAsia="黑体"/>
+        </w:rPr>
         <w:t xml:space="preserve"> </w:t>
       </w:r>
       <w:r>
         <w:rPr>
-          <w:rFonts w:hint="eastAsia"/>
+          <w:rFonts w:hint="eastAsia" w:eastAsia="黑体"/>
         </w:rPr>
         <w:t xml:space="preserve">的栅极</w:t>
       </w:r>
       <w:r>
+        <w:rPr>
+          <w:rFonts w:eastAsia="黑体"/>
+        </w:rPr>
         <w:t xml:space="preserve"> G </w:t>
       </w:r>
       <w:r>
         <w:rPr>
-          <w:rFonts w:hint="eastAsia"/>
+          <w:rFonts w:hint="eastAsia" w:eastAsia="黑体"/>
         </w:rPr>
         <w:t xml:space="preserve">相连）；</w:t>
       </w:r>
       <w:r>
         <w:rPr>
-          <w:rFonts w:hint="eastAsia"/>
+          <w:rFonts w:hint="eastAsia" w:eastAsia="黑体"/>
           <w:b/>
           <w:bCs/>
         </w:rPr>
@@ -576,6 +637,7 @@
       </w:r>
       <w:r>
         <w:rPr>
+          <w:rFonts w:eastAsia="黑体"/>
           <w:b/>
           <w:bCs/>
         </w:rPr>
@@ -583,7 +645,7 @@
       </w:r>
       <w:r>
         <w:rPr>
-          <w:rFonts w:hint="eastAsia"/>
+          <w:rFonts w:hint="eastAsia" w:eastAsia="黑体"/>
           <w:b/>
           <w:bCs/>
         </w:rPr>
@@ -591,7 +653,7 @@
       </w:r>
       <w:r>
         <w:rPr>
-          <w:rFonts w:hint="eastAsia"/>
+          <w:rFonts w:hint="eastAsia" w:eastAsia="黑体"/>
         </w:rPr>
         <w:t xml:space="preserve">（</w:t>
       </w:r>
@@ -610,35 +672,44 @@
         </m:sSub>
       </m:oMath>
       <w:r>
+        <w:rPr>
+          <w:rFonts w:eastAsia="黑体"/>
+        </w:rPr>
         <w:t xml:space="preserve"> </w:t>
       </w:r>
       <w:r>
         <w:rPr>
-          <w:rFonts w:hint="eastAsia"/>
+          <w:rFonts w:hint="eastAsia" w:eastAsia="黑体"/>
         </w:rPr>
         <w:t xml:space="preserve">的源极</w:t>
       </w:r>
       <w:r>
+        <w:rPr>
+          <w:rFonts w:eastAsia="黑体"/>
+        </w:rPr>
         <w:t xml:space="preserve"> S </w:t>
       </w:r>
       <w:r>
         <w:rPr>
-          <w:rFonts w:hint="eastAsia"/>
+          <w:rFonts w:hint="eastAsia" w:eastAsia="黑体"/>
         </w:rPr>
         <w:t xml:space="preserve">接地</w:t>
       </w:r>
       <w:r>
+        <w:rPr>
+          <w:rFonts w:eastAsia="黑体"/>
+        </w:rPr>
         <w:t xml:space="preserve"> </w:t>
       </w:r>
       <w:r>
         <w:rPr>
-          <w:rFonts w:hint="eastAsia"/>
+          <w:rFonts w:hint="eastAsia" w:eastAsia="黑体"/>
         </w:rPr>
         <w:t xml:space="preserve">GND）；</w:t>
       </w:r>
       <w:r>
         <w:rPr>
-          <w:rFonts w:hint="eastAsia"/>
+          <w:rFonts w:hint="eastAsia" w:eastAsia="黑体"/>
           <w:b/>
           <w:bCs/>
         </w:rPr>
@@ -646,6 +717,7 @@
       </w:r>
       <w:r>
         <w:rPr>
+          <w:rFonts w:eastAsia="黑体"/>
           <w:b/>
           <w:bCs/>
         </w:rPr>
@@ -653,7 +725,7 @@
       </w:r>
       <w:r>
         <w:rPr>
-          <w:rFonts w:hint="eastAsia"/>
+          <w:rFonts w:hint="eastAsia" w:eastAsia="黑体"/>
           <w:b/>
           <w:bCs/>
         </w:rPr>
@@ -661,7 +733,7 @@
       </w:r>
       <w:r>
         <w:rPr>
-          <w:rFonts w:hint="eastAsia"/>
+          <w:rFonts w:hint="eastAsia" w:eastAsia="黑体"/>
         </w:rPr>
         <w:t xml:space="preserve">（</w:t>
       </w:r>
@@ -680,15 +752,21 @@
         </m:sSub>
       </m:oMath>
       <w:r>
+        <w:rPr>
+          <w:rFonts w:eastAsia="黑体"/>
+        </w:rPr>
         <w:t xml:space="preserve"> </w:t>
       </w:r>
       <w:r>
         <w:rPr>
-          <w:rFonts w:hint="eastAsia"/>
+          <w:rFonts w:hint="eastAsia" w:eastAsia="黑体"/>
         </w:rPr>
         <w:t xml:space="preserve">的漏极</w:t>
       </w:r>
       <w:r>
+        <w:rPr>
+          <w:rFonts w:eastAsia="黑体"/>
+        </w:rPr>
         <w:t xml:space="preserve"> D、</w:t>
       </w:r>
       <m:oMath>
@@ -706,11 +784,14 @@
         </m:sSub>
       </m:oMath>
       <w:r>
+        <w:rPr>
+          <w:rFonts w:eastAsia="黑体"/>
+        </w:rPr>
         <w:t xml:space="preserve"> </w:t>
       </w:r>
       <w:r>
         <w:rPr>
-          <w:rFonts w:hint="eastAsia"/>
+          <w:rFonts w:hint="eastAsia" w:eastAsia="黑体"/>
         </w:rPr>
         <w:t xml:space="preserve">下端、</w:t>
       </w:r>
@@ -729,17 +810,20 @@
         </m:sSub>
       </m:oMath>
       <w:r>
+        <w:rPr>
+          <w:rFonts w:eastAsia="黑体"/>
+        </w:rPr>
         <w:t xml:space="preserve"> </w:t>
       </w:r>
       <w:r>
         <w:rPr>
-          <w:rFonts w:hint="eastAsia"/>
+          <w:rFonts w:hint="eastAsia" w:eastAsia="黑体"/>
         </w:rPr>
         <w:t xml:space="preserve">一端相连）；</w:t>
       </w:r>
       <w:r>
         <w:rPr>
-          <w:rFonts w:hint="eastAsia"/>
+          <w:rFonts w:hint="eastAsia" w:eastAsia="黑体"/>
           <w:b/>
           <w:bCs/>
         </w:rPr>
@@ -747,6 +831,7 @@
       </w:r>
       <w:r>
         <w:rPr>
+          <w:rFonts w:eastAsia="黑体"/>
           <w:b/>
           <w:bCs/>
         </w:rPr>
@@ -754,7 +839,7 @@
       </w:r>
       <w:r>
         <w:rPr>
-          <w:rFonts w:hint="eastAsia"/>
+          <w:rFonts w:hint="eastAsia" w:eastAsia="黑体"/>
           <w:b/>
           <w:bCs/>
         </w:rPr>
@@ -762,7 +847,7 @@
       </w:r>
       <w:r>
         <w:rPr>
-          <w:rFonts w:hint="eastAsia"/>
+          <w:rFonts w:hint="eastAsia" w:eastAsia="黑体"/>
         </w:rPr>
         <w:t xml:space="preserve">（</w:t>
       </w:r>
@@ -781,11 +866,14 @@
         </m:sSub>
       </m:oMath>
       <w:r>
+        <w:rPr>
+          <w:rFonts w:eastAsia="黑体"/>
+        </w:rPr>
         <w:t xml:space="preserve"> </w:t>
       </w:r>
       <w:r>
         <w:rPr>
-          <w:rFonts w:hint="eastAsia"/>
+          <w:rFonts w:hint="eastAsia" w:eastAsia="黑体"/>
         </w:rPr>
         <w:t xml:space="preserve">另一端、</w:t>
       </w:r>
@@ -810,17 +898,20 @@
         </m:sSub>
       </m:oMath>
       <w:r>
+        <w:rPr>
+          <w:rFonts w:eastAsia="黑体"/>
+        </w:rPr>
         <w:t xml:space="preserve"> </w:t>
       </w:r>
       <w:r>
         <w:rPr>
-          <w:rFonts w:hint="eastAsia"/>
+          <w:rFonts w:hint="eastAsia" w:eastAsia="黑体"/>
         </w:rPr>
         <w:t xml:space="preserve">一端相连）；</w:t>
       </w:r>
       <w:r>
         <w:rPr>
-          <w:rFonts w:hint="eastAsia"/>
+          <w:rFonts w:hint="eastAsia" w:eastAsia="黑体"/>
           <w:b/>
           <w:bCs/>
         </w:rPr>
@@ -828,6 +919,7 @@
       </w:r>
       <w:r>
         <w:rPr>
+          <w:rFonts w:eastAsia="黑体"/>
           <w:b/>
           <w:bCs/>
         </w:rPr>
@@ -835,7 +927,7 @@
       </w:r>
       <w:r>
         <w:rPr>
-          <w:rFonts w:hint="eastAsia"/>
+          <w:rFonts w:hint="eastAsia" w:eastAsia="黑体"/>
           <w:b/>
           <w:bCs/>
         </w:rPr>
@@ -843,7 +935,7 @@
       </w:r>
       <w:r>
         <w:rPr>
-          <w:rFonts w:hint="eastAsia"/>
+          <w:rFonts w:hint="eastAsia" w:eastAsia="黑体"/>
         </w:rPr>
         <w:t xml:space="preserve">（</w:t>
       </w:r>
@@ -868,17 +960,20 @@
         </m:sSub>
       </m:oMath>
       <w:r>
+        <w:rPr>
+          <w:rFonts w:eastAsia="黑体"/>
+        </w:rPr>
         <w:t xml:space="preserve"> </w:t>
       </w:r>
       <w:r>
         <w:rPr>
-          <w:rFonts w:hint="eastAsia"/>
+          <w:rFonts w:hint="eastAsia" w:eastAsia="黑体"/>
         </w:rPr>
         <w:t xml:space="preserve">另一端，经匹配与滤波后送往天线负载）；</w:t>
       </w:r>
       <w:r>
         <w:rPr>
-          <w:rFonts w:hint="eastAsia"/>
+          <w:rFonts w:hint="eastAsia" w:eastAsia="黑体"/>
           <w:b/>
           <w:bCs/>
         </w:rPr>
@@ -886,6 +981,7 @@
       </w:r>
       <w:r>
         <w:rPr>
+          <w:rFonts w:eastAsia="黑体"/>
           <w:b/>
           <w:bCs/>
         </w:rPr>
@@ -893,7 +989,7 @@
       </w:r>
       <w:r>
         <w:rPr>
-          <w:rFonts w:hint="eastAsia"/>
+          <w:rFonts w:hint="eastAsia" w:eastAsia="黑体"/>
           <w:b/>
           <w:bCs/>
         </w:rPr>
@@ -901,6 +997,7 @@
       </w:r>
       <w:r>
         <w:rPr>
+          <w:rFonts w:eastAsia="黑体"/>
           <w:b/>
           <w:bCs/>
         </w:rPr>
@@ -925,7 +1022,7 @@
       </m:oMath>
       <w:r>
         <w:rPr>
-          <w:rFonts w:hint="eastAsia"/>
+          <w:rFonts w:hint="eastAsia" w:eastAsia="黑体"/>
         </w:rPr>
         <w:t xml:space="preserve">（</w:t>
       </w:r>
@@ -944,17 +1041,20 @@
         </m:sSub>
       </m:oMath>
       <w:r>
+        <w:rPr>
+          <w:rFonts w:eastAsia="黑体"/>
+        </w:rPr>
         <w:t xml:space="preserve"> </w:t>
       </w:r>
       <w:r>
         <w:rPr>
-          <w:rFonts w:hint="eastAsia"/>
+          <w:rFonts w:hint="eastAsia" w:eastAsia="黑体"/>
         </w:rPr>
         <w:t xml:space="preserve">上端处）；</w:t>
       </w:r>
       <w:r>
         <w:rPr>
-          <w:rFonts w:hint="eastAsia"/>
+          <w:rFonts w:hint="eastAsia" w:eastAsia="黑体"/>
           <w:b/>
           <w:bCs/>
         </w:rPr>
@@ -962,6 +1062,7 @@
       </w:r>
       <w:r>
         <w:rPr>
+          <w:rFonts w:eastAsia="黑体"/>
           <w:b/>
           <w:bCs/>
         </w:rPr>
@@ -969,7 +1070,7 @@
       </w:r>
       <w:r>
         <w:rPr>
-          <w:rFonts w:hint="eastAsia"/>
+          <w:rFonts w:hint="eastAsia" w:eastAsia="黑体"/>
           <w:b/>
           <w:bCs/>
         </w:rPr>
@@ -977,6 +1078,7 @@
       </w:r>
       <w:r>
         <w:rPr>
+          <w:rFonts w:eastAsia="黑体"/>
           <w:b/>
           <w:bCs/>
         </w:rPr>
@@ -984,7 +1086,7 @@
       </w:r>
       <w:r>
         <w:rPr>
-          <w:rFonts w:hint="eastAsia"/>
+          <w:rFonts w:hint="eastAsia" w:eastAsia="黑体"/>
         </w:rPr>
         <w:t xml:space="preserve">（</w:t>
       </w:r>
@@ -1003,11 +1105,14 @@
         </m:sSub>
       </m:oMath>
       <w:r>
+        <w:rPr>
+          <w:rFonts w:eastAsia="黑体"/>
+        </w:rPr>
         <w:t xml:space="preserve"> </w:t>
       </w:r>
       <w:r>
         <w:rPr>
-          <w:rFonts w:hint="eastAsia"/>
+          <w:rFonts w:hint="eastAsia" w:eastAsia="黑体"/>
         </w:rPr>
         <w:t xml:space="preserve">另一端、</w:t>
       </w:r>
@@ -1026,11 +1131,14 @@
         </m:sSub>
       </m:oMath>
       <w:r>
+        <w:rPr>
+          <w:rFonts w:eastAsia="黑体"/>
+        </w:rPr>
         <w:t xml:space="preserve"> </w:t>
       </w:r>
       <w:r>
         <w:rPr>
-          <w:rFonts w:hint="eastAsia"/>
+          <w:rFonts w:hint="eastAsia" w:eastAsia="黑体"/>
         </w:rPr>
         <w:t xml:space="preserve">下端、</w:t>
       </w:r>
@@ -1049,20 +1157,26 @@
         </m:sSub>
       </m:oMath>
       <w:r>
+        <w:rPr>
+          <w:rFonts w:eastAsia="黑体"/>
+        </w:rPr>
         <w:t xml:space="preserve"> </w:t>
       </w:r>
       <w:r>
         <w:rPr>
-          <w:rFonts w:hint="eastAsia"/>
+          <w:rFonts w:hint="eastAsia" w:eastAsia="黑体"/>
         </w:rPr>
         <w:t xml:space="preserve">的源极</w:t>
       </w:r>
       <w:r>
+        <w:rPr>
+          <w:rFonts w:eastAsia="黑体"/>
+        </w:rPr>
         <w:t xml:space="preserve"> S </w:t>
       </w:r>
       <w:r>
         <w:rPr>
-          <w:rFonts w:hint="eastAsia"/>
+          <w:rFonts w:hint="eastAsia" w:eastAsia="黑体"/>
         </w:rPr>
         <w:t xml:space="preserve">与电源负极相连）。</w:t>
       </w:r>
@@ -1071,7 +1185,7 @@
       <w:pPr/>
       <w:r>
         <w:rPr>
-          <w:rFonts w:hint="eastAsia"/>
+          <w:rFonts w:hint="eastAsia" w:eastAsia="黑体"/>
         </w:rPr>
         <w:t xml:space="preserve">各元件管脚连接：</w:t>
       </w:r>
@@ -1090,38 +1204,50 @@
         </m:sSub>
       </m:oMath>
       <w:r>
+        <w:rPr>
+          <w:rFonts w:eastAsia="黑体"/>
+        </w:rPr>
         <w:t xml:space="preserve"> </w:t>
       </w:r>
       <w:r>
         <w:rPr>
-          <w:rFonts w:hint="eastAsia"/>
+          <w:rFonts w:hint="eastAsia" w:eastAsia="黑体"/>
         </w:rPr>
         <w:t xml:space="preserve">的栅极</w:t>
       </w:r>
       <w:r>
+        <w:rPr>
+          <w:rFonts w:eastAsia="黑体"/>
+        </w:rPr>
         <w:t xml:space="preserve"> G </w:t>
       </w:r>
       <w:r>
         <w:rPr>
-          <w:rFonts w:hint="eastAsia"/>
+          <w:rFonts w:hint="eastAsia" w:eastAsia="黑体"/>
         </w:rPr>
         <w:t xml:space="preserve">接栅极节点②、源极</w:t>
       </w:r>
       <w:r>
+        <w:rPr>
+          <w:rFonts w:eastAsia="黑体"/>
+        </w:rPr>
         <w:t xml:space="preserve"> S </w:t>
       </w:r>
       <w:r>
         <w:rPr>
-          <w:rFonts w:hint="eastAsia"/>
+          <w:rFonts w:hint="eastAsia" w:eastAsia="黑体"/>
         </w:rPr>
         <w:t xml:space="preserve">接地节点⑧、漏极</w:t>
       </w:r>
       <w:r>
+        <w:rPr>
+          <w:rFonts w:eastAsia="黑体"/>
+        </w:rPr>
         <w:t xml:space="preserve"> D </w:t>
       </w:r>
       <w:r>
         <w:rPr>
-          <w:rFonts w:hint="eastAsia"/>
+          <w:rFonts w:hint="eastAsia" w:eastAsia="黑体"/>
         </w:rPr>
         <w:t xml:space="preserve">接漏极节点④；</w:t>
       </w:r>
@@ -1143,11 +1269,14 @@
         </m:sSub>
       </m:oMath>
       <w:r>
+        <w:rPr>
+          <w:rFonts w:eastAsia="黑体"/>
+        </w:rPr>
         <w:t xml:space="preserve"> </w:t>
       </w:r>
       <w:r>
         <w:rPr>
-          <w:rFonts w:hint="eastAsia"/>
+          <w:rFonts w:hint="eastAsia" w:eastAsia="黑体"/>
         </w:rPr>
         <w:t xml:space="preserve">一端接输入节点①、另一端接栅极节点②；</w:t>
       </w:r>
@@ -1166,11 +1295,14 @@
         </m:sSub>
       </m:oMath>
       <w:r>
+        <w:rPr>
+          <w:rFonts w:eastAsia="黑体"/>
+        </w:rPr>
         <w:t xml:space="preserve"> </w:t>
       </w:r>
       <w:r>
         <w:rPr>
-          <w:rFonts w:hint="eastAsia"/>
+          <w:rFonts w:hint="eastAsia" w:eastAsia="黑体"/>
         </w:rPr>
         <w:t xml:space="preserve">一端接栅极节点②、另一端接地节点⑧；</w:t>
       </w:r>
@@ -1189,11 +1321,14 @@
         </m:sSub>
       </m:oMath>
       <w:r>
+        <w:rPr>
+          <w:rFonts w:eastAsia="黑体"/>
+        </w:rPr>
         <w:t xml:space="preserve"> </w:t>
       </w:r>
       <w:r>
         <w:rPr>
-          <w:rFonts w:hint="eastAsia"/>
+          <w:rFonts w:hint="eastAsia" w:eastAsia="黑体"/>
         </w:rPr>
         <w:t xml:space="preserve">一端接栅极节点②、另一端接地节点⑧；</w:t>
       </w:r>
@@ -1212,11 +1347,14 @@
         </m:sSub>
       </m:oMath>
       <w:r>
+        <w:rPr>
+          <w:rFonts w:eastAsia="黑体"/>
+        </w:rPr>
         <w:t xml:space="preserve"> </w:t>
       </w:r>
       <w:r>
         <w:rPr>
-          <w:rFonts w:hint="eastAsia"/>
+          <w:rFonts w:hint="eastAsia" w:eastAsia="黑体"/>
         </w:rPr>
         <w:t xml:space="preserve">一端接电源节点⑦、另一端接漏极节点④；</w:t>
       </w:r>
@@ -1235,11 +1373,14 @@
         </m:sSub>
       </m:oMath>
       <w:r>
+        <w:rPr>
+          <w:rFonts w:eastAsia="黑体"/>
+        </w:rPr>
         <w:t xml:space="preserve"> </w:t>
       </w:r>
       <w:r>
         <w:rPr>
-          <w:rFonts w:hint="eastAsia"/>
+          <w:rFonts w:hint="eastAsia" w:eastAsia="黑体"/>
         </w:rPr>
         <w:t xml:space="preserve">一端接漏极节点④、另一端接输出中间节点⑤；</w:t>
       </w:r>
@@ -1264,11 +1405,14 @@
         </m:sSub>
       </m:oMath>
       <w:r>
+        <w:rPr>
+          <w:rFonts w:eastAsia="黑体"/>
+        </w:rPr>
         <w:t xml:space="preserve"> </w:t>
       </w:r>
       <w:r>
         <w:rPr>
-          <w:rFonts w:hint="eastAsia"/>
+          <w:rFonts w:hint="eastAsia" w:eastAsia="黑体"/>
         </w:rPr>
         <w:t xml:space="preserve">一端接输出中间节点⑤、另一端接输出节点⑥。</w:t>
       </w:r>
@@ -1277,7 +1421,7 @@
       <w:pPr/>
       <w:r>
         <w:rPr>
-          <w:rFonts w:hint="eastAsia"/>
+          <w:rFonts w:hint="eastAsia" w:eastAsia="黑体"/>
         </w:rPr>
         <w:t xml:space="preserve">由此构成”射频信号经输入匹配注入栅极、</w:t>
       </w:r>
@@ -1296,15 +1440,21 @@
         </m:sSub>
       </m:oMath>
       <w:r>
+        <w:rPr>
+          <w:rFonts w:eastAsia="黑体"/>
+        </w:rPr>
         <w:t xml:space="preserve"> </w:t>
       </w:r>
       <w:r>
         <w:rPr>
-          <w:rFonts w:hint="eastAsia"/>
+          <w:rFonts w:hint="eastAsia" w:eastAsia="黑体"/>
         </w:rPr>
         <w:t xml:space="preserve">共源功放、漏极经扼流圈馈电、输出匹配网络把基波功率交给负载并做谐波整形”的功率放大组态；栅极偏置</w:t>
       </w:r>
       <w:r>
+        <w:rPr>
+          <w:rFonts w:eastAsia="黑体"/>
+        </w:rPr>
         <w:t xml:space="preserve"> </w:t>
       </w:r>
       <m:oMath>
@@ -1322,29 +1472,38 @@
         </m:sSub>
       </m:oMath>
       <w:r>
+        <w:rPr>
+          <w:rFonts w:eastAsia="黑体"/>
+        </w:rPr>
         <w:t xml:space="preserve"> </w:t>
       </w:r>
       <w:r>
         <w:rPr>
-          <w:rFonts w:hint="eastAsia"/>
+          <w:rFonts w:hint="eastAsia" w:eastAsia="黑体"/>
         </w:rPr>
         <w:t xml:space="preserve">设定导通角决定</w:t>
       </w:r>
       <w:r>
+        <w:rPr>
+          <w:rFonts w:eastAsia="黑体"/>
+        </w:rPr>
         <w:t xml:space="preserve"> A/AB/B/C </w:t>
       </w:r>
       <w:r>
         <w:rPr>
-          <w:rFonts w:hint="eastAsia"/>
+          <w:rFonts w:hint="eastAsia" w:eastAsia="黑体"/>
         </w:rPr>
         <w:t xml:space="preserve">类工作方式，D/E/F</w:t>
       </w:r>
       <w:r>
+        <w:rPr>
+          <w:rFonts w:eastAsia="黑体"/>
+        </w:rPr>
         <w:t xml:space="preserve"> </w:t>
       </w:r>
       <w:r>
         <w:rPr>
-          <w:rFonts w:hint="eastAsia"/>
+          <w:rFonts w:hint="eastAsia" w:eastAsia="黑体"/>
         </w:rPr>
         <w:t xml:space="preserve">类则靠开关工作与谐波整形获得更高效率。</w:t>
       </w:r>
@@ -1357,7 +1516,7 @@
       </w:pPr>
       <w:r>
         <w:rPr>
-          <w:rFonts w:hint="eastAsia"/>
+          <w:rFonts w:hint="eastAsia" w:eastAsia="黑体"/>
         </w:rPr>
         <w:t xml:space="preserve">工作原理</w:t>
       </w:r>
@@ -1368,25 +1527,31 @@
       </w:pPr>
       <w:r>
         <w:rPr>
-          <w:rFonts w:hint="eastAsia"/>
+          <w:rFonts w:hint="eastAsia" w:eastAsia="黑体"/>
         </w:rPr>
         <w:t xml:space="preserve">大信号射频经匹配网络送入功率管，晶体管在饱和</w:t>
       </w:r>
       <w:r>
+        <w:rPr>
+          <w:rFonts w:eastAsia="黑体"/>
+        </w:rPr>
         <w:t xml:space="preserve"> / </w:t>
       </w:r>
       <w:r>
         <w:rPr>
-          <w:rFonts w:hint="eastAsia"/>
+          <w:rFonts w:hint="eastAsia" w:eastAsia="黑体"/>
         </w:rPr>
         <w:t xml:space="preserve">截止间切换或线性工作，输出经谐波匹配网络把基波功率高效交给负载，谐波被滤除或整形以提升效率。D/E/F</w:t>
       </w:r>
       <w:r>
+        <w:rPr>
+          <w:rFonts w:eastAsia="黑体"/>
+        </w:rPr>
         <w:t xml:space="preserve"> </w:t>
       </w:r>
       <w:r>
         <w:rPr>
-          <w:rFonts w:hint="eastAsia"/>
+          <w:rFonts w:hint="eastAsia" w:eastAsia="黑体"/>
         </w:rPr>
         <w:t xml:space="preserve">类靠开关工作与谐波整形获得高功率附加效率。</w:t>
       </w:r>
@@ -1399,7 +1564,7 @@
       </w:pPr>
       <w:r>
         <w:rPr>
-          <w:rFonts w:hint="eastAsia"/>
+          <w:rFonts w:hint="eastAsia" w:eastAsia="黑体"/>
         </w:rPr>
         <w:t xml:space="preserve">关键计算公式</w:t>
       </w:r>
@@ -1413,7 +1578,7 @@
       </w:pPr>
       <w:r>
         <w:rPr>
-          <w:rFonts w:hint="eastAsia"/>
+          <w:rFonts w:hint="eastAsia" w:eastAsia="黑体"/>
         </w:rPr>
         <w:t xml:space="preserve">输出功率：</w:t>
       </w:r>
@@ -1508,7 +1673,7 @@
       </w:pPr>
       <w:r>
         <w:rPr>
-          <w:rFonts w:hint="eastAsia"/>
+          <w:rFonts w:hint="eastAsia" w:eastAsia="黑体"/>
         </w:rPr>
         <w:t xml:space="preserve">直流输入功率：</w:t>
       </w:r>
@@ -1586,7 +1751,7 @@
       </w:pPr>
       <w:r>
         <w:rPr>
-          <w:rFonts w:hint="eastAsia"/>
+          <w:rFonts w:hint="eastAsia" w:eastAsia="黑体"/>
         </w:rPr>
         <w:t xml:space="preserve">漏极（集电极）效率：</w:t>
       </w:r>
@@ -1673,7 +1838,7 @@
       </w:pPr>
       <w:r>
         <w:rPr>
-          <w:rFonts w:hint="eastAsia"/>
+          <w:rFonts w:hint="eastAsia" w:eastAsia="黑体"/>
         </w:rPr>
         <w:t xml:space="preserve">功率附加效率：</w:t>
       </w:r>
@@ -1777,15 +1942,21 @@
         </w:numPr>
       </w:pPr>
       <w:r>
+        <w:rPr>
+          <w:rFonts w:eastAsia="黑体"/>
+        </w:rPr>
         <w:t xml:space="preserve">A </w:t>
       </w:r>
       <w:r>
         <w:rPr>
-          <w:rFonts w:hint="eastAsia"/>
+          <w:rFonts w:hint="eastAsia" w:eastAsia="黑体"/>
         </w:rPr>
         <w:t xml:space="preserve">类理论最高效率</w:t>
       </w:r>
       <w:r>
+        <w:rPr>
+          <w:rFonts w:eastAsia="黑体"/>
+        </w:rPr>
         <w:t xml:space="preserve"> </w:t>
       </w:r>
       <m:oMath>
@@ -1819,20 +1990,26 @@
       </m:oMath>
       <w:r>
         <w:rPr>
-          <w:rFonts w:hint="eastAsia"/>
+          <w:rFonts w:hint="eastAsia" w:eastAsia="黑体"/>
         </w:rPr>
         <w:t xml:space="preserve">，B</w:t>
       </w:r>
       <w:r>
+        <w:rPr>
+          <w:rFonts w:eastAsia="黑体"/>
+        </w:rPr>
         <w:t xml:space="preserve"> </w:t>
       </w:r>
       <w:r>
         <w:rPr>
-          <w:rFonts w:hint="eastAsia"/>
+          <w:rFonts w:hint="eastAsia" w:eastAsia="黑体"/>
         </w:rPr>
         <w:t xml:space="preserve">类</w:t>
       </w:r>
       <w:r>
+        <w:rPr>
+          <w:rFonts w:eastAsia="黑体"/>
+        </w:rPr>
         <w:t xml:space="preserve"> </w:t>
       </w:r>
       <m:oMath>
@@ -1883,6 +2060,9 @@
         </m:r>
       </m:oMath>
       <w:r>
+        <w:rPr>
+          <w:rFonts w:eastAsia="黑体"/>
+        </w:rPr>
         <w:t xml:space="preserve">。</w:t>
       </w:r>
     </w:p>
@@ -1917,7 +2097,7 @@
             </w:pPr>
             <w:r>
               <w:rPr>
-                <w:rFonts w:hint="eastAsia"/>
+                <w:rFonts w:hint="eastAsia" w:eastAsia="黑体"/>
               </w:rPr>
               <w:t xml:space="preserve">符号</w:t>
             </w:r>
@@ -1931,7 +2111,7 @@
             </w:pPr>
             <w:r>
               <w:rPr>
-                <w:rFonts w:hint="eastAsia"/>
+                <w:rFonts w:hint="eastAsia" w:eastAsia="黑体"/>
               </w:rPr>
               <w:t xml:space="preserve">含义</w:t>
             </w:r>
@@ -1945,7 +2125,7 @@
             </w:pPr>
             <w:r>
               <w:rPr>
-                <w:rFonts w:hint="eastAsia"/>
+                <w:rFonts w:hint="eastAsia" w:eastAsia="黑体"/>
               </w:rPr>
               <w:t xml:space="preserve">单位</w:t>
             </w:r>
@@ -1980,12 +2160,21 @@
               </m:sSub>
             </m:oMath>
             <w:r>
+              <w:rPr>
+                <w:rFonts w:eastAsia="黑体"/>
+              </w:rPr>
               <w:t xml:space="preserve"> </w:t>
             </w:r>
             <w:r>
+              <w:rPr>
+                <w:rFonts w:eastAsia="黑体"/>
+              </w:rPr>
               <w:t xml:space="preserve">/</w:t>
             </w:r>
             <w:r>
+              <w:rPr>
+                <w:rFonts w:eastAsia="黑体"/>
+              </w:rPr>
               <w:t xml:space="preserve"> </w:t>
             </w:r>
             <m:oMath>
@@ -2015,16 +2204,19 @@
             </w:pPr>
             <w:r>
               <w:rPr>
-                <w:rFonts w:hint="eastAsia"/>
+                <w:rFonts w:hint="eastAsia" w:eastAsia="黑体"/>
               </w:rPr>
               <w:t xml:space="preserve">输出</w:t>
             </w:r>
             <w:r>
+              <w:rPr>
+                <w:rFonts w:eastAsia="黑体"/>
+              </w:rPr>
               <w:t xml:space="preserve"> / </w:t>
             </w:r>
             <w:r>
               <w:rPr>
-                <w:rFonts w:hint="eastAsia"/>
+                <w:rFonts w:hint="eastAsia" w:eastAsia="黑体"/>
               </w:rPr>
               <w:t xml:space="preserve">输入功率</w:t>
             </w:r>
@@ -2037,6 +2229,9 @@
               <w:pStyle w:val="Compact"/>
             </w:pPr>
             <w:r>
+              <w:rPr>
+                <w:rFonts w:eastAsia="黑体"/>
+              </w:rPr>
               <w:t xml:space="preserve">W</w:t>
             </w:r>
           </w:p>
@@ -2067,6 +2262,9 @@
               </m:sSub>
             </m:oMath>
             <w:r>
+              <w:rPr>
+                <w:rFonts w:eastAsia="黑体"/>
+              </w:rPr>
               <w:t xml:space="preserve">​</w:t>
             </w:r>
           </w:p>
@@ -2079,7 +2277,7 @@
             </w:pPr>
             <w:r>
               <w:rPr>
-                <w:rFonts w:hint="eastAsia"/>
+                <w:rFonts w:hint="eastAsia" w:eastAsia="黑体"/>
               </w:rPr>
               <w:t xml:space="preserve">直流功率</w:t>
             </w:r>
@@ -2092,6 +2290,9 @@
               <w:pStyle w:val="Compact"/>
             </w:pPr>
             <w:r>
+              <w:rPr>
+                <w:rFonts w:eastAsia="黑体"/>
+              </w:rPr>
               <w:t xml:space="preserve">W</w:t>
             </w:r>
           </w:p>
@@ -2122,12 +2323,21 @@
               </m:sSub>
             </m:oMath>
             <w:r>
+              <w:rPr>
+                <w:rFonts w:eastAsia="黑体"/>
+              </w:rPr>
               <w:t xml:space="preserve"> </w:t>
             </w:r>
             <w:r>
+              <w:rPr>
+                <w:rFonts w:eastAsia="黑体"/>
+              </w:rPr>
               <w:t xml:space="preserve">/</w:t>
             </w:r>
             <w:r>
+              <w:rPr>
+                <w:rFonts w:eastAsia="黑体"/>
+              </w:rPr>
               <w:t xml:space="preserve"> </w:t>
             </w:r>
             <m:oMath>
@@ -2157,16 +2367,19 @@
             </w:pPr>
             <w:r>
               <w:rPr>
-                <w:rFonts w:hint="eastAsia"/>
+                <w:rFonts w:hint="eastAsia" w:eastAsia="黑体"/>
               </w:rPr>
               <w:t xml:space="preserve">漏极偏置电压</w:t>
             </w:r>
             <w:r>
+              <w:rPr>
+                <w:rFonts w:eastAsia="黑体"/>
+              </w:rPr>
               <w:t xml:space="preserve"> / </w:t>
             </w:r>
             <w:r>
               <w:rPr>
-                <w:rFonts w:hint="eastAsia"/>
+                <w:rFonts w:hint="eastAsia" w:eastAsia="黑体"/>
               </w:rPr>
               <w:t xml:space="preserve">电流</w:t>
             </w:r>
@@ -2179,6 +2392,9 @@
               <w:pStyle w:val="Compact"/>
             </w:pPr>
             <w:r>
+              <w:rPr>
+                <w:rFonts w:eastAsia="黑体"/>
+              </w:rPr>
               <w:t xml:space="preserve">V / A</w:t>
             </w:r>
           </w:p>
@@ -2209,6 +2425,9 @@
               </m:sSub>
             </m:oMath>
             <w:r>
+              <w:rPr>
+                <w:rFonts w:eastAsia="黑体"/>
+              </w:rPr>
               <w:t xml:space="preserve">​</w:t>
             </w:r>
           </w:p>
@@ -2221,7 +2440,7 @@
             </w:pPr>
             <w:r>
               <w:rPr>
-                <w:rFonts w:hint="eastAsia"/>
+                <w:rFonts w:hint="eastAsia" w:eastAsia="黑体"/>
               </w:rPr>
               <w:t xml:space="preserve">负载基波电压峰值</w:t>
             </w:r>
@@ -2234,6 +2453,9 @@
               <w:pStyle w:val="Compact"/>
             </w:pPr>
             <w:r>
+              <w:rPr>
+                <w:rFonts w:eastAsia="黑体"/>
+              </w:rPr>
               <w:t xml:space="preserve">V</w:t>
             </w:r>
           </w:p>
@@ -2261,6 +2483,9 @@
               </m:sSub>
             </m:oMath>
             <w:r>
+              <w:rPr>
+                <w:rFonts w:eastAsia="黑体"/>
+              </w:rPr>
               <w:t xml:space="preserve">​</w:t>
             </w:r>
           </w:p>
@@ -2273,7 +2498,7 @@
             </w:pPr>
             <w:r>
               <w:rPr>
-                <w:rFonts w:hint="eastAsia"/>
+                <w:rFonts w:hint="eastAsia" w:eastAsia="黑体"/>
               </w:rPr>
               <w:t xml:space="preserve">等效负载阻抗</w:t>
             </w:r>
@@ -2286,6 +2511,9 @@
               <w:pStyle w:val="Compact"/>
             </w:pPr>
             <w:r>
+              <w:rPr>
+                <w:rFonts w:eastAsia="黑体"/>
+              </w:rPr>
               <w:t xml:space="preserve">Ω</w:t>
             </w:r>
           </w:p>
@@ -2313,12 +2541,21 @@
               </m:sSub>
             </m:oMath>
             <w:r>
+              <w:rPr>
+                <w:rFonts w:eastAsia="黑体"/>
+              </w:rPr>
               <w:t xml:space="preserve"> </w:t>
             </w:r>
             <w:r>
+              <w:rPr>
+                <w:rFonts w:eastAsia="黑体"/>
+              </w:rPr>
               <w:t xml:space="preserve">/</w:t>
             </w:r>
             <w:r>
+              <w:rPr>
+                <w:rFonts w:eastAsia="黑体"/>
+              </w:rPr>
               <w:t xml:space="preserve"> </w:t>
             </w:r>
             <m:oMath>
@@ -2342,16 +2579,19 @@
             </w:pPr>
             <w:r>
               <w:rPr>
-                <w:rFonts w:hint="eastAsia"/>
+                <w:rFonts w:hint="eastAsia" w:eastAsia="黑体"/>
               </w:rPr>
               <w:t xml:space="preserve">效率</w:t>
             </w:r>
             <w:r>
+              <w:rPr>
+                <w:rFonts w:eastAsia="黑体"/>
+              </w:rPr>
               <w:t xml:space="preserve"> / </w:t>
             </w:r>
             <w:r>
               <w:rPr>
-                <w:rFonts w:hint="eastAsia"/>
+                <w:rFonts w:hint="eastAsia" w:eastAsia="黑体"/>
               </w:rPr>
               <w:t xml:space="preserve">功率附加效率</w:t>
             </w:r>
@@ -2365,7 +2605,7 @@
             </w:pPr>
             <w:r>
               <w:rPr>
-                <w:rFonts w:hint="eastAsia"/>
+                <w:rFonts w:hint="eastAsia" w:eastAsia="黑体"/>
               </w:rPr>
               <w:t xml:space="preserve">（无量纲）</w:t>
             </w:r>
@@ -2381,7 +2621,7 @@
       </w:pPr>
       <w:r>
         <w:rPr>
-          <w:rFonts w:hint="eastAsia"/>
+          <w:rFonts w:hint="eastAsia" w:eastAsia="黑体"/>
         </w:rPr>
         <w:t xml:space="preserve">元件调整影响</w:t>
       </w:r>
@@ -2413,6 +2653,7 @@
       </m:oMath>
       <w:r>
         <w:rPr>
+          <w:rFonts w:eastAsia="黑体"/>
           <w:b/>
           <w:bCs/>
         </w:rPr>
@@ -2420,21 +2661,27 @@
       </w:r>
       <w:r>
         <w:rPr>
-          <w:rFonts w:hint="eastAsia"/>
+          <w:rFonts w:hint="eastAsia" w:eastAsia="黑体"/>
           <w:b/>
           <w:bCs/>
         </w:rPr>
         <w:t xml:space="preserve">增大</w:t>
       </w:r>
       <w:r>
+        <w:rPr>
+          <w:rFonts w:eastAsia="黑体"/>
+        </w:rPr>
         <w:t xml:space="preserve"> </w:t>
       </w:r>
       <w:r>
+        <w:rPr>
+          <w:rFonts w:eastAsia="黑体"/>
+        </w:rPr>
         <w:t xml:space="preserve">→ </w:t>
       </w:r>
       <w:r>
         <w:rPr>
-          <w:rFonts w:hint="eastAsia"/>
+          <w:rFonts w:hint="eastAsia" w:eastAsia="黑体"/>
         </w:rPr>
         <w:t xml:space="preserve">输出功率与效率提升，但器件耐压与散热要求升高。</w:t>
       </w:r>
@@ -2449,7 +2696,7 @@
       </w:pPr>
       <w:r>
         <w:rPr>
-          <w:rFonts w:hint="eastAsia"/>
+          <w:rFonts w:hint="eastAsia" w:eastAsia="黑体"/>
           <w:b/>
           <w:bCs/>
         </w:rPr>
@@ -2457,6 +2704,7 @@
       </w:r>
       <w:r>
         <w:rPr>
+          <w:rFonts w:eastAsia="黑体"/>
           <w:b/>
           <w:bCs/>
         </w:rPr>
@@ -2478,6 +2726,7 @@
       </m:oMath>
       <w:r>
         <w:rPr>
+          <w:rFonts w:eastAsia="黑体"/>
           <w:b/>
           <w:bCs/>
         </w:rPr>
@@ -2485,21 +2734,27 @@
       </w:r>
       <w:r>
         <w:rPr>
-          <w:rFonts w:hint="eastAsia"/>
+          <w:rFonts w:hint="eastAsia" w:eastAsia="黑体"/>
           <w:b/>
           <w:bCs/>
         </w:rPr>
         <w:t xml:space="preserve">增大</w:t>
       </w:r>
       <w:r>
+        <w:rPr>
+          <w:rFonts w:eastAsia="黑体"/>
+        </w:rPr>
         <w:t xml:space="preserve"> </w:t>
       </w:r>
       <w:r>
+        <w:rPr>
+          <w:rFonts w:eastAsia="黑体"/>
+        </w:rPr>
         <w:t xml:space="preserve">→ </w:t>
       </w:r>
       <w:r>
         <w:rPr>
-          <w:rFonts w:hint="eastAsia"/>
+          <w:rFonts w:hint="eastAsia" w:eastAsia="黑体"/>
         </w:rPr>
         <w:t xml:space="preserve">输出功率下降、电压摆幅增大，影响线性度。</w:t>
       </w:r>
@@ -2514,7 +2769,7 @@
       </w:pPr>
       <w:r>
         <w:rPr>
-          <w:rFonts w:hint="eastAsia"/>
+          <w:rFonts w:hint="eastAsia" w:eastAsia="黑体"/>
           <w:b/>
           <w:bCs/>
         </w:rPr>
@@ -2522,6 +2777,7 @@
       </w:r>
       <w:r>
         <w:rPr>
+          <w:rFonts w:eastAsia="黑体"/>
           <w:b/>
           <w:bCs/>
         </w:rPr>
@@ -2529,7 +2785,7 @@
       </w:r>
       <w:r>
         <w:rPr>
-          <w:rFonts w:hint="eastAsia"/>
+          <w:rFonts w:hint="eastAsia" w:eastAsia="黑体"/>
           <w:b/>
           <w:bCs/>
         </w:rPr>
@@ -2537,6 +2793,7 @@
       </w:r>
       <w:r>
         <w:rPr>
+          <w:rFonts w:eastAsia="黑体"/>
           <w:b/>
           <w:bCs/>
         </w:rPr>
@@ -2544,21 +2801,27 @@
       </w:r>
       <w:r>
         <w:rPr>
-          <w:rFonts w:hint="eastAsia"/>
+          <w:rFonts w:hint="eastAsia" w:eastAsia="黑体"/>
           <w:b/>
           <w:bCs/>
         </w:rPr>
         <w:t xml:space="preserve">切换</w:t>
       </w:r>
       <w:r>
+        <w:rPr>
+          <w:rFonts w:eastAsia="黑体"/>
+        </w:rPr>
         <w:t xml:space="preserve"> </w:t>
       </w:r>
       <w:r>
+        <w:rPr>
+          <w:rFonts w:eastAsia="黑体"/>
+        </w:rPr>
         <w:t xml:space="preserve">→ </w:t>
       </w:r>
       <w:r>
         <w:rPr>
-          <w:rFonts w:hint="eastAsia"/>
+          <w:rFonts w:hint="eastAsia" w:eastAsia="黑体"/>
         </w:rPr>
         <w:t xml:space="preserve">效率升高但线性度下降、谐波增多。</w:t>
       </w:r>
@@ -2573,21 +2836,27 @@
       </w:pPr>
       <w:r>
         <w:rPr>
-          <w:rFonts w:hint="eastAsia"/>
+          <w:rFonts w:hint="eastAsia" w:eastAsia="黑体"/>
           <w:b/>
           <w:bCs/>
         </w:rPr>
         <w:t xml:space="preserve">匹配网络失配</w:t>
       </w:r>
       <w:r>
+        <w:rPr>
+          <w:rFonts w:eastAsia="黑体"/>
+        </w:rPr>
         <w:t xml:space="preserve"> </w:t>
       </w:r>
       <w:r>
+        <w:rPr>
+          <w:rFonts w:eastAsia="黑体"/>
+        </w:rPr>
         <w:t xml:space="preserve">→ </w:t>
       </w:r>
       <w:r>
         <w:rPr>
-          <w:rFonts w:hint="eastAsia"/>
+          <w:rFonts w:hint="eastAsia" w:eastAsia="黑体"/>
         </w:rPr>
         <w:t xml:space="preserve">反射增大、输出功率下降、可能损坏功率管。</w:t>
       </w:r>
@@ -2600,7 +2869,7 @@
       </w:pPr>
       <w:r>
         <w:rPr>
-          <w:rFonts w:hint="eastAsia"/>
+          <w:rFonts w:hint="eastAsia" w:eastAsia="黑体"/>
         </w:rPr>
         <w:t xml:space="preserve">典型参数示例</w:t>
       </w:r>
@@ -2615,11 +2884,14 @@
       </w:pPr>
       <w:r>
         <w:rPr>
-          <w:rFonts w:hint="eastAsia"/>
+          <w:rFonts w:hint="eastAsia" w:eastAsia="黑体"/>
         </w:rPr>
         <w:t xml:space="preserve">取</w:t>
       </w:r>
       <w:r>
+        <w:rPr>
+          <w:rFonts w:eastAsia="黑体"/>
+        </w:rPr>
         <w:t xml:space="preserve"> </w:t>
       </w:r>
       <m:oMath>
@@ -2659,6 +2931,9 @@
         </m:r>
       </m:oMath>
       <w:r>
+        <w:rPr>
+          <w:rFonts w:eastAsia="黑体"/>
+        </w:rPr>
         <w:t xml:space="preserve">、</w:t>
       </w:r>
       <m:oMath>
@@ -2695,25 +2970,31 @@
       </m:oMath>
       <w:r>
         <w:rPr>
-          <w:rFonts w:hint="eastAsia"/>
+          <w:rFonts w:hint="eastAsia" w:eastAsia="黑体"/>
         </w:rPr>
         <w:t xml:space="preserve">（匹配到</w:t>
       </w:r>
       <w:r>
+        <w:rPr>
+          <w:rFonts w:eastAsia="黑体"/>
+        </w:rPr>
         <w:t xml:space="preserve"> 50 Ω </w:t>
       </w:r>
       <w:r>
         <w:rPr>
-          <w:rFonts w:hint="eastAsia"/>
+          <w:rFonts w:hint="eastAsia" w:eastAsia="黑体"/>
         </w:rPr>
         <w:t xml:space="preserve">负载的等效）、A</w:t>
       </w:r>
       <w:r>
+        <w:rPr>
+          <w:rFonts w:eastAsia="黑体"/>
+        </w:rPr>
         <w:t xml:space="preserve"> </w:t>
       </w:r>
       <w:r>
         <w:rPr>
-          <w:rFonts w:hint="eastAsia"/>
+          <w:rFonts w:hint="eastAsia" w:eastAsia="黑体"/>
         </w:rPr>
         <w:t xml:space="preserve">类：</w:t>
       </w:r>
@@ -2738,11 +3019,14 @@
         </m:sSub>
       </m:oMath>
       <w:r>
+        <w:rPr>
+          <w:rFonts w:eastAsia="黑体"/>
+        </w:rPr>
         <w:t xml:space="preserve"> </w:t>
       </w:r>
       <w:r>
         <w:rPr>
-          <w:rFonts w:hint="eastAsia"/>
+          <w:rFonts w:hint="eastAsia" w:eastAsia="黑体"/>
         </w:rPr>
         <w:t xml:space="preserve">取决于偏置，</w:t>
       </w:r>
@@ -2801,11 +3085,14 @@
       </m:oMath>
       <w:r>
         <w:rPr>
-          <w:rFonts w:hint="eastAsia"/>
+          <w:rFonts w:hint="eastAsia" w:eastAsia="黑体"/>
         </w:rPr>
         <w:t xml:space="preserve">；若</w:t>
       </w:r>
       <w:r>
+        <w:rPr>
+          <w:rFonts w:eastAsia="黑体"/>
+        </w:rPr>
         <w:t xml:space="preserve"> </w:t>
       </w:r>
       <m:oMath>
@@ -2845,15 +3132,21 @@
         </m:r>
       </m:oMath>
       <w:r>
+        <w:rPr>
+          <w:rFonts w:eastAsia="黑体"/>
+        </w:rPr>
         <w:t xml:space="preserve"> </w:t>
       </w:r>
       <w:r>
         <w:rPr>
-          <w:rFonts w:hint="eastAsia"/>
+          <w:rFonts w:hint="eastAsia" w:eastAsia="黑体"/>
         </w:rPr>
         <w:t xml:space="preserve">则</w:t>
       </w:r>
       <w:r>
+        <w:rPr>
+          <w:rFonts w:eastAsia="黑体"/>
+        </w:rPr>
         <w:t xml:space="preserve"> </w:t>
       </w:r>
       <m:oMath>
@@ -2894,20 +3187,26 @@
       </m:oMath>
       <w:r>
         <w:rPr>
-          <w:rFonts w:hint="eastAsia"/>
+          <w:rFonts w:hint="eastAsia" w:eastAsia="黑体"/>
         </w:rPr>
         <w:t xml:space="preserve">，A</w:t>
       </w:r>
       <w:r>
+        <w:rPr>
+          <w:rFonts w:eastAsia="黑体"/>
+        </w:rPr>
         <w:t xml:space="preserve"> </w:t>
       </w:r>
       <w:r>
         <w:rPr>
-          <w:rFonts w:hint="eastAsia"/>
+          <w:rFonts w:hint="eastAsia" w:eastAsia="黑体"/>
         </w:rPr>
         <w:t xml:space="preserve">类最大</w:t>
       </w:r>
       <w:r>
+        <w:rPr>
+          <w:rFonts w:eastAsia="黑体"/>
+        </w:rPr>
         <w:t xml:space="preserve"> </w:t>
       </w:r>
       <m:oMath>
@@ -2950,6 +3249,9 @@
         </m:r>
       </m:oMath>
       <w:r>
+        <w:rPr>
+          <w:rFonts w:eastAsia="黑体"/>
+        </w:rPr>
         <w:t xml:space="preserve">。</w:t>
       </w:r>
     </w:p>
@@ -2962,24 +3264,33 @@
         </w:numPr>
       </w:pPr>
       <w:r>
+        <w:rPr>
+          <w:rFonts w:eastAsia="黑体"/>
+        </w:rPr>
         <w:t xml:space="preserve">E </w:t>
       </w:r>
       <w:r>
         <w:rPr>
-          <w:rFonts w:hint="eastAsia"/>
+          <w:rFonts w:hint="eastAsia" w:eastAsia="黑体"/>
         </w:rPr>
         <w:t xml:space="preserve">类开关</w:t>
       </w:r>
       <w:r>
+        <w:rPr>
+          <w:rFonts w:eastAsia="黑体"/>
+        </w:rPr>
         <w:t xml:space="preserve"> PA </w:t>
       </w:r>
       <w:r>
         <w:rPr>
-          <w:rFonts w:hint="eastAsia"/>
+          <w:rFonts w:hint="eastAsia" w:eastAsia="黑体"/>
         </w:rPr>
         <w:t xml:space="preserve">理论效率可达</w:t>
       </w:r>
       <w:r>
+        <w:rPr>
+          <w:rFonts w:eastAsia="黑体"/>
+        </w:rPr>
         <w:t xml:space="preserve"> </w:t>
       </w:r>
       <m:oMath>
@@ -3013,11 +3324,14 @@
       </m:oMath>
       <w:r>
         <w:rPr>
-          <w:rFonts w:hint="eastAsia"/>
+          <w:rFonts w:hint="eastAsia" w:eastAsia="黑体"/>
         </w:rPr>
         <w:t xml:space="preserve">，实际</w:t>
       </w:r>
       <w:r>
+        <w:rPr>
+          <w:rFonts w:eastAsia="黑体"/>
+        </w:rPr>
         <w:t xml:space="preserve"> 70%~90%。</w:t>
       </w:r>
     </w:p>
@@ -3029,7 +3343,7 @@
       </w:pPr>
       <w:r>
         <w:rPr>
-          <w:rFonts w:hint="eastAsia"/>
+          <w:rFonts w:hint="eastAsia" w:eastAsia="黑体"/>
         </w:rPr>
         <w:t xml:space="preserve">常见器件型号</w:t>
       </w:r>
@@ -3044,16 +3358,19 @@
       </w:pPr>
       <w:r>
         <w:rPr>
-          <w:rFonts w:hint="eastAsia"/>
+          <w:rFonts w:hint="eastAsia" w:eastAsia="黑体"/>
         </w:rPr>
         <w:t xml:space="preserve">功率管：BLF578（LDMOS）、MRF101AN、CG2H40010（GaN</w:t>
       </w:r>
       <w:r>
+        <w:rPr>
+          <w:rFonts w:eastAsia="黑体"/>
+        </w:rPr>
         <w:t xml:space="preserve"> </w:t>
       </w:r>
       <w:r>
         <w:rPr>
-          <w:rFonts w:hint="eastAsia"/>
+          <w:rFonts w:hint="eastAsia" w:eastAsia="黑体"/>
         </w:rPr>
         <w:t xml:space="preserve">HEMT）、2SC2879。</w:t>
       </w:r>
@@ -3068,25 +3385,31 @@
       </w:pPr>
       <w:r>
         <w:rPr>
-          <w:rFonts w:hint="eastAsia"/>
+          <w:rFonts w:hint="eastAsia" w:eastAsia="黑体"/>
         </w:rPr>
         <w:t xml:space="preserve">集成</w:t>
       </w:r>
       <w:r>
+        <w:rPr>
+          <w:rFonts w:eastAsia="黑体"/>
+        </w:rPr>
         <w:t xml:space="preserve"> PA </w:t>
       </w:r>
       <w:r>
         <w:rPr>
-          <w:rFonts w:hint="eastAsia"/>
+          <w:rFonts w:hint="eastAsia" w:eastAsia="黑体"/>
         </w:rPr>
         <w:t xml:space="preserve">模块：SKY662xx</w:t>
       </w:r>
       <w:r>
+        <w:rPr>
+          <w:rFonts w:eastAsia="黑体"/>
+        </w:rPr>
         <w:t xml:space="preserve"> </w:t>
       </w:r>
       <w:r>
         <w:rPr>
-          <w:rFonts w:hint="eastAsia"/>
+          <w:rFonts w:hint="eastAsia" w:eastAsia="黑体"/>
         </w:rPr>
         <w:t xml:space="preserve">系列。</w:t>
       </w:r>
@@ -3099,7 +3422,7 @@
       </w:pPr>
       <w:r>
         <w:rPr>
-          <w:rFonts w:hint="eastAsia"/>
+          <w:rFonts w:hint="eastAsia" w:eastAsia="黑体"/>
         </w:rPr>
         <w:t xml:space="preserve">注意事项</w:t>
       </w:r>
@@ -3114,16 +3437,19 @@
       </w:pPr>
       <w:r>
         <w:rPr>
-          <w:rFonts w:hint="eastAsia"/>
+          <w:rFonts w:hint="eastAsia" w:eastAsia="黑体"/>
         </w:rPr>
         <w:t xml:space="preserve">大功率必须匹配良好，驻波比</w:t>
       </w:r>
       <w:r>
+        <w:rPr>
+          <w:rFonts w:eastAsia="黑体"/>
+        </w:rPr>
         <w:t xml:space="preserve"> (VSWR) </w:t>
       </w:r>
       <w:r>
         <w:rPr>
-          <w:rFonts w:hint="eastAsia"/>
+          <w:rFonts w:hint="eastAsia" w:eastAsia="黑体"/>
         </w:rPr>
         <w:t xml:space="preserve">过高会击穿功率管或过热。</w:t>
       </w:r>
@@ -3138,7 +3464,7 @@
       </w:pPr>
       <w:r>
         <w:rPr>
-          <w:rFonts w:hint="eastAsia"/>
+          <w:rFonts w:hint="eastAsia" w:eastAsia="黑体"/>
         </w:rPr>
         <w:t xml:space="preserve">需充分散热与热保护，监测结温与驻波告警。</w:t>
       </w:r>
@@ -3153,7 +3479,7 @@
       </w:pPr>
       <w:r>
         <w:rPr>
-          <w:rFonts w:hint="eastAsia"/>
+          <w:rFonts w:hint="eastAsia" w:eastAsia="黑体"/>
         </w:rPr>
         <w:t xml:space="preserve">谐波与邻道功率需加滤波，满足频谱辐射规范。</w:t>
       </w:r>
@@ -3166,7 +3492,7 @@
       </w:pPr>
       <w:r>
         <w:rPr>
-          <w:rFonts w:hint="eastAsia"/>
+          <w:rFonts w:hint="eastAsia" w:eastAsia="黑体"/>
         </w:rPr>
         <w:t xml:space="preserve">参考资料</w:t>
       </w:r>
@@ -3180,6 +3506,9 @@
         </w:numPr>
       </w:pPr>
       <w:r>
+        <w:rPr>
+          <w:rFonts w:eastAsia="黑体"/>
+        </w:rPr>
         <w:t xml:space="preserve">Wikipedia: RF power amplifier。</w:t>
       </w:r>
     </w:p>
@@ -3192,11 +3521,14 @@
         </w:numPr>
       </w:pPr>
       <w:r>
+        <w:rPr>
+          <w:rFonts w:eastAsia="黑体"/>
+        </w:rPr>
         <w:t xml:space="preserve">Analog Devices / NXP: LDMOS、GaN </w:t>
       </w:r>
       <w:r>
         <w:rPr>
-          <w:rFonts w:hint="eastAsia"/>
+          <w:rFonts w:hint="eastAsia" w:eastAsia="黑体"/>
         </w:rPr>
         <w:t xml:space="preserve">功率管数据手册。</w:t>
       </w:r>
@@ -3211,16 +3543,19 @@
       </w:pPr>
       <w:r>
         <w:rPr>
-          <w:rFonts w:hint="eastAsia"/>
+          <w:rFonts w:hint="eastAsia" w:eastAsia="黑体"/>
         </w:rPr>
         <w:t xml:space="preserve">《射频电路设计——理论与应用》（Reinhold</w:t>
       </w:r>
       <w:r>
+        <w:rPr>
+          <w:rFonts w:eastAsia="黑体"/>
+        </w:rPr>
         <w:t xml:space="preserve"> </w:t>
       </w:r>
       <w:r>
         <w:rPr>
-          <w:rFonts w:hint="eastAsia"/>
+          <w:rFonts w:hint="eastAsia" w:eastAsia="黑体"/>
         </w:rPr>
         <w:t xml:space="preserve">Ludwig）。</w:t>
       </w:r>
@@ -3234,11 +3569,11 @@
       </w:pPr>
       <w:r>
         <w:rPr>
-          <w:rFonts w:ascii="Times New Roman" w:hAnsi="Times New Roman"/>
+          <w:rFonts w:ascii="Times New Roman" w:hAnsi="Times New Roman" w:eastAsia="黑体"/>
           <w:color w:val="555555"/>
           <w:sz w:val="21"/>
         </w:rPr>
-        <w:t>材料收集者：杜文杰</w:t>
+        <w:t>材料收集者：杜文杰，WX手机：19519196569，QQ:3478827729</w:t>
       </w:r>
     </w:p>
     <w:sectPr>
@@ -3258,7 +3593,7 @@
 </file>
 
 <file path=word/footer1.xml><?xml version="1.0" encoding="utf-8"?>
-<w:ftr xmlns:m="http://schemas.openxmlformats.org/officeDocument/2006/math" xmlns:mc="http://schemas.openxmlformats.org/markup-compatibility/2006" xmlns:mo="http://schemas.microsoft.com/office/mac/office/2008/main" xmlns:mv="urn:schemas-microsoft-com:mac:vml" xmlns:o="urn:schemas-microsoft-com:office:office" xmlns:r="http://schemas.openxmlformats.org/officeDocument/2006/relationships" xmlns:v="urn:schemas-microsoft-com:vml" xmlns:w10="urn:schemas-microsoft-com:office:word" xmlns:w14="http://schemas.microsoft.com/office/word/2010/wordml" xmlns:w="http://schemas.openxmlformats.org/wordprocessingml/2006/main" xmlns:wne="http://schemas.microsoft.com/office/word/2006/wordml" xmlns:wp14="http://schemas.microsoft.com/office/word/2010/wordprocessingDrawing" xmlns:wp="http://schemas.openxmlformats.org/drawingml/2006/wordprocessingDrawing" xmlns:wpc="http://schemas.microsoft.com/office/word/2010/wordprocessingCanvas" xmlns:wpg="http://schemas.microsoft.com/office/word/2010/wordprocessingGroup" xmlns:wpi="http://schemas.microsoft.com/office/word/2010/wordprocessingInk" xmlns:wps="http://schemas.microsoft.com/office/word/2010/wordprocessingShape" mc:Ignorable="w14 wp14">
+<w:ftr xmlns:mc="http://schemas.openxmlformats.org/markup-compatibility/2006" xmlns:w="http://schemas.openxmlformats.org/wordprocessingml/2006/main" xmlns:m="http://schemas.openxmlformats.org/officeDocument/2006/math" xmlns:mo="http://schemas.microsoft.com/office/mac/office/2008/main" xmlns:mv="urn:schemas-microsoft-com:mac:vml" xmlns:o="urn:schemas-microsoft-com:office:office" xmlns:r="http://schemas.openxmlformats.org/officeDocument/2006/relationships" xmlns:v="urn:schemas-microsoft-com:vml" xmlns:w10="urn:schemas-microsoft-com:office:word" xmlns:w14="http://schemas.microsoft.com/office/word/2010/wordml" xmlns:wne="http://schemas.microsoft.com/office/word/2006/wordml" xmlns:wp14="http://schemas.microsoft.com/office/word/2010/wordprocessingDrawing" xmlns:wp="http://schemas.openxmlformats.org/drawingml/2006/wordprocessingDrawing" xmlns:wpc="http://schemas.microsoft.com/office/word/2010/wordprocessingCanvas" xmlns:wpg="http://schemas.microsoft.com/office/word/2010/wordprocessingGroup" xmlns:wpi="http://schemas.microsoft.com/office/word/2010/wordprocessingInk" xmlns:wps="http://schemas.microsoft.com/office/word/2010/wordprocessingShape" mc:Ignorable="w14 wp14">
   <w:p>
     <w:pPr>
       <w:pStyle w:val="Footer"/>
@@ -3266,12 +3601,14 @@
     </w:pPr>
     <w:r>
       <w:rPr>
+        <w:rFonts w:eastAsia="黑体"/>
         <w:sz w:val="18"/>
       </w:rPr>
       <w:t xml:space="preserve">第 </w:t>
     </w:r>
     <w:r>
       <w:rPr>
+        <w:rFonts w:eastAsia="黑体"/>
         <w:sz w:val="18"/>
       </w:rPr>
       <w:fldChar w:fldCharType="begin"/>
@@ -3280,6 +3617,7 @@
     </w:r>
     <w:r>
       <w:rPr>
+        <w:rFonts w:eastAsia="黑体"/>
         <w:sz w:val="18"/>
       </w:rPr>
       <w:t xml:space="preserve"> 页</w:t>
@@ -3293,6 +3631,9 @@
   <w:footnote w:type="continuationSeparator" w:id="0">
     <w:p>
       <w:r>
+        <w:rPr>
+          <w:rFonts w:eastAsia="黑体"/>
+        </w:rPr>
         <w:continuationSeparator/>
       </w:r>
     </w:p>
@@ -3300,6 +3641,9 @@
   <w:footnote w:type="separator" w:id="-1">
     <w:p>
       <w:r>
+        <w:rPr>
+          <w:rFonts w:eastAsia="黑体"/>
+        </w:rPr>
         <w:separator/>
       </w:r>
     </w:p>
@@ -3308,7 +3652,7 @@
 </file>
 
 <file path=word/header1.xml><?xml version="1.0" encoding="utf-8"?>
-<w:hdr xmlns:m="http://schemas.openxmlformats.org/officeDocument/2006/math" xmlns:mc="http://schemas.openxmlformats.org/markup-compatibility/2006" xmlns:mo="http://schemas.microsoft.com/office/mac/office/2008/main" xmlns:mv="urn:schemas-microsoft-com:mac:vml" xmlns:o="urn:schemas-microsoft-com:office:office" xmlns:r="http://schemas.openxmlformats.org/officeDocument/2006/relationships" xmlns:v="urn:schemas-microsoft-com:vml" xmlns:w10="urn:schemas-microsoft-com:office:word" xmlns:w14="http://schemas.microsoft.com/office/word/2010/wordml" xmlns:w="http://schemas.openxmlformats.org/wordprocessingml/2006/main" xmlns:wne="http://schemas.microsoft.com/office/word/2006/wordml" xmlns:wp14="http://schemas.microsoft.com/office/word/2010/wordprocessingDrawing" xmlns:wp="http://schemas.openxmlformats.org/drawingml/2006/wordprocessingDrawing" xmlns:wpc="http://schemas.microsoft.com/office/word/2010/wordprocessingCanvas" xmlns:wpg="http://schemas.microsoft.com/office/word/2010/wordprocessingGroup" xmlns:wpi="http://schemas.microsoft.com/office/word/2010/wordprocessingInk" xmlns:wps="http://schemas.microsoft.com/office/word/2010/wordprocessingShape" mc:Ignorable="w14 wp14">
+<w:hdr xmlns:mc="http://schemas.openxmlformats.org/markup-compatibility/2006" xmlns:w="http://schemas.openxmlformats.org/wordprocessingml/2006/main" xmlns:m="http://schemas.openxmlformats.org/officeDocument/2006/math" xmlns:mo="http://schemas.microsoft.com/office/mac/office/2008/main" xmlns:mv="urn:schemas-microsoft-com:mac:vml" xmlns:o="urn:schemas-microsoft-com:office:office" xmlns:r="http://schemas.openxmlformats.org/officeDocument/2006/relationships" xmlns:v="urn:schemas-microsoft-com:vml" xmlns:w10="urn:schemas-microsoft-com:office:word" xmlns:w14="http://schemas.microsoft.com/office/word/2010/wordml" xmlns:wne="http://schemas.microsoft.com/office/word/2006/wordml" xmlns:wp14="http://schemas.microsoft.com/office/word/2010/wordprocessingDrawing" xmlns:wp="http://schemas.openxmlformats.org/drawingml/2006/wordprocessingDrawing" xmlns:wpc="http://schemas.microsoft.com/office/word/2010/wordprocessingCanvas" xmlns:wpg="http://schemas.microsoft.com/office/word/2010/wordprocessingGroup" xmlns:wpi="http://schemas.microsoft.com/office/word/2010/wordprocessingInk" xmlns:wps="http://schemas.microsoft.com/office/word/2010/wordprocessingShape" mc:Ignorable="w14 wp14">
   <w:p>
     <w:pPr>
       <w:pStyle w:val="Header"/>
@@ -3316,7 +3660,7 @@
     </w:pPr>
     <w:r>
       <w:rPr>
-        <w:rFonts w:ascii="Times New Roman" w:hAnsi="Times New Roman"/>
+        <w:rFonts w:ascii="Times New Roman" w:hAnsi="Times New Roman" w:eastAsia="黑体"/>
         <w:sz w:val="18"/>
         <w:rFonts w:eastAsia="黑体"/>
         <w:rFonts w:eastAsia="黑体"/>
@@ -3328,7 +3672,7 @@
 </file>
 
 <file path=word/numbering.xml><?xml version="1.0" encoding="utf-8"?>
-<w:numbering xmlns:m="http://schemas.openxmlformats.org/officeDocument/2006/math" xmlns:mc="http://schemas.openxmlformats.org/markup-compatibility/2006" xmlns:mo="http://schemas.microsoft.com/office/mac/office/2008/main" xmlns:mv="urn:schemas-microsoft-com:mac:vml" xmlns:o="urn:schemas-microsoft-com:office:office" xmlns:r="http://schemas.openxmlformats.org/officeDocument/2006/relationships" xmlns:v="urn:schemas-microsoft-com:vml" xmlns:w="http://schemas.openxmlformats.org/wordprocessingml/2006/main" xmlns:w10="urn:schemas-microsoft-com:office:word" xmlns:w14="http://schemas.microsoft.com/office/word/2010/wordml" xmlns:wne="http://schemas.microsoft.com/office/word/2006/wordml" xmlns:wp="http://schemas.openxmlformats.org/drawingml/2006/wordprocessingDrawing" xmlns:wp14="http://schemas.microsoft.com/office/word/2010/wordprocessingDrawing" xmlns:wpc="http://schemas.microsoft.com/office/word/2010/wordprocessingCanvas" xmlns:wpg="http://schemas.microsoft.com/office/word/2010/wordprocessingGroup" xmlns:wpi="http://schemas.microsoft.com/office/word/2010/wordprocessingInk" xmlns:wps="http://schemas.microsoft.com/office/word/2010/wordprocessingShape" mc:Ignorable="w14 wp14">
+<w:numbering xmlns:mc="http://schemas.openxmlformats.org/markup-compatibility/2006" xmlns:w="http://schemas.openxmlformats.org/wordprocessingml/2006/main" xmlns:m="http://schemas.openxmlformats.org/officeDocument/2006/math" xmlns:mo="http://schemas.microsoft.com/office/mac/office/2008/main" xmlns:mv="urn:schemas-microsoft-com:mac:vml" xmlns:o="urn:schemas-microsoft-com:office:office" xmlns:r="http://schemas.openxmlformats.org/officeDocument/2006/relationships" xmlns:v="urn:schemas-microsoft-com:vml" xmlns:w10="urn:schemas-microsoft-com:office:word" xmlns:w14="http://schemas.microsoft.com/office/word/2010/wordml" xmlns:wne="http://schemas.microsoft.com/office/word/2006/wordml" xmlns:wp="http://schemas.openxmlformats.org/drawingml/2006/wordprocessingDrawing" xmlns:wp14="http://schemas.microsoft.com/office/word/2010/wordprocessingDrawing" xmlns:wpc="http://schemas.microsoft.com/office/word/2010/wordprocessingCanvas" xmlns:wpg="http://schemas.microsoft.com/office/word/2010/wordprocessingGroup" xmlns:wpi="http://schemas.microsoft.com/office/word/2010/wordprocessingInk" xmlns:wps="http://schemas.microsoft.com/office/word/2010/wordprocessingShape" mc:Ignorable="w14 wp14">
   <w:abstractNum w:abstractNumId="0">
     <w:nsid w:val="FFFFFF7C"/>
     <w:multiLevelType w:val="singleLevel"/>
@@ -3415,7 +3759,7 @@
         <w:ind w:hanging="360" w:left="1440"/>
       </w:pPr>
       <w:rPr>
-        <w:rFonts w:ascii="Symbol" w:hAnsi="Symbol" w:hint="default"/>
+        <w:rFonts w:ascii="Symbol" w:hAnsi="Symbol" w:hint="default" w:eastAsia="黑体"/>
       </w:rPr>
     </w:lvl>
   </w:abstractNum>
@@ -3436,7 +3780,7 @@
         <w:ind w:hanging="360" w:left="1080"/>
       </w:pPr>
       <w:rPr>
-        <w:rFonts w:ascii="Symbol" w:hAnsi="Symbol" w:hint="default"/>
+        <w:rFonts w:ascii="Symbol" w:hAnsi="Symbol" w:hint="default" w:eastAsia="黑体"/>
       </w:rPr>
     </w:lvl>
   </w:abstractNum>
@@ -3457,7 +3801,7 @@
         <w:ind w:hanging="360" w:left="720"/>
       </w:pPr>
       <w:rPr>
-        <w:rFonts w:ascii="Symbol" w:hAnsi="Symbol" w:hint="default"/>
+        <w:rFonts w:ascii="Symbol" w:hAnsi="Symbol" w:hint="default" w:eastAsia="黑体"/>
       </w:rPr>
     </w:lvl>
   </w:abstractNum>
@@ -3496,7 +3840,7 @@
         <w:ind w:hanging="360" w:left="360"/>
       </w:pPr>
       <w:rPr>
-        <w:rFonts w:ascii="Symbol" w:hAnsi="Symbol" w:hint="default"/>
+        <w:rFonts w:ascii="Symbol" w:hAnsi="Symbol" w:hint="default" w:eastAsia="黑体"/>
       </w:rPr>
     </w:lvl>
   </w:abstractNum>
@@ -3587,7 +3931,7 @@
         <w:ind w:left="720" w:hanging="360"/>
       </w:pPr>
       <w:rPr>
-        <w:rFonts w:ascii="Symbol" w:hAnsi="Symbol" w:cs="Symbol" w:hint="default"/>
+        <w:rFonts w:ascii="Symbol" w:hAnsi="Symbol" w:cs="Symbol" w:hint="default" w:eastAsia="黑体"/>
       </w:rPr>
     </w:lvl>
     <w:lvl w:ilvl="1">
@@ -3598,7 +3942,7 @@
         <w:ind w:left="1440" w:hanging="360"/>
       </w:pPr>
       <w:rPr>
-        <w:rFonts w:ascii="Courier New" w:hAnsi="Courier New" w:cs="Courier New" w:hint="default"/>
+        <w:rFonts w:ascii="Courier New" w:hAnsi="Courier New" w:cs="Courier New" w:hint="default" w:eastAsia="黑体"/>
       </w:rPr>
     </w:lvl>
     <w:lvl w:ilvl="2">
@@ -3609,7 +3953,7 @@
         <w:ind w:left="2160" w:hanging="360"/>
       </w:pPr>
       <w:rPr>
-        <w:rFonts w:ascii="Wingdings" w:hAnsi="Wingdings" w:cs="Wingdings" w:hint="default"/>
+        <w:rFonts w:ascii="Wingdings" w:hAnsi="Wingdings" w:cs="Wingdings" w:hint="default" w:eastAsia="黑体"/>
       </w:rPr>
     </w:lvl>
     <w:lvl w:ilvl="3">
@@ -3620,7 +3964,7 @@
         <w:ind w:left="2880" w:hanging="360"/>
       </w:pPr>
       <w:rPr>
-        <w:rFonts w:ascii="Symbol" w:hAnsi="Symbol" w:cs="Symbol" w:hint="default"/>
+        <w:rFonts w:ascii="Symbol" w:hAnsi="Symbol" w:cs="Symbol" w:hint="default" w:eastAsia="黑体"/>
       </w:rPr>
     </w:lvl>
     <w:lvl w:ilvl="4">
@@ -3631,7 +3975,7 @@
         <w:ind w:left="3600" w:hanging="360"/>
       </w:pPr>
       <w:rPr>
-        <w:rFonts w:ascii="Courier New" w:hAnsi="Courier New" w:cs="Courier New" w:hint="default"/>
+        <w:rFonts w:ascii="Courier New" w:hAnsi="Courier New" w:cs="Courier New" w:hint="default" w:eastAsia="黑体"/>
       </w:rPr>
     </w:lvl>
     <w:lvl w:ilvl="5">
@@ -3642,7 +3986,7 @@
         <w:ind w:left="4320" w:hanging="360"/>
       </w:pPr>
       <w:rPr>
-        <w:rFonts w:ascii="Wingdings" w:hAnsi="Wingdings" w:cs="Wingdings" w:hint="default"/>
+        <w:rFonts w:ascii="Wingdings" w:hAnsi="Wingdings" w:cs="Wingdings" w:hint="default" w:eastAsia="黑体"/>
       </w:rPr>
     </w:lvl>
     <w:lvl w:ilvl="6">
@@ -3653,7 +3997,7 @@
         <w:ind w:left="5040" w:hanging="360"/>
       </w:pPr>
       <w:rPr>
-        <w:rFonts w:ascii="Symbol" w:hAnsi="Symbol" w:cs="Symbol" w:hint="default"/>
+        <w:rFonts w:ascii="Symbol" w:hAnsi="Symbol" w:cs="Symbol" w:hint="default" w:eastAsia="黑体"/>
       </w:rPr>
     </w:lvl>
     <w:lvl w:ilvl="7">
@@ -3664,7 +4008,7 @@
         <w:ind w:left="5760" w:hanging="360"/>
       </w:pPr>
       <w:rPr>
-        <w:rFonts w:ascii="Courier New" w:hAnsi="Courier New" w:cs="Courier New" w:hint="default"/>
+        <w:rFonts w:ascii="Courier New" w:hAnsi="Courier New" w:cs="Courier New" w:hint="default" w:eastAsia="黑体"/>
       </w:rPr>
     </w:lvl>
     <w:lvl w:ilvl="8">
@@ -3675,7 +4019,7 @@
         <w:ind w:left="6480" w:hanging="360"/>
       </w:pPr>
       <w:rPr>
-        <w:rFonts w:ascii="Wingdings" w:hAnsi="Wingdings" w:cs="Wingdings" w:hint="default"/>
+        <w:rFonts w:ascii="Wingdings" w:hAnsi="Wingdings" w:cs="Wingdings" w:hint="default" w:eastAsia="黑体"/>
       </w:rPr>
     </w:lvl>
   </w:abstractNum>
@@ -3731,11 +4075,11 @@
 </file>
 
 <file path=word/styles.xml><?xml version="1.0" encoding="utf-8"?>
-<w:styles xmlns:mc="http://schemas.openxmlformats.org/markup-compatibility/2006" xmlns:r="http://schemas.openxmlformats.org/officeDocument/2006/relationships" xmlns:w="http://schemas.openxmlformats.org/wordprocessingml/2006/main" xmlns:w14="http://schemas.microsoft.com/office/word/2010/wordml" mc:Ignorable="w14">
+<w:styles xmlns:mc="http://schemas.openxmlformats.org/markup-compatibility/2006" xmlns:w="http://schemas.openxmlformats.org/wordprocessingml/2006/main" xmlns:r="http://schemas.openxmlformats.org/officeDocument/2006/relationships" xmlns:w14="http://schemas.microsoft.com/office/word/2010/wordml" mc:Ignorable="w14">
   <w:docDefaults>
     <w:rPrDefault>
       <w:rPr>
-        <w:rFonts w:asciiTheme="minorHAnsi" w:cstheme="minorBidi" w:eastAsiaTheme="minorEastAsia" w:hAnsiTheme="minorHAnsi"/>
+        <w:rFonts w:asciiTheme="minorHAnsi" w:cstheme="minorBidi" w:hAnsiTheme="minorHAnsi" w:eastAsia="黑体"/>
         <w:sz w:val="22"/>
         <w:szCs w:val="22"/>
         <w:lang w:bidi="ar-SA" w:eastAsia="en-US" w:val="en-US"/>
@@ -3957,7 +4301,7 @@
       <w:outlineLvl w:val="0"/>
     </w:pPr>
     <w:rPr>
-      <w:rFonts w:ascii="Times New Roman" w:asciiTheme="majorHAnsi" w:cstheme="majorBidi" w:eastAsia="黑体" w:eastAsiaTheme="majorEastAsia" w:hAnsi="Times New Roman" w:hAnsiTheme="majorHAnsi"/>
+      <w:rFonts w:ascii="Times New Roman" w:asciiTheme="majorHAnsi" w:cstheme="majorBidi" w:eastAsia="黑体" w:hAnsi="Times New Roman" w:hAnsiTheme="majorHAnsi"/>
       <w:b/>
       <w:bCs/>
       <w:color w:val="1F3864"/>
@@ -3981,7 +4325,7 @@
       <w:outlineLvl w:val="1"/>
     </w:pPr>
     <w:rPr>
-      <w:rFonts w:ascii="Times New Roman" w:asciiTheme="majorHAnsi" w:cstheme="majorBidi" w:eastAsia="黑体" w:eastAsiaTheme="majorEastAsia" w:hAnsi="Times New Roman" w:hAnsiTheme="majorHAnsi"/>
+      <w:rFonts w:ascii="Times New Roman" w:asciiTheme="majorHAnsi" w:cstheme="majorBidi" w:eastAsia="黑体" w:hAnsi="Times New Roman" w:hAnsiTheme="majorHAnsi"/>
       <w:b/>
       <w:bCs/>
       <w:color w:val="2E4E7E"/>
@@ -4005,7 +4349,7 @@
       <w:outlineLvl w:val="2"/>
     </w:pPr>
     <w:rPr>
-      <w:rFonts w:ascii="Times New Roman" w:asciiTheme="majorHAnsi" w:cstheme="majorBidi" w:eastAsia="黑体" w:eastAsiaTheme="majorEastAsia" w:hAnsi="Times New Roman" w:hAnsiTheme="majorHAnsi"/>
+      <w:rFonts w:ascii="Times New Roman" w:asciiTheme="majorHAnsi" w:cstheme="majorBidi" w:eastAsia="黑体" w:hAnsi="Times New Roman" w:hAnsiTheme="majorHAnsi"/>
       <w:b/>
       <w:bCs/>
       <w:color w:val="2E4E7E"/>
@@ -4029,7 +4373,7 @@
       <w:outlineLvl w:val="3"/>
     </w:pPr>
     <w:rPr>
-      <w:rFonts w:ascii="Times New Roman" w:asciiTheme="majorHAnsi" w:cstheme="majorBidi" w:eastAsia="黑体" w:eastAsiaTheme="majorEastAsia" w:hAnsi="Times New Roman" w:hAnsiTheme="majorHAnsi"/>
+      <w:rFonts w:ascii="Times New Roman" w:asciiTheme="majorHAnsi" w:cstheme="majorBidi" w:eastAsia="黑体" w:hAnsi="Times New Roman" w:hAnsiTheme="majorHAnsi"/>
       <w:b/>
       <w:bCs/>
       <w:i/>
@@ -4055,7 +4399,7 @@
       <w:outlineLvl w:val="4"/>
     </w:pPr>
     <w:rPr>
-      <w:rFonts w:ascii="Times New Roman" w:asciiTheme="majorHAnsi" w:cstheme="majorBidi" w:eastAsia="黑体" w:eastAsiaTheme="majorEastAsia" w:hAnsi="Times New Roman" w:hAnsiTheme="majorHAnsi"/>
+      <w:rFonts w:ascii="Times New Roman" w:asciiTheme="majorHAnsi" w:cstheme="majorBidi" w:eastAsia="黑体" w:hAnsi="Times New Roman" w:hAnsiTheme="majorHAnsi"/>
       <w:b/>
       <w:color w:val="333333"/>
       <w:sz w:val="22"/>
@@ -4078,7 +4422,7 @@
       <w:outlineLvl w:val="5"/>
     </w:pPr>
     <w:rPr>
-      <w:rFonts w:asciiTheme="majorHAnsi" w:cstheme="majorBidi" w:eastAsiaTheme="majorEastAsia" w:hAnsiTheme="majorHAnsi"/>
+      <w:rFonts w:asciiTheme="majorHAnsi" w:cstheme="majorBidi" w:hAnsiTheme="majorHAnsi" w:eastAsia="黑体"/>
       <w:i/>
       <w:iCs/>
       <w:color w:themeColor="accent1" w:themeShade="7F" w:val="243F60"/>
@@ -4101,7 +4445,7 @@
       <w:outlineLvl w:val="6"/>
     </w:pPr>
     <w:rPr>
-      <w:rFonts w:asciiTheme="majorHAnsi" w:cstheme="majorBidi" w:eastAsiaTheme="majorEastAsia" w:hAnsiTheme="majorHAnsi"/>
+      <w:rFonts w:asciiTheme="majorHAnsi" w:cstheme="majorBidi" w:hAnsiTheme="majorHAnsi" w:eastAsia="黑体"/>
       <w:i/>
       <w:iCs/>
       <w:color w:themeColor="text1" w:themeTint="BF" w:val="404040"/>
@@ -4124,7 +4468,7 @@
       <w:outlineLvl w:val="7"/>
     </w:pPr>
     <w:rPr>
-      <w:rFonts w:asciiTheme="majorHAnsi" w:cstheme="majorBidi" w:eastAsiaTheme="majorEastAsia" w:hAnsiTheme="majorHAnsi"/>
+      <w:rFonts w:asciiTheme="majorHAnsi" w:cstheme="majorBidi" w:hAnsiTheme="majorHAnsi" w:eastAsia="黑体"/>
       <w:color w:themeColor="accent1" w:val="4F81BD"/>
       <w:sz w:val="20"/>
       <w:szCs w:val="20"/>
@@ -4147,7 +4491,7 @@
       <w:outlineLvl w:val="8"/>
     </w:pPr>
     <w:rPr>
-      <w:rFonts w:asciiTheme="majorHAnsi" w:cstheme="majorBidi" w:eastAsiaTheme="majorEastAsia" w:hAnsiTheme="majorHAnsi"/>
+      <w:rFonts w:asciiTheme="majorHAnsi" w:cstheme="majorBidi" w:hAnsiTheme="majorHAnsi" w:eastAsia="黑体"/>
       <w:i/>
       <w:iCs/>
       <w:color w:themeColor="text1" w:themeTint="BF" w:val="404040"/>
@@ -4198,7 +4542,7 @@
     <w:uiPriority w:val="9"/>
     <w:rsid w:val="00FC693F"/>
     <w:rPr>
-      <w:rFonts w:asciiTheme="majorHAnsi" w:cstheme="majorBidi" w:eastAsiaTheme="majorEastAsia" w:hAnsiTheme="majorHAnsi"/>
+      <w:rFonts w:asciiTheme="majorHAnsi" w:cstheme="majorBidi" w:hAnsiTheme="majorHAnsi" w:eastAsia="黑体"/>
       <w:b/>
       <w:bCs/>
       <w:color w:themeColor="accent1" w:themeShade="BF" w:val="365F91"/>
@@ -4213,7 +4557,7 @@
     <w:uiPriority w:val="9"/>
     <w:rsid w:val="00FC693F"/>
     <w:rPr>
-      <w:rFonts w:asciiTheme="majorHAnsi" w:cstheme="majorBidi" w:eastAsiaTheme="majorEastAsia" w:hAnsiTheme="majorHAnsi"/>
+      <w:rFonts w:asciiTheme="majorHAnsi" w:cstheme="majorBidi" w:hAnsiTheme="majorHAnsi" w:eastAsia="黑体"/>
       <w:b/>
       <w:bCs/>
       <w:color w:themeColor="accent1" w:val="4F81BD"/>
@@ -4228,7 +4572,7 @@
     <w:uiPriority w:val="9"/>
     <w:rsid w:val="00FC693F"/>
     <w:rPr>
-      <w:rFonts w:asciiTheme="majorHAnsi" w:cstheme="majorBidi" w:eastAsiaTheme="majorEastAsia" w:hAnsiTheme="majorHAnsi"/>
+      <w:rFonts w:asciiTheme="majorHAnsi" w:cstheme="majorBidi" w:hAnsiTheme="majorHAnsi" w:eastAsia="黑体"/>
       <w:b/>
       <w:bCs/>
       <w:color w:themeColor="accent1" w:val="4F81BD"/>
@@ -4251,7 +4595,7 @@
       <w:contextualSpacing/>
     </w:pPr>
     <w:rPr>
-      <w:rFonts w:ascii="Times New Roman" w:asciiTheme="majorHAnsi" w:cstheme="majorBidi" w:eastAsia="黑体" w:eastAsiaTheme="majorEastAsia" w:hAnsi="Times New Roman" w:hAnsiTheme="majorHAnsi"/>
+      <w:rFonts w:ascii="Times New Roman" w:asciiTheme="majorHAnsi" w:cstheme="majorBidi" w:eastAsia="黑体" w:hAnsi="Times New Roman" w:hAnsiTheme="majorHAnsi"/>
       <w:b/>
       <w:color w:val="1F3864"/>
       <w:spacing w:val="5"/>
@@ -4267,7 +4611,7 @@
     <w:uiPriority w:val="10"/>
     <w:rsid w:val="00FC693F"/>
     <w:rPr>
-      <w:rFonts w:asciiTheme="majorHAnsi" w:cstheme="majorBidi" w:eastAsiaTheme="majorEastAsia" w:hAnsiTheme="majorHAnsi"/>
+      <w:rFonts w:asciiTheme="majorHAnsi" w:cstheme="majorBidi" w:hAnsiTheme="majorHAnsi" w:eastAsia="黑体"/>
       <w:color w:themeColor="text2" w:themeShade="BF" w:val="17365D"/>
       <w:spacing w:val="5"/>
       <w:kern w:val="28"/>
@@ -4289,7 +4633,7 @@
       </w:numPr>
     </w:pPr>
     <w:rPr>
-      <w:rFonts w:asciiTheme="majorHAnsi" w:cstheme="majorBidi" w:eastAsiaTheme="majorEastAsia" w:hAnsiTheme="majorHAnsi"/>
+      <w:rFonts w:asciiTheme="majorHAnsi" w:cstheme="majorBidi" w:hAnsiTheme="majorHAnsi" w:eastAsia="黑体"/>
       <w:i/>
       <w:iCs/>
       <w:color w:themeColor="accent1" w:val="4F81BD"/>
@@ -4305,7 +4649,7 @@
     <w:uiPriority w:val="11"/>
     <w:rsid w:val="00FC693F"/>
     <w:rPr>
-      <w:rFonts w:asciiTheme="majorHAnsi" w:cstheme="majorBidi" w:eastAsiaTheme="majorEastAsia" w:hAnsiTheme="majorHAnsi"/>
+      <w:rFonts w:asciiTheme="majorHAnsi" w:cstheme="majorBidi" w:hAnsiTheme="majorHAnsi" w:eastAsia="黑体"/>
       <w:i/>
       <w:iCs/>
       <w:color w:themeColor="accent1" w:val="4F81BD"/>
@@ -4372,6 +4716,7 @@
       <w:spacing w:after="120"/>
     </w:pPr>
     <w:rPr>
+      <w:rFonts w:eastAsia="黑体"/>
       <w:sz w:val="16"/>
       <w:szCs w:val="16"/>
     </w:rPr>
@@ -4383,6 +4728,7 @@
     <w:uiPriority w:val="99"/>
     <w:rsid w:val="00AA1D8D"/>
     <w:rPr>
+      <w:rFonts w:eastAsia="黑体"/>
       <w:sz w:val="16"/>
       <w:szCs w:val="16"/>
     </w:rPr>
@@ -4552,7 +4898,7 @@
       </w:tabs>
     </w:pPr>
     <w:rPr>
-      <w:rFonts w:ascii="Courier" w:hAnsi="Courier"/>
+      <w:rFonts w:ascii="Courier" w:hAnsi="Courier" w:eastAsia="黑体"/>
       <w:sz w:val="20"/>
       <w:szCs w:val="20"/>
     </w:rPr>
@@ -4564,7 +4910,7 @@
     <w:uiPriority w:val="99"/>
     <w:rsid w:val="0029639D"/>
     <w:rPr>
-      <w:rFonts w:ascii="Courier" w:hAnsi="Courier"/>
+      <w:rFonts w:ascii="Courier" w:hAnsi="Courier" w:eastAsia="黑体"/>
       <w:sz w:val="20"/>
       <w:szCs w:val="20"/>
     </w:rPr>
@@ -4600,6 +4946,7 @@
     <w:uiPriority w:val="29"/>
     <w:rsid w:val="00FC693F"/>
     <w:rPr>
+      <w:rFonts w:eastAsia="黑体"/>
       <w:i/>
       <w:iCs/>
       <w:color w:themeColor="text1" w:val="000000"/>
@@ -4613,7 +4960,7 @@
     <w:semiHidden/>
     <w:rsid w:val="00FC693F"/>
     <w:rPr>
-      <w:rFonts w:asciiTheme="majorHAnsi" w:cstheme="majorBidi" w:eastAsiaTheme="majorEastAsia" w:hAnsiTheme="majorHAnsi"/>
+      <w:rFonts w:asciiTheme="majorHAnsi" w:cstheme="majorBidi" w:hAnsiTheme="majorHAnsi" w:eastAsia="黑体"/>
       <w:b/>
       <w:bCs/>
       <w:i/>
@@ -4629,7 +4976,7 @@
     <w:semiHidden/>
     <w:rsid w:val="00FC693F"/>
     <w:rPr>
-      <w:rFonts w:asciiTheme="majorHAnsi" w:cstheme="majorBidi" w:eastAsiaTheme="majorEastAsia" w:hAnsiTheme="majorHAnsi"/>
+      <w:rFonts w:asciiTheme="majorHAnsi" w:cstheme="majorBidi" w:hAnsiTheme="majorHAnsi" w:eastAsia="黑体"/>
       <w:color w:themeColor="accent1" w:themeShade="7F" w:val="243F60"/>
     </w:rPr>
   </w:style>
@@ -4641,7 +4988,7 @@
     <w:semiHidden/>
     <w:rsid w:val="00FC693F"/>
     <w:rPr>
-      <w:rFonts w:asciiTheme="majorHAnsi" w:cstheme="majorBidi" w:eastAsiaTheme="majorEastAsia" w:hAnsiTheme="majorHAnsi"/>
+      <w:rFonts w:asciiTheme="majorHAnsi" w:cstheme="majorBidi" w:hAnsiTheme="majorHAnsi" w:eastAsia="黑体"/>
       <w:i/>
       <w:iCs/>
       <w:color w:themeColor="accent1" w:themeShade="7F" w:val="243F60"/>
@@ -4655,7 +5002,7 @@
     <w:semiHidden/>
     <w:rsid w:val="00FC693F"/>
     <w:rPr>
-      <w:rFonts w:asciiTheme="majorHAnsi" w:cstheme="majorBidi" w:eastAsiaTheme="majorEastAsia" w:hAnsiTheme="majorHAnsi"/>
+      <w:rFonts w:asciiTheme="majorHAnsi" w:cstheme="majorBidi" w:hAnsiTheme="majorHAnsi" w:eastAsia="黑体"/>
       <w:i/>
       <w:iCs/>
       <w:color w:themeColor="text1" w:themeTint="BF" w:val="404040"/>
@@ -4669,7 +5016,7 @@
     <w:semiHidden/>
     <w:rsid w:val="00FC693F"/>
     <w:rPr>
-      <w:rFonts w:asciiTheme="majorHAnsi" w:cstheme="majorBidi" w:eastAsiaTheme="majorEastAsia" w:hAnsiTheme="majorHAnsi"/>
+      <w:rFonts w:asciiTheme="majorHAnsi" w:cstheme="majorBidi" w:hAnsiTheme="majorHAnsi" w:eastAsia="黑体"/>
       <w:color w:themeColor="accent1" w:val="4F81BD"/>
       <w:sz w:val="20"/>
       <w:szCs w:val="20"/>
@@ -4683,7 +5030,7 @@
     <w:semiHidden/>
     <w:rsid w:val="00FC693F"/>
     <w:rPr>
-      <w:rFonts w:asciiTheme="majorHAnsi" w:cstheme="majorBidi" w:eastAsiaTheme="majorEastAsia" w:hAnsiTheme="majorHAnsi"/>
+      <w:rFonts w:asciiTheme="majorHAnsi" w:cstheme="majorBidi" w:hAnsiTheme="majorHAnsi" w:eastAsia="黑体"/>
       <w:i/>
       <w:iCs/>
       <w:color w:themeColor="text1" w:themeTint="BF" w:val="404040"/>
@@ -4704,6 +5051,7 @@
       <w:spacing w:line="240" w:lineRule="auto"/>
     </w:pPr>
     <w:rPr>
+      <w:rFonts w:eastAsia="黑体"/>
       <w:b/>
       <w:bCs/>
       <w:color w:themeColor="accent1" w:val="4F81BD"/>
@@ -4718,6 +5066,7 @@
     <w:qFormat/>
     <w:rsid w:val="00FC693F"/>
     <w:rPr>
+      <w:rFonts w:eastAsia="黑体"/>
       <w:b/>
       <w:bCs/>
     </w:rPr>
@@ -4729,6 +5078,7 @@
     <w:qFormat/>
     <w:rsid w:val="00FC693F"/>
     <w:rPr>
+      <w:rFonts w:eastAsia="黑体"/>
       <w:i/>
       <w:iCs/>
     </w:rPr>
@@ -4749,6 +5099,7 @@
       <w:ind w:left="936" w:right="936"/>
     </w:pPr>
     <w:rPr>
+      <w:rFonts w:eastAsia="黑体"/>
       <w:b/>
       <w:bCs/>
       <w:i/>
@@ -4763,6 +5114,7 @@
     <w:uiPriority w:val="30"/>
     <w:rsid w:val="00FC693F"/>
     <w:rPr>
+      <w:rFonts w:eastAsia="黑体"/>
       <w:b/>
       <w:bCs/>
       <w:i/>
@@ -4777,6 +5129,7 @@
     <w:qFormat/>
     <w:rsid w:val="00FC693F"/>
     <w:rPr>
+      <w:rFonts w:eastAsia="黑体"/>
       <w:i/>
       <w:iCs/>
       <w:color w:themeColor="text1" w:themeTint="7F" w:val="808080"/>
@@ -4789,6 +5142,7 @@
     <w:qFormat/>
     <w:rsid w:val="00FC693F"/>
     <w:rPr>
+      <w:rFonts w:eastAsia="黑体"/>
       <w:b/>
       <w:bCs/>
       <w:i/>
@@ -4803,6 +5157,7 @@
     <w:qFormat/>
     <w:rsid w:val="00FC693F"/>
     <w:rPr>
+      <w:rFonts w:eastAsia="黑体"/>
       <w:smallCaps/>
       <w:color w:themeColor="accent2" w:val="C0504D"/>
       <w:u w:val="single"/>
@@ -4815,6 +5170,7 @@
     <w:qFormat/>
     <w:rsid w:val="00FC693F"/>
     <w:rPr>
+      <w:rFonts w:eastAsia="黑体"/>
       <w:b/>
       <w:bCs/>
       <w:smallCaps/>
@@ -4830,6 +5186,7 @@
     <w:qFormat/>
     <w:rsid w:val="00FC693F"/>
     <w:rPr>
+      <w:rFonts w:eastAsia="黑体"/>
       <w:b/>
       <w:bCs/>
       <w:smallCaps/>
@@ -4884,6 +5241,7 @@
       <w:spacing w:after="0" w:line="240" w:lineRule="auto"/>
     </w:pPr>
     <w:rPr>
+      <w:rFonts w:eastAsia="黑体"/>
       <w:color w:themeColor="text1" w:themeShade="BF" w:val="000000"/>
     </w:rPr>
     <w:tblPr>
@@ -4906,6 +5264,7 @@
         <w:spacing w:after="0" w:before="0" w:line="240" w:lineRule="auto"/>
       </w:pPr>
       <w:rPr>
+        <w:rFonts w:eastAsia="黑体"/>
         <w:b/>
         <w:bCs/>
       </w:rPr>
@@ -4926,6 +5285,7 @@
         <w:spacing w:after="0" w:before="0" w:line="240" w:lineRule="auto"/>
       </w:pPr>
       <w:rPr>
+        <w:rFonts w:eastAsia="黑体"/>
         <w:b/>
         <w:bCs/>
       </w:rPr>
@@ -4943,12 +5303,14 @@
     </w:tblStylePr>
     <w:tblStylePr w:type="firstCol">
       <w:rPr>
+        <w:rFonts w:eastAsia="黑体"/>
         <w:b/>
         <w:bCs/>
       </w:rPr>
     </w:tblStylePr>
     <w:tblStylePr w:type="lastCol">
       <w:rPr>
+        <w:rFonts w:eastAsia="黑体"/>
         <w:b/>
         <w:bCs/>
       </w:rPr>
@@ -4987,6 +5349,7 @@
       <w:spacing w:after="0" w:line="240" w:lineRule="auto"/>
     </w:pPr>
     <w:rPr>
+      <w:rFonts w:eastAsia="黑体"/>
       <w:color w:themeColor="accent1" w:themeShade="BF" w:val="365F91"/>
     </w:rPr>
     <w:tblPr>
@@ -5009,6 +5372,7 @@
         <w:spacing w:after="0" w:before="0" w:line="240" w:lineRule="auto"/>
       </w:pPr>
       <w:rPr>
+        <w:rFonts w:eastAsia="黑体"/>
         <w:b/>
         <w:bCs/>
       </w:rPr>
@@ -5029,6 +5393,7 @@
         <w:spacing w:after="0" w:before="0" w:line="240" w:lineRule="auto"/>
       </w:pPr>
       <w:rPr>
+        <w:rFonts w:eastAsia="黑体"/>
         <w:b/>
         <w:bCs/>
       </w:rPr>
@@ -5046,12 +5411,14 @@
     </w:tblStylePr>
     <w:tblStylePr w:type="firstCol">
       <w:rPr>
+        <w:rFonts w:eastAsia="黑体"/>
         <w:b/>
         <w:bCs/>
       </w:rPr>
     </w:tblStylePr>
     <w:tblStylePr w:type="lastCol">
       <w:rPr>
+        <w:rFonts w:eastAsia="黑体"/>
         <w:b/>
         <w:bCs/>
       </w:rPr>
@@ -5090,6 +5457,7 @@
       <w:spacing w:after="0" w:line="240" w:lineRule="auto"/>
     </w:pPr>
     <w:rPr>
+      <w:rFonts w:eastAsia="黑体"/>
       <w:color w:themeColor="accent2" w:themeShade="BF" w:val="943634"/>
     </w:rPr>
     <w:tblPr>
@@ -5112,6 +5480,7 @@
         <w:spacing w:after="0" w:before="0" w:line="240" w:lineRule="auto"/>
       </w:pPr>
       <w:rPr>
+        <w:rFonts w:eastAsia="黑体"/>
         <w:b/>
         <w:bCs/>
       </w:rPr>
@@ -5132,6 +5501,7 @@
         <w:spacing w:after="0" w:before="0" w:line="240" w:lineRule="auto"/>
       </w:pPr>
       <w:rPr>
+        <w:rFonts w:eastAsia="黑体"/>
         <w:b/>
         <w:bCs/>
       </w:rPr>
@@ -5149,12 +5519,14 @@
     </w:tblStylePr>
     <w:tblStylePr w:type="firstCol">
       <w:rPr>
+        <w:rFonts w:eastAsia="黑体"/>
         <w:b/>
         <w:bCs/>
       </w:rPr>
     </w:tblStylePr>
     <w:tblStylePr w:type="lastCol">
       <w:rPr>
+        <w:rFonts w:eastAsia="黑体"/>
         <w:b/>
         <w:bCs/>
       </w:rPr>
@@ -5193,6 +5565,7 @@
       <w:spacing w:after="0" w:line="240" w:lineRule="auto"/>
     </w:pPr>
     <w:rPr>
+      <w:rFonts w:eastAsia="黑体"/>
       <w:color w:themeColor="accent3" w:themeShade="BF" w:val="76923C"/>
     </w:rPr>
     <w:tblPr>
@@ -5215,6 +5588,7 @@
         <w:spacing w:after="0" w:before="0" w:line="240" w:lineRule="auto"/>
       </w:pPr>
       <w:rPr>
+        <w:rFonts w:eastAsia="黑体"/>
         <w:b/>
         <w:bCs/>
       </w:rPr>
@@ -5235,6 +5609,7 @@
         <w:spacing w:after="0" w:before="0" w:line="240" w:lineRule="auto"/>
       </w:pPr>
       <w:rPr>
+        <w:rFonts w:eastAsia="黑体"/>
         <w:b/>
         <w:bCs/>
       </w:rPr>
@@ -5252,12 +5627,14 @@
     </w:tblStylePr>
     <w:tblStylePr w:type="firstCol">
       <w:rPr>
+        <w:rFonts w:eastAsia="黑体"/>
         <w:b/>
         <w:bCs/>
       </w:rPr>
     </w:tblStylePr>
     <w:tblStylePr w:type="lastCol">
       <w:rPr>
+        <w:rFonts w:eastAsia="黑体"/>
         <w:b/>
         <w:bCs/>
       </w:rPr>
@@ -5296,6 +5673,7 @@
       <w:spacing w:after="0" w:line="240" w:lineRule="auto"/>
     </w:pPr>
     <w:rPr>
+      <w:rFonts w:eastAsia="黑体"/>
       <w:color w:themeColor="accent4" w:themeShade="BF" w:val="5F497A"/>
     </w:rPr>
     <w:tblPr>
@@ -5318,6 +5696,7 @@
         <w:spacing w:after="0" w:before="0" w:line="240" w:lineRule="auto"/>
       </w:pPr>
       <w:rPr>
+        <w:rFonts w:eastAsia="黑体"/>
         <w:b/>
         <w:bCs/>
       </w:rPr>
@@ -5338,6 +5717,7 @@
         <w:spacing w:after="0" w:before="0" w:line="240" w:lineRule="auto"/>
       </w:pPr>
       <w:rPr>
+        <w:rFonts w:eastAsia="黑体"/>
         <w:b/>
         <w:bCs/>
       </w:rPr>
@@ -5355,12 +5735,14 @@
     </w:tblStylePr>
     <w:tblStylePr w:type="firstCol">
       <w:rPr>
+        <w:rFonts w:eastAsia="黑体"/>
         <w:b/>
         <w:bCs/>
       </w:rPr>
     </w:tblStylePr>
     <w:tblStylePr w:type="lastCol">
       <w:rPr>
+        <w:rFonts w:eastAsia="黑体"/>
         <w:b/>
         <w:bCs/>
       </w:rPr>
@@ -5399,6 +5781,7 @@
       <w:spacing w:after="0" w:line="240" w:lineRule="auto"/>
     </w:pPr>
     <w:rPr>
+      <w:rFonts w:eastAsia="黑体"/>
       <w:color w:themeColor="accent5" w:themeShade="BF" w:val="31849B"/>
     </w:rPr>
     <w:tblPr>
@@ -5421,6 +5804,7 @@
         <w:spacing w:after="0" w:before="0" w:line="240" w:lineRule="auto"/>
       </w:pPr>
       <w:rPr>
+        <w:rFonts w:eastAsia="黑体"/>
         <w:b/>
         <w:bCs/>
       </w:rPr>
@@ -5441,6 +5825,7 @@
         <w:spacing w:after="0" w:before="0" w:line="240" w:lineRule="auto"/>
       </w:pPr>
       <w:rPr>
+        <w:rFonts w:eastAsia="黑体"/>
         <w:b/>
         <w:bCs/>
       </w:rPr>
@@ -5458,12 +5843,14 @@
     </w:tblStylePr>
     <w:tblStylePr w:type="firstCol">
       <w:rPr>
+        <w:rFonts w:eastAsia="黑体"/>
         <w:b/>
         <w:bCs/>
       </w:rPr>
     </w:tblStylePr>
     <w:tblStylePr w:type="lastCol">
       <w:rPr>
+        <w:rFonts w:eastAsia="黑体"/>
         <w:b/>
         <w:bCs/>
       </w:rPr>
@@ -5502,6 +5889,7 @@
       <w:spacing w:after="0" w:line="240" w:lineRule="auto"/>
     </w:pPr>
     <w:rPr>
+      <w:rFonts w:eastAsia="黑体"/>
       <w:color w:themeColor="accent6" w:themeShade="BF" w:val="E36C0A"/>
     </w:rPr>
     <w:tblPr>
@@ -5524,6 +5912,7 @@
         <w:spacing w:after="0" w:before="0" w:line="240" w:lineRule="auto"/>
       </w:pPr>
       <w:rPr>
+        <w:rFonts w:eastAsia="黑体"/>
         <w:b/>
         <w:bCs/>
       </w:rPr>
@@ -5544,6 +5933,7 @@
         <w:spacing w:after="0" w:before="0" w:line="240" w:lineRule="auto"/>
       </w:pPr>
       <w:rPr>
+        <w:rFonts w:eastAsia="黑体"/>
         <w:b/>
         <w:bCs/>
       </w:rPr>
@@ -5561,12 +5951,14 @@
     </w:tblStylePr>
     <w:tblStylePr w:type="firstCol">
       <w:rPr>
+        <w:rFonts w:eastAsia="黑体"/>
         <w:b/>
         <w:bCs/>
       </w:rPr>
     </w:tblStylePr>
     <w:tblStylePr w:type="lastCol">
       <w:rPr>
+        <w:rFonts w:eastAsia="黑体"/>
         <w:b/>
         <w:bCs/>
       </w:rPr>
@@ -5626,6 +6018,7 @@
         <w:spacing w:after="0" w:before="0" w:line="240" w:lineRule="auto"/>
       </w:pPr>
       <w:rPr>
+        <w:rFonts w:eastAsia="黑体"/>
         <w:b/>
         <w:bCs/>
         <w:color w:themeColor="background1" w:val="FFFFFF"/>
@@ -5640,6 +6033,7 @@
         <w:spacing w:after="0" w:before="0" w:line="240" w:lineRule="auto"/>
       </w:pPr>
       <w:rPr>
+        <w:rFonts w:eastAsia="黑体"/>
         <w:b/>
         <w:bCs/>
       </w:rPr>
@@ -5655,12 +6049,14 @@
     </w:tblStylePr>
     <w:tblStylePr w:type="firstCol">
       <w:rPr>
+        <w:rFonts w:eastAsia="黑体"/>
         <w:b/>
         <w:bCs/>
       </w:rPr>
     </w:tblStylePr>
     <w:tblStylePr w:type="lastCol">
       <w:rPr>
+        <w:rFonts w:eastAsia="黑体"/>
         <w:b/>
         <w:bCs/>
       </w:rPr>
@@ -5718,6 +6114,7 @@
         <w:spacing w:after="0" w:before="0" w:line="240" w:lineRule="auto"/>
       </w:pPr>
       <w:rPr>
+        <w:rFonts w:eastAsia="黑体"/>
         <w:b/>
         <w:bCs/>
         <w:color w:themeColor="background1" w:val="FFFFFF"/>
@@ -5732,6 +6129,7 @@
         <w:spacing w:after="0" w:before="0" w:line="240" w:lineRule="auto"/>
       </w:pPr>
       <w:rPr>
+        <w:rFonts w:eastAsia="黑体"/>
         <w:b/>
         <w:bCs/>
       </w:rPr>
@@ -5747,12 +6145,14 @@
     </w:tblStylePr>
     <w:tblStylePr w:type="firstCol">
       <w:rPr>
+        <w:rFonts w:eastAsia="黑体"/>
         <w:b/>
         <w:bCs/>
       </w:rPr>
     </w:tblStylePr>
     <w:tblStylePr w:type="lastCol">
       <w:rPr>
+        <w:rFonts w:eastAsia="黑体"/>
         <w:b/>
         <w:bCs/>
       </w:rPr>
@@ -5810,6 +6210,7 @@
         <w:spacing w:after="0" w:before="0" w:line="240" w:lineRule="auto"/>
       </w:pPr>
       <w:rPr>
+        <w:rFonts w:eastAsia="黑体"/>
         <w:b/>
         <w:bCs/>
         <w:color w:themeColor="background1" w:val="FFFFFF"/>
@@ -5824,6 +6225,7 @@
         <w:spacing w:after="0" w:before="0" w:line="240" w:lineRule="auto"/>
       </w:pPr>
       <w:rPr>
+        <w:rFonts w:eastAsia="黑体"/>
         <w:b/>
         <w:bCs/>
       </w:rPr>
@@ -5839,12 +6241,14 @@
     </w:tblStylePr>
     <w:tblStylePr w:type="firstCol">
       <w:rPr>
+        <w:rFonts w:eastAsia="黑体"/>
         <w:b/>
         <w:bCs/>
       </w:rPr>
     </w:tblStylePr>
     <w:tblStylePr w:type="lastCol">
       <w:rPr>
+        <w:rFonts w:eastAsia="黑体"/>
         <w:b/>
         <w:bCs/>
       </w:rPr>
@@ -5902,6 +6306,7 @@
         <w:spacing w:after="0" w:before="0" w:line="240" w:lineRule="auto"/>
       </w:pPr>
       <w:rPr>
+        <w:rFonts w:eastAsia="黑体"/>
         <w:b/>
         <w:bCs/>
         <w:color w:themeColor="background1" w:val="FFFFFF"/>
@@ -5916,6 +6321,7 @@
         <w:spacing w:after="0" w:before="0" w:line="240" w:lineRule="auto"/>
       </w:pPr>
       <w:rPr>
+        <w:rFonts w:eastAsia="黑体"/>
         <w:b/>
         <w:bCs/>
       </w:rPr>
@@ -5931,12 +6337,14 @@
     </w:tblStylePr>
     <w:tblStylePr w:type="firstCol">
       <w:rPr>
+        <w:rFonts w:eastAsia="黑体"/>
         <w:b/>
         <w:bCs/>
       </w:rPr>
     </w:tblStylePr>
     <w:tblStylePr w:type="lastCol">
       <w:rPr>
+        <w:rFonts w:eastAsia="黑体"/>
         <w:b/>
         <w:bCs/>
       </w:rPr>
@@ -5994,6 +6402,7 @@
         <w:spacing w:after="0" w:before="0" w:line="240" w:lineRule="auto"/>
       </w:pPr>
       <w:rPr>
+        <w:rFonts w:eastAsia="黑体"/>
         <w:b/>
         <w:bCs/>
         <w:color w:themeColor="background1" w:val="FFFFFF"/>
@@ -6008,6 +6417,7 @@
         <w:spacing w:after="0" w:before="0" w:line="240" w:lineRule="auto"/>
       </w:pPr>
       <w:rPr>
+        <w:rFonts w:eastAsia="黑体"/>
         <w:b/>
         <w:bCs/>
       </w:rPr>
@@ -6023,12 +6433,14 @@
     </w:tblStylePr>
     <w:tblStylePr w:type="firstCol">
       <w:rPr>
+        <w:rFonts w:eastAsia="黑体"/>
         <w:b/>
         <w:bCs/>
       </w:rPr>
     </w:tblStylePr>
     <w:tblStylePr w:type="lastCol">
       <w:rPr>
+        <w:rFonts w:eastAsia="黑体"/>
         <w:b/>
         <w:bCs/>
       </w:rPr>
@@ -6086,6 +6498,7 @@
         <w:spacing w:after="0" w:before="0" w:line="240" w:lineRule="auto"/>
       </w:pPr>
       <w:rPr>
+        <w:rFonts w:eastAsia="黑体"/>
         <w:b/>
         <w:bCs/>
         <w:color w:themeColor="background1" w:val="FFFFFF"/>
@@ -6100,6 +6513,7 @@
         <w:spacing w:after="0" w:before="0" w:line="240" w:lineRule="auto"/>
       </w:pPr>
       <w:rPr>
+        <w:rFonts w:eastAsia="黑体"/>
         <w:b/>
         <w:bCs/>
       </w:rPr>
@@ -6115,12 +6529,14 @@
     </w:tblStylePr>
     <w:tblStylePr w:type="firstCol">
       <w:rPr>
+        <w:rFonts w:eastAsia="黑体"/>
         <w:b/>
         <w:bCs/>
       </w:rPr>
     </w:tblStylePr>
     <w:tblStylePr w:type="lastCol">
       <w:rPr>
+        <w:rFonts w:eastAsia="黑体"/>
         <w:b/>
         <w:bCs/>
       </w:rPr>
@@ -6178,6 +6594,7 @@
         <w:spacing w:after="0" w:before="0" w:line="240" w:lineRule="auto"/>
       </w:pPr>
       <w:rPr>
+        <w:rFonts w:eastAsia="黑体"/>
         <w:b/>
         <w:bCs/>
         <w:color w:themeColor="background1" w:val="FFFFFF"/>
@@ -6192,6 +6609,7 @@
         <w:spacing w:after="0" w:before="0" w:line="240" w:lineRule="auto"/>
       </w:pPr>
       <w:rPr>
+        <w:rFonts w:eastAsia="黑体"/>
         <w:b/>
         <w:bCs/>
       </w:rPr>
@@ -6207,12 +6625,14 @@
     </w:tblStylePr>
     <w:tblStylePr w:type="firstCol">
       <w:rPr>
+        <w:rFonts w:eastAsia="黑体"/>
         <w:b/>
         <w:bCs/>
       </w:rPr>
     </w:tblStylePr>
     <w:tblStylePr w:type="lastCol">
       <w:rPr>
+        <w:rFonts w:eastAsia="黑体"/>
         <w:b/>
         <w:bCs/>
       </w:rPr>
@@ -6272,7 +6692,7 @@
         <w:spacing w:after="0" w:before="0" w:line="240" w:lineRule="auto"/>
       </w:pPr>
       <w:rPr>
-        <w:rFonts w:asciiTheme="majorHAnsi" w:cstheme="majorBidi" w:eastAsiaTheme="majorEastAsia" w:hAnsiTheme="majorHAnsi"/>
+        <w:rFonts w:asciiTheme="majorHAnsi" w:cstheme="majorBidi" w:hAnsiTheme="majorHAnsi" w:eastAsia="黑体"/>
         <w:b/>
         <w:bCs/>
       </w:rPr>
@@ -6293,7 +6713,7 @@
         <w:spacing w:after="0" w:before="0" w:line="240" w:lineRule="auto"/>
       </w:pPr>
       <w:rPr>
-        <w:rFonts w:asciiTheme="majorHAnsi" w:cstheme="majorBidi" w:eastAsiaTheme="majorEastAsia" w:hAnsiTheme="majorHAnsi"/>
+        <w:rFonts w:asciiTheme="majorHAnsi" w:cstheme="majorBidi" w:hAnsiTheme="majorHAnsi" w:eastAsia="黑体"/>
         <w:b/>
         <w:bCs/>
       </w:rPr>
@@ -6311,14 +6731,14 @@
     </w:tblStylePr>
     <w:tblStylePr w:type="firstCol">
       <w:rPr>
-        <w:rFonts w:asciiTheme="majorHAnsi" w:cstheme="majorBidi" w:eastAsiaTheme="majorEastAsia" w:hAnsiTheme="majorHAnsi"/>
+        <w:rFonts w:asciiTheme="majorHAnsi" w:cstheme="majorBidi" w:hAnsiTheme="majorHAnsi" w:eastAsia="黑体"/>
         <w:b/>
         <w:bCs/>
       </w:rPr>
     </w:tblStylePr>
     <w:tblStylePr w:type="lastCol">
       <w:rPr>
-        <w:rFonts w:asciiTheme="majorHAnsi" w:cstheme="majorBidi" w:eastAsiaTheme="majorEastAsia" w:hAnsiTheme="majorHAnsi"/>
+        <w:rFonts w:asciiTheme="majorHAnsi" w:cstheme="majorBidi" w:hAnsiTheme="majorHAnsi" w:eastAsia="黑体"/>
         <w:b/>
         <w:bCs/>
       </w:rPr>
@@ -6402,7 +6822,7 @@
         <w:spacing w:after="0" w:before="0" w:line="240" w:lineRule="auto"/>
       </w:pPr>
       <w:rPr>
-        <w:rFonts w:asciiTheme="majorHAnsi" w:cstheme="majorBidi" w:eastAsiaTheme="majorEastAsia" w:hAnsiTheme="majorHAnsi"/>
+        <w:rFonts w:asciiTheme="majorHAnsi" w:cstheme="majorBidi" w:hAnsiTheme="majorHAnsi" w:eastAsia="黑体"/>
         <w:b/>
         <w:bCs/>
       </w:rPr>
@@ -6423,7 +6843,7 @@
         <w:spacing w:after="0" w:before="0" w:line="240" w:lineRule="auto"/>
       </w:pPr>
       <w:rPr>
-        <w:rFonts w:asciiTheme="majorHAnsi" w:cstheme="majorBidi" w:eastAsiaTheme="majorEastAsia" w:hAnsiTheme="majorHAnsi"/>
+        <w:rFonts w:asciiTheme="majorHAnsi" w:cstheme="majorBidi" w:hAnsiTheme="majorHAnsi" w:eastAsia="黑体"/>
         <w:b/>
         <w:bCs/>
       </w:rPr>
@@ -6441,14 +6861,14 @@
     </w:tblStylePr>
     <w:tblStylePr w:type="firstCol">
       <w:rPr>
-        <w:rFonts w:asciiTheme="majorHAnsi" w:cstheme="majorBidi" w:eastAsiaTheme="majorEastAsia" w:hAnsiTheme="majorHAnsi"/>
+        <w:rFonts w:asciiTheme="majorHAnsi" w:cstheme="majorBidi" w:hAnsiTheme="majorHAnsi" w:eastAsia="黑体"/>
         <w:b/>
         <w:bCs/>
       </w:rPr>
     </w:tblStylePr>
     <w:tblStylePr w:type="lastCol">
       <w:rPr>
-        <w:rFonts w:asciiTheme="majorHAnsi" w:cstheme="majorBidi" w:eastAsiaTheme="majorEastAsia" w:hAnsiTheme="majorHAnsi"/>
+        <w:rFonts w:asciiTheme="majorHAnsi" w:cstheme="majorBidi" w:hAnsiTheme="majorHAnsi" w:eastAsia="黑体"/>
         <w:b/>
         <w:bCs/>
       </w:rPr>
@@ -6532,7 +6952,7 @@
         <w:spacing w:after="0" w:before="0" w:line="240" w:lineRule="auto"/>
       </w:pPr>
       <w:rPr>
-        <w:rFonts w:asciiTheme="majorHAnsi" w:cstheme="majorBidi" w:eastAsiaTheme="majorEastAsia" w:hAnsiTheme="majorHAnsi"/>
+        <w:rFonts w:asciiTheme="majorHAnsi" w:cstheme="majorBidi" w:hAnsiTheme="majorHAnsi" w:eastAsia="黑体"/>
         <w:b/>
         <w:bCs/>
       </w:rPr>
@@ -6553,7 +6973,7 @@
         <w:spacing w:after="0" w:before="0" w:line="240" w:lineRule="auto"/>
       </w:pPr>
       <w:rPr>
-        <w:rFonts w:asciiTheme="majorHAnsi" w:cstheme="majorBidi" w:eastAsiaTheme="majorEastAsia" w:hAnsiTheme="majorHAnsi"/>
+        <w:rFonts w:asciiTheme="majorHAnsi" w:cstheme="majorBidi" w:hAnsiTheme="majorHAnsi" w:eastAsia="黑体"/>
         <w:b/>
         <w:bCs/>
       </w:rPr>
@@ -6571,14 +6991,14 @@
     </w:tblStylePr>
     <w:tblStylePr w:type="firstCol">
       <w:rPr>
-        <w:rFonts w:asciiTheme="majorHAnsi" w:cstheme="majorBidi" w:eastAsiaTheme="majorEastAsia" w:hAnsiTheme="majorHAnsi"/>
+        <w:rFonts w:asciiTheme="majorHAnsi" w:cstheme="majorBidi" w:hAnsiTheme="majorHAnsi" w:eastAsia="黑体"/>
         <w:b/>
         <w:bCs/>
       </w:rPr>
     </w:tblStylePr>
     <w:tblStylePr w:type="lastCol">
       <w:rPr>
-        <w:rFonts w:asciiTheme="majorHAnsi" w:cstheme="majorBidi" w:eastAsiaTheme="majorEastAsia" w:hAnsiTheme="majorHAnsi"/>
+        <w:rFonts w:asciiTheme="majorHAnsi" w:cstheme="majorBidi" w:hAnsiTheme="majorHAnsi" w:eastAsia="黑体"/>
         <w:b/>
         <w:bCs/>
       </w:rPr>
@@ -6662,7 +7082,7 @@
         <w:spacing w:after="0" w:before="0" w:line="240" w:lineRule="auto"/>
       </w:pPr>
       <w:rPr>
-        <w:rFonts w:asciiTheme="majorHAnsi" w:cstheme="majorBidi" w:eastAsiaTheme="majorEastAsia" w:hAnsiTheme="majorHAnsi"/>
+        <w:rFonts w:asciiTheme="majorHAnsi" w:cstheme="majorBidi" w:hAnsiTheme="majorHAnsi" w:eastAsia="黑体"/>
         <w:b/>
         <w:bCs/>
       </w:rPr>
@@ -6683,7 +7103,7 @@
         <w:spacing w:after="0" w:before="0" w:line="240" w:lineRule="auto"/>
       </w:pPr>
       <w:rPr>
-        <w:rFonts w:asciiTheme="majorHAnsi" w:cstheme="majorBidi" w:eastAsiaTheme="majorEastAsia" w:hAnsiTheme="majorHAnsi"/>
+        <w:rFonts w:asciiTheme="majorHAnsi" w:cstheme="majorBidi" w:hAnsiTheme="majorHAnsi" w:eastAsia="黑体"/>
         <w:b/>
         <w:bCs/>
       </w:rPr>
@@ -6701,14 +7121,14 @@
     </w:tblStylePr>
     <w:tblStylePr w:type="firstCol">
       <w:rPr>
-        <w:rFonts w:asciiTheme="majorHAnsi" w:cstheme="majorBidi" w:eastAsiaTheme="majorEastAsia" w:hAnsiTheme="majorHAnsi"/>
+        <w:rFonts w:asciiTheme="majorHAnsi" w:cstheme="majorBidi" w:hAnsiTheme="majorHAnsi" w:eastAsia="黑体"/>
         <w:b/>
         <w:bCs/>
       </w:rPr>
     </w:tblStylePr>
     <w:tblStylePr w:type="lastCol">
       <w:rPr>
-        <w:rFonts w:asciiTheme="majorHAnsi" w:cstheme="majorBidi" w:eastAsiaTheme="majorEastAsia" w:hAnsiTheme="majorHAnsi"/>
+        <w:rFonts w:asciiTheme="majorHAnsi" w:cstheme="majorBidi" w:hAnsiTheme="majorHAnsi" w:eastAsia="黑体"/>
         <w:b/>
         <w:bCs/>
       </w:rPr>
@@ -6792,7 +7212,7 @@
         <w:spacing w:after="0" w:before="0" w:line="240" w:lineRule="auto"/>
       </w:pPr>
       <w:rPr>
-        <w:rFonts w:asciiTheme="majorHAnsi" w:cstheme="majorBidi" w:eastAsiaTheme="majorEastAsia" w:hAnsiTheme="majorHAnsi"/>
+        <w:rFonts w:asciiTheme="majorHAnsi" w:cstheme="majorBidi" w:hAnsiTheme="majorHAnsi" w:eastAsia="黑体"/>
         <w:b/>
         <w:bCs/>
       </w:rPr>
@@ -6813,7 +7233,7 @@
         <w:spacing w:after="0" w:before="0" w:line="240" w:lineRule="auto"/>
       </w:pPr>
       <w:rPr>
-        <w:rFonts w:asciiTheme="majorHAnsi" w:cstheme="majorBidi" w:eastAsiaTheme="majorEastAsia" w:hAnsiTheme="majorHAnsi"/>
+        <w:rFonts w:asciiTheme="majorHAnsi" w:cstheme="majorBidi" w:hAnsiTheme="majorHAnsi" w:eastAsia="黑体"/>
         <w:b/>
         <w:bCs/>
       </w:rPr>
@@ -6831,14 +7251,14 @@
     </w:tblStylePr>
     <w:tblStylePr w:type="firstCol">
       <w:rPr>
-        <w:rFonts w:asciiTheme="majorHAnsi" w:cstheme="majorBidi" w:eastAsiaTheme="majorEastAsia" w:hAnsiTheme="majorHAnsi"/>
+        <w:rFonts w:asciiTheme="majorHAnsi" w:cstheme="majorBidi" w:hAnsiTheme="majorHAnsi" w:eastAsia="黑体"/>
         <w:b/>
         <w:bCs/>
       </w:rPr>
     </w:tblStylePr>
     <w:tblStylePr w:type="lastCol">
       <w:rPr>
-        <w:rFonts w:asciiTheme="majorHAnsi" w:cstheme="majorBidi" w:eastAsiaTheme="majorEastAsia" w:hAnsiTheme="majorHAnsi"/>
+        <w:rFonts w:asciiTheme="majorHAnsi" w:cstheme="majorBidi" w:hAnsiTheme="majorHAnsi" w:eastAsia="黑体"/>
         <w:b/>
         <w:bCs/>
       </w:rPr>
@@ -6922,7 +7342,7 @@
         <w:spacing w:after="0" w:before="0" w:line="240" w:lineRule="auto"/>
       </w:pPr>
       <w:rPr>
-        <w:rFonts w:asciiTheme="majorHAnsi" w:cstheme="majorBidi" w:eastAsiaTheme="majorEastAsia" w:hAnsiTheme="majorHAnsi"/>
+        <w:rFonts w:asciiTheme="majorHAnsi" w:cstheme="majorBidi" w:hAnsiTheme="majorHAnsi" w:eastAsia="黑体"/>
         <w:b/>
         <w:bCs/>
       </w:rPr>
@@ -6943,7 +7363,7 @@
         <w:spacing w:after="0" w:before="0" w:line="240" w:lineRule="auto"/>
       </w:pPr>
       <w:rPr>
-        <w:rFonts w:asciiTheme="majorHAnsi" w:cstheme="majorBidi" w:eastAsiaTheme="majorEastAsia" w:hAnsiTheme="majorHAnsi"/>
+        <w:rFonts w:asciiTheme="majorHAnsi" w:cstheme="majorBidi" w:hAnsiTheme="majorHAnsi" w:eastAsia="黑体"/>
         <w:b/>
         <w:bCs/>
       </w:rPr>
@@ -6961,14 +7381,14 @@
     </w:tblStylePr>
     <w:tblStylePr w:type="firstCol">
       <w:rPr>
-        <w:rFonts w:asciiTheme="majorHAnsi" w:cstheme="majorBidi" w:eastAsiaTheme="majorEastAsia" w:hAnsiTheme="majorHAnsi"/>
+        <w:rFonts w:asciiTheme="majorHAnsi" w:cstheme="majorBidi" w:hAnsiTheme="majorHAnsi" w:eastAsia="黑体"/>
         <w:b/>
         <w:bCs/>
       </w:rPr>
     </w:tblStylePr>
     <w:tblStylePr w:type="lastCol">
       <w:rPr>
-        <w:rFonts w:asciiTheme="majorHAnsi" w:cstheme="majorBidi" w:eastAsiaTheme="majorEastAsia" w:hAnsiTheme="majorHAnsi"/>
+        <w:rFonts w:asciiTheme="majorHAnsi" w:cstheme="majorBidi" w:hAnsiTheme="majorHAnsi" w:eastAsia="黑体"/>
         <w:b/>
         <w:bCs/>
       </w:rPr>
@@ -7052,7 +7472,7 @@
         <w:spacing w:after="0" w:before="0" w:line="240" w:lineRule="auto"/>
       </w:pPr>
       <w:rPr>
-        <w:rFonts w:asciiTheme="majorHAnsi" w:cstheme="majorBidi" w:eastAsiaTheme="majorEastAsia" w:hAnsiTheme="majorHAnsi"/>
+        <w:rFonts w:asciiTheme="majorHAnsi" w:cstheme="majorBidi" w:hAnsiTheme="majorHAnsi" w:eastAsia="黑体"/>
         <w:b/>
         <w:bCs/>
       </w:rPr>
@@ -7073,7 +7493,7 @@
         <w:spacing w:after="0" w:before="0" w:line="240" w:lineRule="auto"/>
       </w:pPr>
       <w:rPr>
-        <w:rFonts w:asciiTheme="majorHAnsi" w:cstheme="majorBidi" w:eastAsiaTheme="majorEastAsia" w:hAnsiTheme="majorHAnsi"/>
+        <w:rFonts w:asciiTheme="majorHAnsi" w:cstheme="majorBidi" w:hAnsiTheme="majorHAnsi" w:eastAsia="黑体"/>
         <w:b/>
         <w:bCs/>
       </w:rPr>
@@ -7091,14 +7511,14 @@
     </w:tblStylePr>
     <w:tblStylePr w:type="firstCol">
       <w:rPr>
-        <w:rFonts w:asciiTheme="majorHAnsi" w:cstheme="majorBidi" w:eastAsiaTheme="majorEastAsia" w:hAnsiTheme="majorHAnsi"/>
+        <w:rFonts w:asciiTheme="majorHAnsi" w:cstheme="majorBidi" w:hAnsiTheme="majorHAnsi" w:eastAsia="黑体"/>
         <w:b/>
         <w:bCs/>
       </w:rPr>
     </w:tblStylePr>
     <w:tblStylePr w:type="lastCol">
       <w:rPr>
-        <w:rFonts w:asciiTheme="majorHAnsi" w:cstheme="majorBidi" w:eastAsiaTheme="majorEastAsia" w:hAnsiTheme="majorHAnsi"/>
+        <w:rFonts w:asciiTheme="majorHAnsi" w:cstheme="majorBidi" w:hAnsiTheme="majorHAnsi" w:eastAsia="黑体"/>
         <w:b/>
         <w:bCs/>
       </w:rPr>
@@ -7181,6 +7601,7 @@
         <w:spacing w:after="0" w:before="0" w:line="240" w:lineRule="auto"/>
       </w:pPr>
       <w:rPr>
+        <w:rFonts w:eastAsia="黑体"/>
         <w:b/>
         <w:bCs/>
         <w:color w:themeColor="background1" w:val="FFFFFF"/>
@@ -7203,6 +7624,7 @@
         <w:spacing w:after="0" w:before="0" w:line="240" w:lineRule="auto"/>
       </w:pPr>
       <w:rPr>
+        <w:rFonts w:eastAsia="黑体"/>
         <w:b/>
         <w:bCs/>
       </w:rPr>
@@ -7220,12 +7642,14 @@
     </w:tblStylePr>
     <w:tblStylePr w:type="firstCol">
       <w:rPr>
+        <w:rFonts w:eastAsia="黑体"/>
         <w:b/>
         <w:bCs/>
       </w:rPr>
     </w:tblStylePr>
     <w:tblStylePr w:type="lastCol">
       <w:rPr>
+        <w:rFonts w:eastAsia="黑体"/>
         <w:b/>
         <w:bCs/>
       </w:rPr>
@@ -7287,6 +7711,7 @@
         <w:spacing w:after="0" w:before="0" w:line="240" w:lineRule="auto"/>
       </w:pPr>
       <w:rPr>
+        <w:rFonts w:eastAsia="黑体"/>
         <w:b/>
         <w:bCs/>
         <w:color w:themeColor="background1" w:val="FFFFFF"/>
@@ -7309,6 +7734,7 @@
         <w:spacing w:after="0" w:before="0" w:line="240" w:lineRule="auto"/>
       </w:pPr>
       <w:rPr>
+        <w:rFonts w:eastAsia="黑体"/>
         <w:b/>
         <w:bCs/>
       </w:rPr>
@@ -7326,12 +7752,14 @@
     </w:tblStylePr>
     <w:tblStylePr w:type="firstCol">
       <w:rPr>
+        <w:rFonts w:eastAsia="黑体"/>
         <w:b/>
         <w:bCs/>
       </w:rPr>
     </w:tblStylePr>
     <w:tblStylePr w:type="lastCol">
       <w:rPr>
+        <w:rFonts w:eastAsia="黑体"/>
         <w:b/>
         <w:bCs/>
       </w:rPr>
@@ -7393,6 +7821,7 @@
         <w:spacing w:after="0" w:before="0" w:line="240" w:lineRule="auto"/>
       </w:pPr>
       <w:rPr>
+        <w:rFonts w:eastAsia="黑体"/>
         <w:b/>
         <w:bCs/>
         <w:color w:themeColor="background1" w:val="FFFFFF"/>
@@ -7415,6 +7844,7 @@
         <w:spacing w:after="0" w:before="0" w:line="240" w:lineRule="auto"/>
       </w:pPr>
       <w:rPr>
+        <w:rFonts w:eastAsia="黑体"/>
         <w:b/>
         <w:bCs/>
       </w:rPr>
@@ -7432,12 +7862,14 @@
     </w:tblStylePr>
     <w:tblStylePr w:type="firstCol">
       <w:rPr>
+        <w:rFonts w:eastAsia="黑体"/>
         <w:b/>
         <w:bCs/>
       </w:rPr>
     </w:tblStylePr>
     <w:tblStylePr w:type="lastCol">
       <w:rPr>
+        <w:rFonts w:eastAsia="黑体"/>
         <w:b/>
         <w:bCs/>
       </w:rPr>
@@ -7499,6 +7931,7 @@
         <w:spacing w:after="0" w:before="0" w:line="240" w:lineRule="auto"/>
       </w:pPr>
       <w:rPr>
+        <w:rFonts w:eastAsia="黑体"/>
         <w:b/>
         <w:bCs/>
         <w:color w:themeColor="background1" w:val="FFFFFF"/>
@@ -7521,6 +7954,7 @@
         <w:spacing w:after="0" w:before="0" w:line="240" w:lineRule="auto"/>
       </w:pPr>
       <w:rPr>
+        <w:rFonts w:eastAsia="黑体"/>
         <w:b/>
         <w:bCs/>
       </w:rPr>
@@ -7538,12 +7972,14 @@
     </w:tblStylePr>
     <w:tblStylePr w:type="firstCol">
       <w:rPr>
+        <w:rFonts w:eastAsia="黑体"/>
         <w:b/>
         <w:bCs/>
       </w:rPr>
     </w:tblStylePr>
     <w:tblStylePr w:type="lastCol">
       <w:rPr>
+        <w:rFonts w:eastAsia="黑体"/>
         <w:b/>
         <w:bCs/>
       </w:rPr>
@@ -7605,6 +8041,7 @@
         <w:spacing w:after="0" w:before="0" w:line="240" w:lineRule="auto"/>
       </w:pPr>
       <w:rPr>
+        <w:rFonts w:eastAsia="黑体"/>
         <w:b/>
         <w:bCs/>
         <w:color w:themeColor="background1" w:val="FFFFFF"/>
@@ -7627,6 +8064,7 @@
         <w:spacing w:after="0" w:before="0" w:line="240" w:lineRule="auto"/>
       </w:pPr>
       <w:rPr>
+        <w:rFonts w:eastAsia="黑体"/>
         <w:b/>
         <w:bCs/>
       </w:rPr>
@@ -7644,12 +8082,14 @@
     </w:tblStylePr>
     <w:tblStylePr w:type="firstCol">
       <w:rPr>
+        <w:rFonts w:eastAsia="黑体"/>
         <w:b/>
         <w:bCs/>
       </w:rPr>
     </w:tblStylePr>
     <w:tblStylePr w:type="lastCol">
       <w:rPr>
+        <w:rFonts w:eastAsia="黑体"/>
         <w:b/>
         <w:bCs/>
       </w:rPr>
@@ -7711,6 +8151,7 @@
         <w:spacing w:after="0" w:before="0" w:line="240" w:lineRule="auto"/>
       </w:pPr>
       <w:rPr>
+        <w:rFonts w:eastAsia="黑体"/>
         <w:b/>
         <w:bCs/>
         <w:color w:themeColor="background1" w:val="FFFFFF"/>
@@ -7733,6 +8174,7 @@
         <w:spacing w:after="0" w:before="0" w:line="240" w:lineRule="auto"/>
       </w:pPr>
       <w:rPr>
+        <w:rFonts w:eastAsia="黑体"/>
         <w:b/>
         <w:bCs/>
       </w:rPr>
@@ -7750,12 +8192,14 @@
     </w:tblStylePr>
     <w:tblStylePr w:type="firstCol">
       <w:rPr>
+        <w:rFonts w:eastAsia="黑体"/>
         <w:b/>
         <w:bCs/>
       </w:rPr>
     </w:tblStylePr>
     <w:tblStylePr w:type="lastCol">
       <w:rPr>
+        <w:rFonts w:eastAsia="黑体"/>
         <w:b/>
         <w:bCs/>
       </w:rPr>
@@ -7817,6 +8261,7 @@
         <w:spacing w:after="0" w:before="0" w:line="240" w:lineRule="auto"/>
       </w:pPr>
       <w:rPr>
+        <w:rFonts w:eastAsia="黑体"/>
         <w:b/>
         <w:bCs/>
         <w:color w:themeColor="background1" w:val="FFFFFF"/>
@@ -7839,6 +8284,7 @@
         <w:spacing w:after="0" w:before="0" w:line="240" w:lineRule="auto"/>
       </w:pPr>
       <w:rPr>
+        <w:rFonts w:eastAsia="黑体"/>
         <w:b/>
         <w:bCs/>
       </w:rPr>
@@ -7856,12 +8302,14 @@
     </w:tblStylePr>
     <w:tblStylePr w:type="firstCol">
       <w:rPr>
+        <w:rFonts w:eastAsia="黑体"/>
         <w:b/>
         <w:bCs/>
       </w:rPr>
     </w:tblStylePr>
     <w:tblStylePr w:type="lastCol">
       <w:rPr>
+        <w:rFonts w:eastAsia="黑体"/>
         <w:b/>
         <w:bCs/>
       </w:rPr>
@@ -7920,6 +8368,7 @@
         <w:spacing w:after="0" w:before="0" w:line="240" w:lineRule="auto"/>
       </w:pPr>
       <w:rPr>
+        <w:rFonts w:eastAsia="黑体"/>
         <w:b/>
         <w:bCs/>
         <w:color w:themeColor="background1" w:val="FFFFFF"/>
@@ -7942,6 +8391,7 @@
         <w:spacing w:after="0" w:before="0" w:line="240" w:lineRule="auto"/>
       </w:pPr>
       <w:rPr>
+        <w:rFonts w:eastAsia="黑体"/>
         <w:color w:val="auto"/>
       </w:rPr>
       <w:tblPr/>
@@ -7959,6 +8409,7 @@
     </w:tblStylePr>
     <w:tblStylePr w:type="firstCol">
       <w:rPr>
+        <w:rFonts w:eastAsia="黑体"/>
         <w:b/>
         <w:bCs/>
         <w:color w:themeColor="background1" w:val="FFFFFF"/>
@@ -7978,6 +8429,7 @@
     </w:tblStylePr>
     <w:tblStylePr w:type="lastCol">
       <w:rPr>
+        <w:rFonts w:eastAsia="黑体"/>
         <w:b/>
         <w:bCs/>
         <w:color w:themeColor="background1" w:val="FFFFFF"/>
@@ -8026,6 +8478,7 @@
     </w:tblStylePr>
     <w:tblStylePr w:type="nwCell">
       <w:rPr>
+        <w:rFonts w:eastAsia="黑体"/>
         <w:color w:themeColor="background1" w:val="FFFFFF"/>
       </w:rPr>
       <w:tblPr/>
@@ -8069,6 +8522,7 @@
         <w:spacing w:after="0" w:before="0" w:line="240" w:lineRule="auto"/>
       </w:pPr>
       <w:rPr>
+        <w:rFonts w:eastAsia="黑体"/>
         <w:b/>
         <w:bCs/>
         <w:color w:themeColor="background1" w:val="FFFFFF"/>
@@ -8091,6 +8545,7 @@
         <w:spacing w:after="0" w:before="0" w:line="240" w:lineRule="auto"/>
       </w:pPr>
       <w:rPr>
+        <w:rFonts w:eastAsia="黑体"/>
         <w:color w:val="auto"/>
       </w:rPr>
       <w:tblPr/>
@@ -8108,6 +8563,7 @@
     </w:tblStylePr>
     <w:tblStylePr w:type="firstCol">
       <w:rPr>
+        <w:rFonts w:eastAsia="黑体"/>
         <w:b/>
         <w:bCs/>
         <w:color w:themeColor="background1" w:val="FFFFFF"/>
@@ -8127,6 +8583,7 @@
     </w:tblStylePr>
     <w:tblStylePr w:type="lastCol">
       <w:rPr>
+        <w:rFonts w:eastAsia="黑体"/>
         <w:b/>
         <w:bCs/>
         <w:color w:themeColor="background1" w:val="FFFFFF"/>
@@ -8175,6 +8632,7 @@
     </w:tblStylePr>
     <w:tblStylePr w:type="nwCell">
       <w:rPr>
+        <w:rFonts w:eastAsia="黑体"/>
         <w:color w:themeColor="background1" w:val="FFFFFF"/>
       </w:rPr>
       <w:tblPr/>
@@ -8218,6 +8676,7 @@
         <w:spacing w:after="0" w:before="0" w:line="240" w:lineRule="auto"/>
       </w:pPr>
       <w:rPr>
+        <w:rFonts w:eastAsia="黑体"/>
         <w:b/>
         <w:bCs/>
         <w:color w:themeColor="background1" w:val="FFFFFF"/>
@@ -8240,6 +8699,7 @@
         <w:spacing w:after="0" w:before="0" w:line="240" w:lineRule="auto"/>
       </w:pPr>
       <w:rPr>
+        <w:rFonts w:eastAsia="黑体"/>
         <w:color w:val="auto"/>
       </w:rPr>
       <w:tblPr/>
@@ -8257,6 +8717,7 @@
     </w:tblStylePr>
     <w:tblStylePr w:type="firstCol">
       <w:rPr>
+        <w:rFonts w:eastAsia="黑体"/>
         <w:b/>
         <w:bCs/>
         <w:color w:themeColor="background1" w:val="FFFFFF"/>
@@ -8276,6 +8737,7 @@
     </w:tblStylePr>
     <w:tblStylePr w:type="lastCol">
       <w:rPr>
+        <w:rFonts w:eastAsia="黑体"/>
         <w:b/>
         <w:bCs/>
         <w:color w:themeColor="background1" w:val="FFFFFF"/>
@@ -8324,6 +8786,7 @@
     </w:tblStylePr>
     <w:tblStylePr w:type="nwCell">
       <w:rPr>
+        <w:rFonts w:eastAsia="黑体"/>
         <w:color w:themeColor="background1" w:val="FFFFFF"/>
       </w:rPr>
       <w:tblPr/>
@@ -8367,6 +8830,7 @@
         <w:spacing w:after="0" w:before="0" w:line="240" w:lineRule="auto"/>
       </w:pPr>
       <w:rPr>
+        <w:rFonts w:eastAsia="黑体"/>
         <w:b/>
         <w:bCs/>
         <w:color w:themeColor="background1" w:val="FFFFFF"/>
@@ -8389,6 +8853,7 @@
         <w:spacing w:after="0" w:before="0" w:line="240" w:lineRule="auto"/>
       </w:pPr>
       <w:rPr>
+        <w:rFonts w:eastAsia="黑体"/>
         <w:color w:val="auto"/>
       </w:rPr>
       <w:tblPr/>
@@ -8406,6 +8871,7 @@
     </w:tblStylePr>
     <w:tblStylePr w:type="firstCol">
       <w:rPr>
+        <w:rFonts w:eastAsia="黑体"/>
         <w:b/>
         <w:bCs/>
         <w:color w:themeColor="background1" w:val="FFFFFF"/>
@@ -8425,6 +8891,7 @@
     </w:tblStylePr>
     <w:tblStylePr w:type="lastCol">
       <w:rPr>
+        <w:rFonts w:eastAsia="黑体"/>
         <w:b/>
         <w:bCs/>
         <w:color w:themeColor="background1" w:val="FFFFFF"/>
@@ -8473,6 +8940,7 @@
     </w:tblStylePr>
     <w:tblStylePr w:type="nwCell">
       <w:rPr>
+        <w:rFonts w:eastAsia="黑体"/>
         <w:color w:themeColor="background1" w:val="FFFFFF"/>
       </w:rPr>
       <w:tblPr/>
@@ -8516,6 +8984,7 @@
         <w:spacing w:after="0" w:before="0" w:line="240" w:lineRule="auto"/>
       </w:pPr>
       <w:rPr>
+        <w:rFonts w:eastAsia="黑体"/>
         <w:b/>
         <w:bCs/>
         <w:color w:themeColor="background1" w:val="FFFFFF"/>
@@ -8538,6 +9007,7 @@
         <w:spacing w:after="0" w:before="0" w:line="240" w:lineRule="auto"/>
       </w:pPr>
       <w:rPr>
+        <w:rFonts w:eastAsia="黑体"/>
         <w:color w:val="auto"/>
       </w:rPr>
       <w:tblPr/>
@@ -8555,6 +9025,7 @@
     </w:tblStylePr>
     <w:tblStylePr w:type="firstCol">
       <w:rPr>
+        <w:rFonts w:eastAsia="黑体"/>
         <w:b/>
         <w:bCs/>
         <w:color w:themeColor="background1" w:val="FFFFFF"/>
@@ -8574,6 +9045,7 @@
     </w:tblStylePr>
     <w:tblStylePr w:type="lastCol">
       <w:rPr>
+        <w:rFonts w:eastAsia="黑体"/>
         <w:b/>
         <w:bCs/>
         <w:color w:themeColor="background1" w:val="FFFFFF"/>
@@ -8622,6 +9094,7 @@
     </w:tblStylePr>
     <w:tblStylePr w:type="nwCell">
       <w:rPr>
+        <w:rFonts w:eastAsia="黑体"/>
         <w:color w:themeColor="background1" w:val="FFFFFF"/>
       </w:rPr>
       <w:tblPr/>
@@ -8665,6 +9138,7 @@
         <w:spacing w:after="0" w:before="0" w:line="240" w:lineRule="auto"/>
       </w:pPr>
       <w:rPr>
+        <w:rFonts w:eastAsia="黑体"/>
         <w:b/>
         <w:bCs/>
         <w:color w:themeColor="background1" w:val="FFFFFF"/>
@@ -8687,6 +9161,7 @@
         <w:spacing w:after="0" w:before="0" w:line="240" w:lineRule="auto"/>
       </w:pPr>
       <w:rPr>
+        <w:rFonts w:eastAsia="黑体"/>
         <w:color w:val="auto"/>
       </w:rPr>
       <w:tblPr/>
@@ -8704,6 +9179,7 @@
     </w:tblStylePr>
     <w:tblStylePr w:type="firstCol">
       <w:rPr>
+        <w:rFonts w:eastAsia="黑体"/>
         <w:b/>
         <w:bCs/>
         <w:color w:themeColor="background1" w:val="FFFFFF"/>
@@ -8723,6 +9199,7 @@
     </w:tblStylePr>
     <w:tblStylePr w:type="lastCol">
       <w:rPr>
+        <w:rFonts w:eastAsia="黑体"/>
         <w:b/>
         <w:bCs/>
         <w:color w:themeColor="background1" w:val="FFFFFF"/>
@@ -8771,6 +9248,7 @@
     </w:tblStylePr>
     <w:tblStylePr w:type="nwCell">
       <w:rPr>
+        <w:rFonts w:eastAsia="黑体"/>
         <w:color w:themeColor="background1" w:val="FFFFFF"/>
       </w:rPr>
       <w:tblPr/>
@@ -8814,6 +9292,7 @@
         <w:spacing w:after="0" w:before="0" w:line="240" w:lineRule="auto"/>
       </w:pPr>
       <w:rPr>
+        <w:rFonts w:eastAsia="黑体"/>
         <w:b/>
         <w:bCs/>
         <w:color w:themeColor="background1" w:val="FFFFFF"/>
@@ -8836,6 +9315,7 @@
         <w:spacing w:after="0" w:before="0" w:line="240" w:lineRule="auto"/>
       </w:pPr>
       <w:rPr>
+        <w:rFonts w:eastAsia="黑体"/>
         <w:color w:val="auto"/>
       </w:rPr>
       <w:tblPr/>
@@ -8853,6 +9333,7 @@
     </w:tblStylePr>
     <w:tblStylePr w:type="firstCol">
       <w:rPr>
+        <w:rFonts w:eastAsia="黑体"/>
         <w:b/>
         <w:bCs/>
         <w:color w:themeColor="background1" w:val="FFFFFF"/>
@@ -8872,6 +9353,7 @@
     </w:tblStylePr>
     <w:tblStylePr w:type="lastCol">
       <w:rPr>
+        <w:rFonts w:eastAsia="黑体"/>
         <w:b/>
         <w:bCs/>
         <w:color w:themeColor="background1" w:val="FFFFFF"/>
@@ -8920,6 +9402,7 @@
     </w:tblStylePr>
     <w:tblStylePr w:type="nwCell">
       <w:rPr>
+        <w:rFonts w:eastAsia="黑体"/>
         <w:color w:themeColor="background1" w:val="FFFFFF"/>
       </w:rPr>
       <w:tblPr/>
@@ -8944,6 +9427,7 @@
       <w:spacing w:after="0" w:line="240" w:lineRule="auto"/>
     </w:pPr>
     <w:rPr>
+      <w:rFonts w:eastAsia="黑体"/>
       <w:color w:themeColor="text1" w:val="000000"/>
     </w:rPr>
     <w:tblPr>
@@ -8963,7 +9447,7 @@
     </w:tblPr>
     <w:tblStylePr w:type="firstRow">
       <w:rPr>
-        <w:rFonts w:asciiTheme="majorHAnsi" w:cstheme="majorBidi" w:eastAsiaTheme="majorEastAsia" w:hAnsiTheme="majorHAnsi"/>
+        <w:rFonts w:asciiTheme="majorHAnsi" w:cstheme="majorBidi" w:hAnsiTheme="majorHAnsi" w:eastAsia="黑体"/>
       </w:rPr>
       <w:tblPr/>
       <w:tcPr>
@@ -8975,6 +9459,7 @@
     </w:tblStylePr>
     <w:tblStylePr w:type="lastRow">
       <w:rPr>
+        <w:rFonts w:eastAsia="黑体"/>
         <w:b/>
         <w:bCs/>
         <w:color w:themeColor="text2" w:val="1F497D"/>
@@ -8989,12 +9474,14 @@
     </w:tblStylePr>
     <w:tblStylePr w:type="firstCol">
       <w:rPr>
+        <w:rFonts w:eastAsia="黑体"/>
         <w:b/>
         <w:bCs/>
       </w:rPr>
     </w:tblStylePr>
     <w:tblStylePr w:type="lastCol">
       <w:rPr>
+        <w:rFonts w:eastAsia="黑体"/>
         <w:b/>
         <w:bCs/>
       </w:rPr>
@@ -9028,6 +9515,7 @@
       <w:spacing w:after="0" w:line="240" w:lineRule="auto"/>
     </w:pPr>
     <w:rPr>
+      <w:rFonts w:eastAsia="黑体"/>
       <w:color w:themeColor="text1" w:val="000000"/>
     </w:rPr>
     <w:tblPr>
@@ -9047,7 +9535,7 @@
     </w:tblPr>
     <w:tblStylePr w:type="firstRow">
       <w:rPr>
-        <w:rFonts w:asciiTheme="majorHAnsi" w:cstheme="majorBidi" w:eastAsiaTheme="majorEastAsia" w:hAnsiTheme="majorHAnsi"/>
+        <w:rFonts w:asciiTheme="majorHAnsi" w:cstheme="majorBidi" w:hAnsiTheme="majorHAnsi" w:eastAsia="黑体"/>
       </w:rPr>
       <w:tblPr/>
       <w:tcPr>
@@ -9059,6 +9547,7 @@
     </w:tblStylePr>
     <w:tblStylePr w:type="lastRow">
       <w:rPr>
+        <w:rFonts w:eastAsia="黑体"/>
         <w:b/>
         <w:bCs/>
         <w:color w:themeColor="text2" w:val="1F497D"/>
@@ -9073,12 +9562,14 @@
     </w:tblStylePr>
     <w:tblStylePr w:type="firstCol">
       <w:rPr>
+        <w:rFonts w:eastAsia="黑体"/>
         <w:b/>
         <w:bCs/>
       </w:rPr>
     </w:tblStylePr>
     <w:tblStylePr w:type="lastCol">
       <w:rPr>
+        <w:rFonts w:eastAsia="黑体"/>
         <w:b/>
         <w:bCs/>
       </w:rPr>
@@ -9112,6 +9603,7 @@
       <w:spacing w:after="0" w:line="240" w:lineRule="auto"/>
     </w:pPr>
     <w:rPr>
+      <w:rFonts w:eastAsia="黑体"/>
       <w:color w:themeColor="text1" w:val="000000"/>
     </w:rPr>
     <w:tblPr>
@@ -9131,7 +9623,7 @@
     </w:tblPr>
     <w:tblStylePr w:type="firstRow">
       <w:rPr>
-        <w:rFonts w:asciiTheme="majorHAnsi" w:cstheme="majorBidi" w:eastAsiaTheme="majorEastAsia" w:hAnsiTheme="majorHAnsi"/>
+        <w:rFonts w:asciiTheme="majorHAnsi" w:cstheme="majorBidi" w:hAnsiTheme="majorHAnsi" w:eastAsia="黑体"/>
       </w:rPr>
       <w:tblPr/>
       <w:tcPr>
@@ -9143,6 +9635,7 @@
     </w:tblStylePr>
     <w:tblStylePr w:type="lastRow">
       <w:rPr>
+        <w:rFonts w:eastAsia="黑体"/>
         <w:b/>
         <w:bCs/>
         <w:color w:themeColor="text2" w:val="1F497D"/>
@@ -9157,12 +9650,14 @@
     </w:tblStylePr>
     <w:tblStylePr w:type="firstCol">
       <w:rPr>
+        <w:rFonts w:eastAsia="黑体"/>
         <w:b/>
         <w:bCs/>
       </w:rPr>
     </w:tblStylePr>
     <w:tblStylePr w:type="lastCol">
       <w:rPr>
+        <w:rFonts w:eastAsia="黑体"/>
         <w:b/>
         <w:bCs/>
       </w:rPr>
@@ -9196,6 +9691,7 @@
       <w:spacing w:after="0" w:line="240" w:lineRule="auto"/>
     </w:pPr>
     <w:rPr>
+      <w:rFonts w:eastAsia="黑体"/>
       <w:color w:themeColor="text1" w:val="000000"/>
     </w:rPr>
     <w:tblPr>
@@ -9215,7 +9711,7 @@
     </w:tblPr>
     <w:tblStylePr w:type="firstRow">
       <w:rPr>
-        <w:rFonts w:asciiTheme="majorHAnsi" w:cstheme="majorBidi" w:eastAsiaTheme="majorEastAsia" w:hAnsiTheme="majorHAnsi"/>
+        <w:rFonts w:asciiTheme="majorHAnsi" w:cstheme="majorBidi" w:hAnsiTheme="majorHAnsi" w:eastAsia="黑体"/>
       </w:rPr>
       <w:tblPr/>
       <w:tcPr>
@@ -9227,6 +9723,7 @@
     </w:tblStylePr>
     <w:tblStylePr w:type="lastRow">
       <w:rPr>
+        <w:rFonts w:eastAsia="黑体"/>
         <w:b/>
         <w:bCs/>
         <w:color w:themeColor="text2" w:val="1F497D"/>
@@ -9241,12 +9738,14 @@
     </w:tblStylePr>
     <w:tblStylePr w:type="firstCol">
       <w:rPr>
+        <w:rFonts w:eastAsia="黑体"/>
         <w:b/>
         <w:bCs/>
       </w:rPr>
     </w:tblStylePr>
     <w:tblStylePr w:type="lastCol">
       <w:rPr>
+        <w:rFonts w:eastAsia="黑体"/>
         <w:b/>
         <w:bCs/>
       </w:rPr>
@@ -9280,6 +9779,7 @@
       <w:spacing w:after="0" w:line="240" w:lineRule="auto"/>
     </w:pPr>
     <w:rPr>
+      <w:rFonts w:eastAsia="黑体"/>
       <w:color w:themeColor="text1" w:val="000000"/>
     </w:rPr>
     <w:tblPr>
@@ -9299,7 +9799,7 @@
     </w:tblPr>
     <w:tblStylePr w:type="firstRow">
       <w:rPr>
-        <w:rFonts w:asciiTheme="majorHAnsi" w:cstheme="majorBidi" w:eastAsiaTheme="majorEastAsia" w:hAnsiTheme="majorHAnsi"/>
+        <w:rFonts w:asciiTheme="majorHAnsi" w:cstheme="majorBidi" w:hAnsiTheme="majorHAnsi" w:eastAsia="黑体"/>
       </w:rPr>
       <w:tblPr/>
       <w:tcPr>
@@ -9311,6 +9811,7 @@
     </w:tblStylePr>
     <w:tblStylePr w:type="lastRow">
       <w:rPr>
+        <w:rFonts w:eastAsia="黑体"/>
         <w:b/>
         <w:bCs/>
         <w:color w:themeColor="text2" w:val="1F497D"/>
@@ -9325,12 +9826,14 @@
     </w:tblStylePr>
     <w:tblStylePr w:type="firstCol">
       <w:rPr>
+        <w:rFonts w:eastAsia="黑体"/>
         <w:b/>
         <w:bCs/>
       </w:rPr>
     </w:tblStylePr>
     <w:tblStylePr w:type="lastCol">
       <w:rPr>
+        <w:rFonts w:eastAsia="黑体"/>
         <w:b/>
         <w:bCs/>
       </w:rPr>
@@ -9364,6 +9867,7 @@
       <w:spacing w:after="0" w:line="240" w:lineRule="auto"/>
     </w:pPr>
     <w:rPr>
+      <w:rFonts w:eastAsia="黑体"/>
       <w:color w:themeColor="text1" w:val="000000"/>
     </w:rPr>
     <w:tblPr>
@@ -9383,7 +9887,7 @@
     </w:tblPr>
     <w:tblStylePr w:type="firstRow">
       <w:rPr>
-        <w:rFonts w:asciiTheme="majorHAnsi" w:cstheme="majorBidi" w:eastAsiaTheme="majorEastAsia" w:hAnsiTheme="majorHAnsi"/>
+        <w:rFonts w:asciiTheme="majorHAnsi" w:cstheme="majorBidi" w:hAnsiTheme="majorHAnsi" w:eastAsia="黑体"/>
       </w:rPr>
       <w:tblPr/>
       <w:tcPr>
@@ -9395,6 +9899,7 @@
     </w:tblStylePr>
     <w:tblStylePr w:type="lastRow">
       <w:rPr>
+        <w:rFonts w:eastAsia="黑体"/>
         <w:b/>
         <w:bCs/>
         <w:color w:themeColor="text2" w:val="1F497D"/>
@@ -9409,12 +9914,14 @@
     </w:tblStylePr>
     <w:tblStylePr w:type="firstCol">
       <w:rPr>
+        <w:rFonts w:eastAsia="黑体"/>
         <w:b/>
         <w:bCs/>
       </w:rPr>
     </w:tblStylePr>
     <w:tblStylePr w:type="lastCol">
       <w:rPr>
+        <w:rFonts w:eastAsia="黑体"/>
         <w:b/>
         <w:bCs/>
       </w:rPr>
@@ -9448,6 +9955,7 @@
       <w:spacing w:after="0" w:line="240" w:lineRule="auto"/>
     </w:pPr>
     <w:rPr>
+      <w:rFonts w:eastAsia="黑体"/>
       <w:color w:themeColor="text1" w:val="000000"/>
     </w:rPr>
     <w:tblPr>
@@ -9467,7 +9975,7 @@
     </w:tblPr>
     <w:tblStylePr w:type="firstRow">
       <w:rPr>
-        <w:rFonts w:asciiTheme="majorHAnsi" w:cstheme="majorBidi" w:eastAsiaTheme="majorEastAsia" w:hAnsiTheme="majorHAnsi"/>
+        <w:rFonts w:asciiTheme="majorHAnsi" w:cstheme="majorBidi" w:hAnsiTheme="majorHAnsi" w:eastAsia="黑体"/>
       </w:rPr>
       <w:tblPr/>
       <w:tcPr>
@@ -9479,6 +9987,7 @@
     </w:tblStylePr>
     <w:tblStylePr w:type="lastRow">
       <w:rPr>
+        <w:rFonts w:eastAsia="黑体"/>
         <w:b/>
         <w:bCs/>
         <w:color w:themeColor="text2" w:val="1F497D"/>
@@ -9493,12 +10002,14 @@
     </w:tblStylePr>
     <w:tblStylePr w:type="firstCol">
       <w:rPr>
+        <w:rFonts w:eastAsia="黑体"/>
         <w:b/>
         <w:bCs/>
       </w:rPr>
     </w:tblStylePr>
     <w:tblStylePr w:type="lastCol">
       <w:rPr>
+        <w:rFonts w:eastAsia="黑体"/>
         <w:b/>
         <w:bCs/>
       </w:rPr>
@@ -9532,7 +10043,7 @@
       <w:spacing w:after="0" w:line="240" w:lineRule="auto"/>
     </w:pPr>
     <w:rPr>
-      <w:rFonts w:asciiTheme="majorHAnsi" w:cstheme="majorBidi" w:eastAsiaTheme="majorEastAsia" w:hAnsiTheme="majorHAnsi"/>
+      <w:rFonts w:asciiTheme="majorHAnsi" w:cstheme="majorBidi" w:hAnsiTheme="majorHAnsi" w:eastAsia="黑体"/>
       <w:color w:themeColor="text1" w:val="000000"/>
     </w:rPr>
     <w:tblPr>
@@ -9554,6 +10065,7 @@
     </w:tblPr>
     <w:tblStylePr w:type="firstRow">
       <w:rPr>
+        <w:rFonts w:eastAsia="黑体"/>
         <w:sz w:val="24"/>
         <w:szCs w:val="24"/>
       </w:rPr>
@@ -9660,7 +10172,7 @@
       <w:spacing w:after="0" w:line="240" w:lineRule="auto"/>
     </w:pPr>
     <w:rPr>
-      <w:rFonts w:asciiTheme="majorHAnsi" w:cstheme="majorBidi" w:eastAsiaTheme="majorEastAsia" w:hAnsiTheme="majorHAnsi"/>
+      <w:rFonts w:asciiTheme="majorHAnsi" w:cstheme="majorBidi" w:hAnsiTheme="majorHAnsi" w:eastAsia="黑体"/>
       <w:color w:themeColor="text1" w:val="000000"/>
     </w:rPr>
     <w:tblPr>
@@ -9682,6 +10194,7 @@
     </w:tblPr>
     <w:tblStylePr w:type="firstRow">
       <w:rPr>
+        <w:rFonts w:eastAsia="黑体"/>
         <w:sz w:val="24"/>
         <w:szCs w:val="24"/>
       </w:rPr>
@@ -9788,7 +10301,7 @@
       <w:spacing w:after="0" w:line="240" w:lineRule="auto"/>
     </w:pPr>
     <w:rPr>
-      <w:rFonts w:asciiTheme="majorHAnsi" w:cstheme="majorBidi" w:eastAsiaTheme="majorEastAsia" w:hAnsiTheme="majorHAnsi"/>
+      <w:rFonts w:asciiTheme="majorHAnsi" w:cstheme="majorBidi" w:hAnsiTheme="majorHAnsi" w:eastAsia="黑体"/>
       <w:color w:themeColor="text1" w:val="000000"/>
     </w:rPr>
     <w:tblPr>
@@ -9810,6 +10323,7 @@
     </w:tblPr>
     <w:tblStylePr w:type="firstRow">
       <w:rPr>
+        <w:rFonts w:eastAsia="黑体"/>
         <w:sz w:val="24"/>
         <w:szCs w:val="24"/>
       </w:rPr>
@@ -9916,7 +10430,7 @@
       <w:spacing w:after="0" w:line="240" w:lineRule="auto"/>
     </w:pPr>
     <w:rPr>
-      <w:rFonts w:asciiTheme="majorHAnsi" w:cstheme="majorBidi" w:eastAsiaTheme="majorEastAsia" w:hAnsiTheme="majorHAnsi"/>
+      <w:rFonts w:asciiTheme="majorHAnsi" w:cstheme="majorBidi" w:hAnsiTheme="majorHAnsi" w:eastAsia="黑体"/>
       <w:color w:themeColor="text1" w:val="000000"/>
     </w:rPr>
     <w:tblPr>
@@ -9938,6 +10452,7 @@
     </w:tblPr>
     <w:tblStylePr w:type="firstRow">
       <w:rPr>
+        <w:rFonts w:eastAsia="黑体"/>
         <w:sz w:val="24"/>
         <w:szCs w:val="24"/>
       </w:rPr>
@@ -10044,7 +10559,7 @@
       <w:spacing w:after="0" w:line="240" w:lineRule="auto"/>
     </w:pPr>
     <w:rPr>
-      <w:rFonts w:asciiTheme="majorHAnsi" w:cstheme="majorBidi" w:eastAsiaTheme="majorEastAsia" w:hAnsiTheme="majorHAnsi"/>
+      <w:rFonts w:asciiTheme="majorHAnsi" w:cstheme="majorBidi" w:hAnsiTheme="majorHAnsi" w:eastAsia="黑体"/>
       <w:color w:themeColor="text1" w:val="000000"/>
     </w:rPr>
     <w:tblPr>
@@ -10066,6 +10581,7 @@
     </w:tblPr>
     <w:tblStylePr w:type="firstRow">
       <w:rPr>
+        <w:rFonts w:eastAsia="黑体"/>
         <w:sz w:val="24"/>
         <w:szCs w:val="24"/>
       </w:rPr>
@@ -10172,7 +10688,7 @@
       <w:spacing w:after="0" w:line="240" w:lineRule="auto"/>
     </w:pPr>
     <w:rPr>
-      <w:rFonts w:asciiTheme="majorHAnsi" w:cstheme="majorBidi" w:eastAsiaTheme="majorEastAsia" w:hAnsiTheme="majorHAnsi"/>
+      <w:rFonts w:asciiTheme="majorHAnsi" w:cstheme="majorBidi" w:hAnsiTheme="majorHAnsi" w:eastAsia="黑体"/>
       <w:color w:themeColor="text1" w:val="000000"/>
     </w:rPr>
     <w:tblPr>
@@ -10194,6 +10710,7 @@
     </w:tblPr>
     <w:tblStylePr w:type="firstRow">
       <w:rPr>
+        <w:rFonts w:eastAsia="黑体"/>
         <w:sz w:val="24"/>
         <w:szCs w:val="24"/>
       </w:rPr>
@@ -10300,7 +10817,7 @@
       <w:spacing w:after="0" w:line="240" w:lineRule="auto"/>
     </w:pPr>
     <w:rPr>
-      <w:rFonts w:asciiTheme="majorHAnsi" w:cstheme="majorBidi" w:eastAsiaTheme="majorEastAsia" w:hAnsiTheme="majorHAnsi"/>
+      <w:rFonts w:asciiTheme="majorHAnsi" w:cstheme="majorBidi" w:hAnsiTheme="majorHAnsi" w:eastAsia="黑体"/>
       <w:color w:themeColor="text1" w:val="000000"/>
     </w:rPr>
     <w:tblPr>
@@ -10322,6 +10839,7 @@
     </w:tblPr>
     <w:tblStylePr w:type="firstRow">
       <w:rPr>
+        <w:rFonts w:eastAsia="黑体"/>
         <w:sz w:val="24"/>
         <w:szCs w:val="24"/>
       </w:rPr>
@@ -10451,12 +10969,14 @@
     </w:tcPr>
     <w:tblStylePr w:type="firstRow">
       <w:rPr>
+        <w:rFonts w:eastAsia="黑体"/>
         <w:b/>
         <w:bCs/>
       </w:rPr>
     </w:tblStylePr>
     <w:tblStylePr w:type="lastRow">
       <w:rPr>
+        <w:rFonts w:eastAsia="黑体"/>
         <w:b/>
         <w:bCs/>
       </w:rPr>
@@ -10469,12 +10989,14 @@
     </w:tblStylePr>
     <w:tblStylePr w:type="firstCol">
       <w:rPr>
+        <w:rFonts w:eastAsia="黑体"/>
         <w:b/>
         <w:bCs/>
       </w:rPr>
     </w:tblStylePr>
     <w:tblStylePr w:type="lastCol">
       <w:rPr>
+        <w:rFonts w:eastAsia="黑体"/>
         <w:b/>
         <w:bCs/>
       </w:rPr>
@@ -10524,12 +11046,14 @@
     </w:tcPr>
     <w:tblStylePr w:type="firstRow">
       <w:rPr>
+        <w:rFonts w:eastAsia="黑体"/>
         <w:b/>
         <w:bCs/>
       </w:rPr>
     </w:tblStylePr>
     <w:tblStylePr w:type="lastRow">
       <w:rPr>
+        <w:rFonts w:eastAsia="黑体"/>
         <w:b/>
         <w:bCs/>
       </w:rPr>
@@ -10542,12 +11066,14 @@
     </w:tblStylePr>
     <w:tblStylePr w:type="firstCol">
       <w:rPr>
+        <w:rFonts w:eastAsia="黑体"/>
         <w:b/>
         <w:bCs/>
       </w:rPr>
     </w:tblStylePr>
     <w:tblStylePr w:type="lastCol">
       <w:rPr>
+        <w:rFonts w:eastAsia="黑体"/>
         <w:b/>
         <w:bCs/>
       </w:rPr>
@@ -10597,12 +11123,14 @@
     </w:tcPr>
     <w:tblStylePr w:type="firstRow">
       <w:rPr>
+        <w:rFonts w:eastAsia="黑体"/>
         <w:b/>
         <w:bCs/>
       </w:rPr>
     </w:tblStylePr>
     <w:tblStylePr w:type="lastRow">
       <w:rPr>
+        <w:rFonts w:eastAsia="黑体"/>
         <w:b/>
         <w:bCs/>
       </w:rPr>
@@ -10615,12 +11143,14 @@
     </w:tblStylePr>
     <w:tblStylePr w:type="firstCol">
       <w:rPr>
+        <w:rFonts w:eastAsia="黑体"/>
         <w:b/>
         <w:bCs/>
       </w:rPr>
     </w:tblStylePr>
     <w:tblStylePr w:type="lastCol">
       <w:rPr>
+        <w:rFonts w:eastAsia="黑体"/>
         <w:b/>
         <w:bCs/>
       </w:rPr>
@@ -10670,12 +11200,14 @@
     </w:tcPr>
     <w:tblStylePr w:type="firstRow">
       <w:rPr>
+        <w:rFonts w:eastAsia="黑体"/>
         <w:b/>
         <w:bCs/>
       </w:rPr>
     </w:tblStylePr>
     <w:tblStylePr w:type="lastRow">
       <w:rPr>
+        <w:rFonts w:eastAsia="黑体"/>
         <w:b/>
         <w:bCs/>
       </w:rPr>
@@ -10688,12 +11220,14 @@
     </w:tblStylePr>
     <w:tblStylePr w:type="firstCol">
       <w:rPr>
+        <w:rFonts w:eastAsia="黑体"/>
         <w:b/>
         <w:bCs/>
       </w:rPr>
     </w:tblStylePr>
     <w:tblStylePr w:type="lastCol">
       <w:rPr>
+        <w:rFonts w:eastAsia="黑体"/>
         <w:b/>
         <w:bCs/>
       </w:rPr>
@@ -10743,12 +11277,14 @@
     </w:tcPr>
     <w:tblStylePr w:type="firstRow">
       <w:rPr>
+        <w:rFonts w:eastAsia="黑体"/>
         <w:b/>
         <w:bCs/>
       </w:rPr>
     </w:tblStylePr>
     <w:tblStylePr w:type="lastRow">
       <w:rPr>
+        <w:rFonts w:eastAsia="黑体"/>
         <w:b/>
         <w:bCs/>
       </w:rPr>
@@ -10761,12 +11297,14 @@
     </w:tblStylePr>
     <w:tblStylePr w:type="firstCol">
       <w:rPr>
+        <w:rFonts w:eastAsia="黑体"/>
         <w:b/>
         <w:bCs/>
       </w:rPr>
     </w:tblStylePr>
     <w:tblStylePr w:type="lastCol">
       <w:rPr>
+        <w:rFonts w:eastAsia="黑体"/>
         <w:b/>
         <w:bCs/>
       </w:rPr>
@@ -10816,12 +11354,14 @@
     </w:tcPr>
     <w:tblStylePr w:type="firstRow">
       <w:rPr>
+        <w:rFonts w:eastAsia="黑体"/>
         <w:b/>
         <w:bCs/>
       </w:rPr>
     </w:tblStylePr>
     <w:tblStylePr w:type="lastRow">
       <w:rPr>
+        <w:rFonts w:eastAsia="黑体"/>
         <w:b/>
         <w:bCs/>
       </w:rPr>
@@ -10834,12 +11374,14 @@
     </w:tblStylePr>
     <w:tblStylePr w:type="firstCol">
       <w:rPr>
+        <w:rFonts w:eastAsia="黑体"/>
         <w:b/>
         <w:bCs/>
       </w:rPr>
     </w:tblStylePr>
     <w:tblStylePr w:type="lastCol">
       <w:rPr>
+        <w:rFonts w:eastAsia="黑体"/>
         <w:b/>
         <w:bCs/>
       </w:rPr>
@@ -10889,12 +11431,14 @@
     </w:tcPr>
     <w:tblStylePr w:type="firstRow">
       <w:rPr>
+        <w:rFonts w:eastAsia="黑体"/>
         <w:b/>
         <w:bCs/>
       </w:rPr>
     </w:tblStylePr>
     <w:tblStylePr w:type="lastRow">
       <w:rPr>
+        <w:rFonts w:eastAsia="黑体"/>
         <w:b/>
         <w:bCs/>
       </w:rPr>
@@ -10907,12 +11451,14 @@
     </w:tblStylePr>
     <w:tblStylePr w:type="firstCol">
       <w:rPr>
+        <w:rFonts w:eastAsia="黑体"/>
         <w:b/>
         <w:bCs/>
       </w:rPr>
     </w:tblStylePr>
     <w:tblStylePr w:type="lastCol">
       <w:rPr>
+        <w:rFonts w:eastAsia="黑体"/>
         <w:b/>
         <w:bCs/>
       </w:rPr>
@@ -10939,7 +11485,7 @@
       <w:spacing w:after="0" w:line="240" w:lineRule="auto"/>
     </w:pPr>
     <w:rPr>
-      <w:rFonts w:asciiTheme="majorHAnsi" w:cstheme="majorBidi" w:eastAsiaTheme="majorEastAsia" w:hAnsiTheme="majorHAnsi"/>
+      <w:rFonts w:asciiTheme="majorHAnsi" w:cstheme="majorBidi" w:hAnsiTheme="majorHAnsi" w:eastAsia="黑体"/>
       <w:color w:themeColor="text1" w:val="000000"/>
     </w:rPr>
     <w:tblPr>
@@ -10966,6 +11512,7 @@
     </w:tcPr>
     <w:tblStylePr w:type="firstRow">
       <w:rPr>
+        <w:rFonts w:eastAsia="黑体"/>
         <w:b/>
         <w:bCs/>
         <w:color w:themeColor="text1" w:val="000000"/>
@@ -10977,6 +11524,7 @@
     </w:tblStylePr>
     <w:tblStylePr w:type="lastRow">
       <w:rPr>
+        <w:rFonts w:eastAsia="黑体"/>
         <w:b/>
         <w:bCs/>
         <w:color w:themeColor="text1" w:val="000000"/>
@@ -10996,6 +11544,7 @@
     </w:tblStylePr>
     <w:tblStylePr w:type="firstCol">
       <w:rPr>
+        <w:rFonts w:eastAsia="黑体"/>
         <w:b/>
         <w:bCs/>
         <w:color w:themeColor="text1" w:val="000000"/>
@@ -11015,6 +11564,7 @@
     </w:tblStylePr>
     <w:tblStylePr w:type="lastCol">
       <w:rPr>
+        <w:rFonts w:eastAsia="黑体"/>
         <w:b w:val="0"/>
         <w:bCs w:val="0"/>
         <w:color w:themeColor="text1" w:val="000000"/>
@@ -11064,7 +11614,7 @@
       <w:spacing w:after="0" w:line="240" w:lineRule="auto"/>
     </w:pPr>
     <w:rPr>
-      <w:rFonts w:asciiTheme="majorHAnsi" w:cstheme="majorBidi" w:eastAsiaTheme="majorEastAsia" w:hAnsiTheme="majorHAnsi"/>
+      <w:rFonts w:asciiTheme="majorHAnsi" w:cstheme="majorBidi" w:hAnsiTheme="majorHAnsi" w:eastAsia="黑体"/>
       <w:color w:themeColor="text1" w:val="000000"/>
     </w:rPr>
     <w:tblPr>
@@ -11091,6 +11641,7 @@
     </w:tcPr>
     <w:tblStylePr w:type="firstRow">
       <w:rPr>
+        <w:rFonts w:eastAsia="黑体"/>
         <w:b/>
         <w:bCs/>
         <w:color w:themeColor="text1" w:val="000000"/>
@@ -11102,6 +11653,7 @@
     </w:tblStylePr>
     <w:tblStylePr w:type="lastRow">
       <w:rPr>
+        <w:rFonts w:eastAsia="黑体"/>
         <w:b/>
         <w:bCs/>
         <w:color w:themeColor="text1" w:val="000000"/>
@@ -11121,6 +11673,7 @@
     </w:tblStylePr>
     <w:tblStylePr w:type="firstCol">
       <w:rPr>
+        <w:rFonts w:eastAsia="黑体"/>
         <w:b/>
         <w:bCs/>
         <w:color w:themeColor="text1" w:val="000000"/>
@@ -11140,6 +11693,7 @@
     </w:tblStylePr>
     <w:tblStylePr w:type="lastCol">
       <w:rPr>
+        <w:rFonts w:eastAsia="黑体"/>
         <w:b w:val="0"/>
         <w:bCs w:val="0"/>
         <w:color w:themeColor="text1" w:val="000000"/>
@@ -11189,7 +11743,7 @@
       <w:spacing w:after="0" w:line="240" w:lineRule="auto"/>
     </w:pPr>
     <w:rPr>
-      <w:rFonts w:asciiTheme="majorHAnsi" w:cstheme="majorBidi" w:eastAsiaTheme="majorEastAsia" w:hAnsiTheme="majorHAnsi"/>
+      <w:rFonts w:asciiTheme="majorHAnsi" w:cstheme="majorBidi" w:hAnsiTheme="majorHAnsi" w:eastAsia="黑体"/>
       <w:color w:themeColor="text1" w:val="000000"/>
     </w:rPr>
     <w:tblPr>
@@ -11216,6 +11770,7 @@
     </w:tcPr>
     <w:tblStylePr w:type="firstRow">
       <w:rPr>
+        <w:rFonts w:eastAsia="黑体"/>
         <w:b/>
         <w:bCs/>
         <w:color w:themeColor="text1" w:val="000000"/>
@@ -11227,6 +11782,7 @@
     </w:tblStylePr>
     <w:tblStylePr w:type="lastRow">
       <w:rPr>
+        <w:rFonts w:eastAsia="黑体"/>
         <w:b/>
         <w:bCs/>
         <w:color w:themeColor="text1" w:val="000000"/>
@@ -11246,6 +11802,7 @@
     </w:tblStylePr>
     <w:tblStylePr w:type="firstCol">
       <w:rPr>
+        <w:rFonts w:eastAsia="黑体"/>
         <w:b/>
         <w:bCs/>
         <w:color w:themeColor="text1" w:val="000000"/>
@@ -11265,6 +11822,7 @@
     </w:tblStylePr>
     <w:tblStylePr w:type="lastCol">
       <w:rPr>
+        <w:rFonts w:eastAsia="黑体"/>
         <w:b w:val="0"/>
         <w:bCs w:val="0"/>
         <w:color w:themeColor="text1" w:val="000000"/>
@@ -11314,7 +11872,7 @@
       <w:spacing w:after="0" w:line="240" w:lineRule="auto"/>
     </w:pPr>
     <w:rPr>
-      <w:rFonts w:asciiTheme="majorHAnsi" w:cstheme="majorBidi" w:eastAsiaTheme="majorEastAsia" w:hAnsiTheme="majorHAnsi"/>
+      <w:rFonts w:asciiTheme="majorHAnsi" w:cstheme="majorBidi" w:hAnsiTheme="majorHAnsi" w:eastAsia="黑体"/>
       <w:color w:themeColor="text1" w:val="000000"/>
     </w:rPr>
     <w:tblPr>
@@ -11341,6 +11899,7 @@
     </w:tcPr>
     <w:tblStylePr w:type="firstRow">
       <w:rPr>
+        <w:rFonts w:eastAsia="黑体"/>
         <w:b/>
         <w:bCs/>
         <w:color w:themeColor="text1" w:val="000000"/>
@@ -11352,6 +11911,7 @@
     </w:tblStylePr>
     <w:tblStylePr w:type="lastRow">
       <w:rPr>
+        <w:rFonts w:eastAsia="黑体"/>
         <w:b/>
         <w:bCs/>
         <w:color w:themeColor="text1" w:val="000000"/>
@@ -11371,6 +11931,7 @@
     </w:tblStylePr>
     <w:tblStylePr w:type="firstCol">
       <w:rPr>
+        <w:rFonts w:eastAsia="黑体"/>
         <w:b/>
         <w:bCs/>
         <w:color w:themeColor="text1" w:val="000000"/>
@@ -11390,6 +11951,7 @@
     </w:tblStylePr>
     <w:tblStylePr w:type="lastCol">
       <w:rPr>
+        <w:rFonts w:eastAsia="黑体"/>
         <w:b w:val="0"/>
         <w:bCs w:val="0"/>
         <w:color w:themeColor="text1" w:val="000000"/>
@@ -11439,7 +12001,7 @@
       <w:spacing w:after="0" w:line="240" w:lineRule="auto"/>
     </w:pPr>
     <w:rPr>
-      <w:rFonts w:asciiTheme="majorHAnsi" w:cstheme="majorBidi" w:eastAsiaTheme="majorEastAsia" w:hAnsiTheme="majorHAnsi"/>
+      <w:rFonts w:asciiTheme="majorHAnsi" w:cstheme="majorBidi" w:hAnsiTheme="majorHAnsi" w:eastAsia="黑体"/>
       <w:color w:themeColor="text1" w:val="000000"/>
     </w:rPr>
     <w:tblPr>
@@ -11466,6 +12028,7 @@
     </w:tcPr>
     <w:tblStylePr w:type="firstRow">
       <w:rPr>
+        <w:rFonts w:eastAsia="黑体"/>
         <w:b/>
         <w:bCs/>
         <w:color w:themeColor="text1" w:val="000000"/>
@@ -11477,6 +12040,7 @@
     </w:tblStylePr>
     <w:tblStylePr w:type="lastRow">
       <w:rPr>
+        <w:rFonts w:eastAsia="黑体"/>
         <w:b/>
         <w:bCs/>
         <w:color w:themeColor="text1" w:val="000000"/>
@@ -11496,6 +12060,7 @@
     </w:tblStylePr>
     <w:tblStylePr w:type="firstCol">
       <w:rPr>
+        <w:rFonts w:eastAsia="黑体"/>
         <w:b/>
         <w:bCs/>
         <w:color w:themeColor="text1" w:val="000000"/>
@@ -11515,6 +12080,7 @@
     </w:tblStylePr>
     <w:tblStylePr w:type="lastCol">
       <w:rPr>
+        <w:rFonts w:eastAsia="黑体"/>
         <w:b w:val="0"/>
         <w:bCs w:val="0"/>
         <w:color w:themeColor="text1" w:val="000000"/>
@@ -11564,7 +12130,7 @@
       <w:spacing w:after="0" w:line="240" w:lineRule="auto"/>
     </w:pPr>
     <w:rPr>
-      <w:rFonts w:asciiTheme="majorHAnsi" w:cstheme="majorBidi" w:eastAsiaTheme="majorEastAsia" w:hAnsiTheme="majorHAnsi"/>
+      <w:rFonts w:asciiTheme="majorHAnsi" w:cstheme="majorBidi" w:hAnsiTheme="majorHAnsi" w:eastAsia="黑体"/>
       <w:color w:themeColor="text1" w:val="000000"/>
     </w:rPr>
     <w:tblPr>
@@ -11591,6 +12157,7 @@
     </w:tcPr>
     <w:tblStylePr w:type="firstRow">
       <w:rPr>
+        <w:rFonts w:eastAsia="黑体"/>
         <w:b/>
         <w:bCs/>
         <w:color w:themeColor="text1" w:val="000000"/>
@@ -11602,6 +12169,7 @@
     </w:tblStylePr>
     <w:tblStylePr w:type="lastRow">
       <w:rPr>
+        <w:rFonts w:eastAsia="黑体"/>
         <w:b/>
         <w:bCs/>
         <w:color w:themeColor="text1" w:val="000000"/>
@@ -11621,6 +12189,7 @@
     </w:tblStylePr>
     <w:tblStylePr w:type="firstCol">
       <w:rPr>
+        <w:rFonts w:eastAsia="黑体"/>
         <w:b/>
         <w:bCs/>
         <w:color w:themeColor="text1" w:val="000000"/>
@@ -11640,6 +12209,7 @@
     </w:tblStylePr>
     <w:tblStylePr w:type="lastCol">
       <w:rPr>
+        <w:rFonts w:eastAsia="黑体"/>
         <w:b w:val="0"/>
         <w:bCs w:val="0"/>
         <w:color w:themeColor="text1" w:val="000000"/>
@@ -11689,7 +12259,7 @@
       <w:spacing w:after="0" w:line="240" w:lineRule="auto"/>
     </w:pPr>
     <w:rPr>
-      <w:rFonts w:asciiTheme="majorHAnsi" w:cstheme="majorBidi" w:eastAsiaTheme="majorEastAsia" w:hAnsiTheme="majorHAnsi"/>
+      <w:rFonts w:asciiTheme="majorHAnsi" w:cstheme="majorBidi" w:hAnsiTheme="majorHAnsi" w:eastAsia="黑体"/>
       <w:color w:themeColor="text1" w:val="000000"/>
     </w:rPr>
     <w:tblPr>
@@ -11716,6 +12286,7 @@
     </w:tcPr>
     <w:tblStylePr w:type="firstRow">
       <w:rPr>
+        <w:rFonts w:eastAsia="黑体"/>
         <w:b/>
         <w:bCs/>
         <w:color w:themeColor="text1" w:val="000000"/>
@@ -11727,6 +12298,7 @@
     </w:tblStylePr>
     <w:tblStylePr w:type="lastRow">
       <w:rPr>
+        <w:rFonts w:eastAsia="黑体"/>
         <w:b/>
         <w:bCs/>
         <w:color w:themeColor="text1" w:val="000000"/>
@@ -11746,6 +12318,7 @@
     </w:tblStylePr>
     <w:tblStylePr w:type="firstCol">
       <w:rPr>
+        <w:rFonts w:eastAsia="黑体"/>
         <w:b/>
         <w:bCs/>
         <w:color w:themeColor="text1" w:val="000000"/>
@@ -11765,6 +12338,7 @@
     </w:tblStylePr>
     <w:tblStylePr w:type="lastCol">
       <w:rPr>
+        <w:rFonts w:eastAsia="黑体"/>
         <w:b w:val="0"/>
         <w:bCs w:val="0"/>
         <w:color w:themeColor="text1" w:val="000000"/>
@@ -11837,6 +12411,7 @@
     </w:tcPr>
     <w:tblStylePr w:type="firstRow">
       <w:rPr>
+        <w:rFonts w:eastAsia="黑体"/>
         <w:b/>
         <w:bCs/>
         <w:i w:val="0"/>
@@ -11858,6 +12433,7 @@
     </w:tblStylePr>
     <w:tblStylePr w:type="lastRow">
       <w:rPr>
+        <w:rFonts w:eastAsia="黑体"/>
         <w:b/>
         <w:bCs/>
         <w:i w:val="0"/>
@@ -11879,6 +12455,7 @@
     </w:tblStylePr>
     <w:tblStylePr w:type="firstCol">
       <w:rPr>
+        <w:rFonts w:eastAsia="黑体"/>
         <w:b/>
         <w:bCs/>
         <w:i w:val="0"/>
@@ -11898,6 +12475,7 @@
     </w:tblStylePr>
     <w:tblStylePr w:type="lastCol">
       <w:rPr>
+        <w:rFonts w:eastAsia="黑体"/>
         <w:b/>
         <w:bCs/>
         <w:i w:val="0"/>
@@ -11978,6 +12556,7 @@
     </w:tcPr>
     <w:tblStylePr w:type="firstRow">
       <w:rPr>
+        <w:rFonts w:eastAsia="黑体"/>
         <w:b/>
         <w:bCs/>
         <w:i w:val="0"/>
@@ -11999,6 +12578,7 @@
     </w:tblStylePr>
     <w:tblStylePr w:type="lastRow">
       <w:rPr>
+        <w:rFonts w:eastAsia="黑体"/>
         <w:b/>
         <w:bCs/>
         <w:i w:val="0"/>
@@ -12020,6 +12600,7 @@
     </w:tblStylePr>
     <w:tblStylePr w:type="firstCol">
       <w:rPr>
+        <w:rFonts w:eastAsia="黑体"/>
         <w:b/>
         <w:bCs/>
         <w:i w:val="0"/>
@@ -12039,6 +12620,7 @@
     </w:tblStylePr>
     <w:tblStylePr w:type="lastCol">
       <w:rPr>
+        <w:rFonts w:eastAsia="黑体"/>
         <w:b/>
         <w:bCs/>
         <w:i w:val="0"/>
@@ -12119,6 +12701,7 @@
     </w:tcPr>
     <w:tblStylePr w:type="firstRow">
       <w:rPr>
+        <w:rFonts w:eastAsia="黑体"/>
         <w:b/>
         <w:bCs/>
         <w:i w:val="0"/>
@@ -12140,6 +12723,7 @@
     </w:tblStylePr>
     <w:tblStylePr w:type="lastRow">
       <w:rPr>
+        <w:rFonts w:eastAsia="黑体"/>
         <w:b/>
         <w:bCs/>
         <w:i w:val="0"/>
@@ -12161,6 +12745,7 @@
     </w:tblStylePr>
     <w:tblStylePr w:type="firstCol">
       <w:rPr>
+        <w:rFonts w:eastAsia="黑体"/>
         <w:b/>
         <w:bCs/>
         <w:i w:val="0"/>
@@ -12180,6 +12765,7 @@
     </w:tblStylePr>
     <w:tblStylePr w:type="lastCol">
       <w:rPr>
+        <w:rFonts w:eastAsia="黑体"/>
         <w:b/>
         <w:bCs/>
         <w:i w:val="0"/>
@@ -12260,6 +12846,7 @@
     </w:tcPr>
     <w:tblStylePr w:type="firstRow">
       <w:rPr>
+        <w:rFonts w:eastAsia="黑体"/>
         <w:b/>
         <w:bCs/>
         <w:i w:val="0"/>
@@ -12281,6 +12868,7 @@
     </w:tblStylePr>
     <w:tblStylePr w:type="lastRow">
       <w:rPr>
+        <w:rFonts w:eastAsia="黑体"/>
         <w:b/>
         <w:bCs/>
         <w:i w:val="0"/>
@@ -12302,6 +12890,7 @@
     </w:tblStylePr>
     <w:tblStylePr w:type="firstCol">
       <w:rPr>
+        <w:rFonts w:eastAsia="黑体"/>
         <w:b/>
         <w:bCs/>
         <w:i w:val="0"/>
@@ -12321,6 +12910,7 @@
     </w:tblStylePr>
     <w:tblStylePr w:type="lastCol">
       <w:rPr>
+        <w:rFonts w:eastAsia="黑体"/>
         <w:b/>
         <w:bCs/>
         <w:i w:val="0"/>
@@ -12401,6 +12991,7 @@
     </w:tcPr>
     <w:tblStylePr w:type="firstRow">
       <w:rPr>
+        <w:rFonts w:eastAsia="黑体"/>
         <w:b/>
         <w:bCs/>
         <w:i w:val="0"/>
@@ -12422,6 +13013,7 @@
     </w:tblStylePr>
     <w:tblStylePr w:type="lastRow">
       <w:rPr>
+        <w:rFonts w:eastAsia="黑体"/>
         <w:b/>
         <w:bCs/>
         <w:i w:val="0"/>
@@ -12443,6 +13035,7 @@
     </w:tblStylePr>
     <w:tblStylePr w:type="firstCol">
       <w:rPr>
+        <w:rFonts w:eastAsia="黑体"/>
         <w:b/>
         <w:bCs/>
         <w:i w:val="0"/>
@@ -12462,6 +13055,7 @@
     </w:tblStylePr>
     <w:tblStylePr w:type="lastCol">
       <w:rPr>
+        <w:rFonts w:eastAsia="黑体"/>
         <w:b/>
         <w:bCs/>
         <w:i w:val="0"/>
@@ -12542,6 +13136,7 @@
     </w:tcPr>
     <w:tblStylePr w:type="firstRow">
       <w:rPr>
+        <w:rFonts w:eastAsia="黑体"/>
         <w:b/>
         <w:bCs/>
         <w:i w:val="0"/>
@@ -12563,6 +13158,7 @@
     </w:tblStylePr>
     <w:tblStylePr w:type="lastRow">
       <w:rPr>
+        <w:rFonts w:eastAsia="黑体"/>
         <w:b/>
         <w:bCs/>
         <w:i w:val="0"/>
@@ -12584,6 +13180,7 @@
     </w:tblStylePr>
     <w:tblStylePr w:type="firstCol">
       <w:rPr>
+        <w:rFonts w:eastAsia="黑体"/>
         <w:b/>
         <w:bCs/>
         <w:i w:val="0"/>
@@ -12603,6 +13200,7 @@
     </w:tblStylePr>
     <w:tblStylePr w:type="lastCol">
       <w:rPr>
+        <w:rFonts w:eastAsia="黑体"/>
         <w:b/>
         <w:bCs/>
         <w:i w:val="0"/>
@@ -12683,6 +13281,7 @@
     </w:tcPr>
     <w:tblStylePr w:type="firstRow">
       <w:rPr>
+        <w:rFonts w:eastAsia="黑体"/>
         <w:b/>
         <w:bCs/>
         <w:i w:val="0"/>
@@ -12704,6 +13303,7 @@
     </w:tblStylePr>
     <w:tblStylePr w:type="lastRow">
       <w:rPr>
+        <w:rFonts w:eastAsia="黑体"/>
         <w:b/>
         <w:bCs/>
         <w:i w:val="0"/>
@@ -12725,6 +13325,7 @@
     </w:tblStylePr>
     <w:tblStylePr w:type="firstCol">
       <w:rPr>
+        <w:rFonts w:eastAsia="黑体"/>
         <w:b/>
         <w:bCs/>
         <w:i w:val="0"/>
@@ -12744,6 +13345,7 @@
     </w:tblStylePr>
     <w:tblStylePr w:type="lastCol">
       <w:rPr>
+        <w:rFonts w:eastAsia="黑体"/>
         <w:b/>
         <w:bCs/>
         <w:i w:val="0"/>
@@ -12801,6 +13403,7 @@
       <w:spacing w:after="0" w:line="240" w:lineRule="auto"/>
     </w:pPr>
     <w:rPr>
+      <w:rFonts w:eastAsia="黑体"/>
       <w:color w:themeColor="background1" w:val="FFFFFF"/>
     </w:rPr>
     <w:tblPr>
@@ -12819,6 +13422,7 @@
     </w:tcPr>
     <w:tblStylePr w:type="firstRow">
       <w:rPr>
+        <w:rFonts w:eastAsia="黑体"/>
         <w:b/>
         <w:bCs/>
       </w:rPr>
@@ -12915,6 +13519,7 @@
       <w:spacing w:after="0" w:line="240" w:lineRule="auto"/>
     </w:pPr>
     <w:rPr>
+      <w:rFonts w:eastAsia="黑体"/>
       <w:color w:themeColor="background1" w:val="FFFFFF"/>
     </w:rPr>
     <w:tblPr>
@@ -12933,6 +13538,7 @@
     </w:tcPr>
     <w:tblStylePr w:type="firstRow">
       <w:rPr>
+        <w:rFonts w:eastAsia="黑体"/>
         <w:b/>
         <w:bCs/>
       </w:rPr>
@@ -13029,6 +13635,7 @@
       <w:spacing w:after="0" w:line="240" w:lineRule="auto"/>
     </w:pPr>
     <w:rPr>
+      <w:rFonts w:eastAsia="黑体"/>
       <w:color w:themeColor="background1" w:val="FFFFFF"/>
     </w:rPr>
     <w:tblPr>
@@ -13047,6 +13654,7 @@
     </w:tcPr>
     <w:tblStylePr w:type="firstRow">
       <w:rPr>
+        <w:rFonts w:eastAsia="黑体"/>
         <w:b/>
         <w:bCs/>
       </w:rPr>
@@ -13143,6 +13751,7 @@
       <w:spacing w:after="0" w:line="240" w:lineRule="auto"/>
     </w:pPr>
     <w:rPr>
+      <w:rFonts w:eastAsia="黑体"/>
       <w:color w:themeColor="background1" w:val="FFFFFF"/>
     </w:rPr>
     <w:tblPr>
@@ -13161,6 +13770,7 @@
     </w:tcPr>
     <w:tblStylePr w:type="firstRow">
       <w:rPr>
+        <w:rFonts w:eastAsia="黑体"/>
         <w:b/>
         <w:bCs/>
       </w:rPr>
@@ -13257,6 +13867,7 @@
       <w:spacing w:after="0" w:line="240" w:lineRule="auto"/>
     </w:pPr>
     <w:rPr>
+      <w:rFonts w:eastAsia="黑体"/>
       <w:color w:themeColor="background1" w:val="FFFFFF"/>
     </w:rPr>
     <w:tblPr>
@@ -13275,6 +13886,7 @@
     </w:tcPr>
     <w:tblStylePr w:type="firstRow">
       <w:rPr>
+        <w:rFonts w:eastAsia="黑体"/>
         <w:b/>
         <w:bCs/>
       </w:rPr>
@@ -13371,6 +13983,7 @@
       <w:spacing w:after="0" w:line="240" w:lineRule="auto"/>
     </w:pPr>
     <w:rPr>
+      <w:rFonts w:eastAsia="黑体"/>
       <w:color w:themeColor="background1" w:val="FFFFFF"/>
     </w:rPr>
     <w:tblPr>
@@ -13389,6 +14002,7 @@
     </w:tcPr>
     <w:tblStylePr w:type="firstRow">
       <w:rPr>
+        <w:rFonts w:eastAsia="黑体"/>
         <w:b/>
         <w:bCs/>
       </w:rPr>
@@ -13485,6 +14099,7 @@
       <w:spacing w:after="0" w:line="240" w:lineRule="auto"/>
     </w:pPr>
     <w:rPr>
+      <w:rFonts w:eastAsia="黑体"/>
       <w:color w:themeColor="background1" w:val="FFFFFF"/>
     </w:rPr>
     <w:tblPr>
@@ -13503,6 +14118,7 @@
     </w:tcPr>
     <w:tblStylePr w:type="firstRow">
       <w:rPr>
+        <w:rFonts w:eastAsia="黑体"/>
         <w:b/>
         <w:bCs/>
       </w:rPr>
@@ -13599,6 +14215,7 @@
       <w:spacing w:after="0" w:line="240" w:lineRule="auto"/>
     </w:pPr>
     <w:rPr>
+      <w:rFonts w:eastAsia="黑体"/>
       <w:color w:themeColor="text1" w:val="000000"/>
     </w:rPr>
     <w:tblPr>
@@ -13625,6 +14242,7 @@
     </w:tcPr>
     <w:tblStylePr w:type="firstRow">
       <w:rPr>
+        <w:rFonts w:eastAsia="黑体"/>
         <w:b/>
         <w:bCs/>
       </w:rPr>
@@ -13643,6 +14261,7 @@
     </w:tblStylePr>
     <w:tblStylePr w:type="lastRow">
       <w:rPr>
+        <w:rFonts w:eastAsia="黑体"/>
         <w:b/>
         <w:bCs/>
         <w:color w:themeColor="background1" w:val="FFFFFF"/>
@@ -13657,6 +14276,7 @@
     </w:tblStylePr>
     <w:tblStylePr w:type="firstCol">
       <w:rPr>
+        <w:rFonts w:eastAsia="黑体"/>
         <w:color w:themeColor="background1" w:val="FFFFFF"/>
       </w:rPr>
       <w:tblPr/>
@@ -13674,6 +14294,7 @@
     </w:tblStylePr>
     <w:tblStylePr w:type="lastCol">
       <w:rPr>
+        <w:rFonts w:eastAsia="黑体"/>
         <w:color w:themeColor="background1" w:val="FFFFFF"/>
       </w:rPr>
       <w:tblPr/>
@@ -13703,11 +14324,13 @@
     </w:tblStylePr>
     <w:tblStylePr w:type="neCell">
       <w:rPr>
+        <w:rFonts w:eastAsia="黑体"/>
         <w:color w:themeColor="text1" w:val="000000"/>
       </w:rPr>
     </w:tblStylePr>
     <w:tblStylePr w:type="nwCell">
       <w:rPr>
+        <w:rFonts w:eastAsia="黑体"/>
         <w:color w:themeColor="text1" w:val="000000"/>
       </w:rPr>
     </w:tblStylePr>
@@ -13721,6 +14344,7 @@
       <w:spacing w:after="0" w:line="240" w:lineRule="auto"/>
     </w:pPr>
     <w:rPr>
+      <w:rFonts w:eastAsia="黑体"/>
       <w:color w:themeColor="text1" w:val="000000"/>
     </w:rPr>
     <w:tblPr>
@@ -13747,6 +14371,7 @@
     </w:tcPr>
     <w:tblStylePr w:type="firstRow">
       <w:rPr>
+        <w:rFonts w:eastAsia="黑体"/>
         <w:b/>
         <w:bCs/>
       </w:rPr>
@@ -13765,6 +14390,7 @@
     </w:tblStylePr>
     <w:tblStylePr w:type="lastRow">
       <w:rPr>
+        <w:rFonts w:eastAsia="黑体"/>
         <w:b/>
         <w:bCs/>
         <w:color w:themeColor="background1" w:val="FFFFFF"/>
@@ -13779,6 +14405,7 @@
     </w:tblStylePr>
     <w:tblStylePr w:type="firstCol">
       <w:rPr>
+        <w:rFonts w:eastAsia="黑体"/>
         <w:color w:themeColor="background1" w:val="FFFFFF"/>
       </w:rPr>
       <w:tblPr/>
@@ -13796,6 +14423,7 @@
     </w:tblStylePr>
     <w:tblStylePr w:type="lastCol">
       <w:rPr>
+        <w:rFonts w:eastAsia="黑体"/>
         <w:color w:themeColor="background1" w:val="FFFFFF"/>
       </w:rPr>
       <w:tblPr/>
@@ -13825,11 +14453,13 @@
     </w:tblStylePr>
     <w:tblStylePr w:type="neCell">
       <w:rPr>
+        <w:rFonts w:eastAsia="黑体"/>
         <w:color w:themeColor="text1" w:val="000000"/>
       </w:rPr>
     </w:tblStylePr>
     <w:tblStylePr w:type="nwCell">
       <w:rPr>
+        <w:rFonts w:eastAsia="黑体"/>
         <w:color w:themeColor="text1" w:val="000000"/>
       </w:rPr>
     </w:tblStylePr>
@@ -13843,6 +14473,7 @@
       <w:spacing w:after="0" w:line="240" w:lineRule="auto"/>
     </w:pPr>
     <w:rPr>
+      <w:rFonts w:eastAsia="黑体"/>
       <w:color w:themeColor="text1" w:val="000000"/>
     </w:rPr>
     <w:tblPr>
@@ -13869,6 +14500,7 @@
     </w:tcPr>
     <w:tblStylePr w:type="firstRow">
       <w:rPr>
+        <w:rFonts w:eastAsia="黑体"/>
         <w:b/>
         <w:bCs/>
       </w:rPr>
@@ -13887,6 +14519,7 @@
     </w:tblStylePr>
     <w:tblStylePr w:type="lastRow">
       <w:rPr>
+        <w:rFonts w:eastAsia="黑体"/>
         <w:b/>
         <w:bCs/>
         <w:color w:themeColor="background1" w:val="FFFFFF"/>
@@ -13901,6 +14534,7 @@
     </w:tblStylePr>
     <w:tblStylePr w:type="firstCol">
       <w:rPr>
+        <w:rFonts w:eastAsia="黑体"/>
         <w:color w:themeColor="background1" w:val="FFFFFF"/>
       </w:rPr>
       <w:tblPr/>
@@ -13918,6 +14552,7 @@
     </w:tblStylePr>
     <w:tblStylePr w:type="lastCol">
       <w:rPr>
+        <w:rFonts w:eastAsia="黑体"/>
         <w:color w:themeColor="background1" w:val="FFFFFF"/>
       </w:rPr>
       <w:tblPr/>
@@ -13947,11 +14582,13 @@
     </w:tblStylePr>
     <w:tblStylePr w:type="neCell">
       <w:rPr>
+        <w:rFonts w:eastAsia="黑体"/>
         <w:color w:themeColor="text1" w:val="000000"/>
       </w:rPr>
     </w:tblStylePr>
     <w:tblStylePr w:type="nwCell">
       <w:rPr>
+        <w:rFonts w:eastAsia="黑体"/>
         <w:color w:themeColor="text1" w:val="000000"/>
       </w:rPr>
     </w:tblStylePr>
@@ -13965,6 +14602,7 @@
       <w:spacing w:after="0" w:line="240" w:lineRule="auto"/>
     </w:pPr>
     <w:rPr>
+      <w:rFonts w:eastAsia="黑体"/>
       <w:color w:themeColor="text1" w:val="000000"/>
     </w:rPr>
     <w:tblPr>
@@ -13991,6 +14629,7 @@
     </w:tcPr>
     <w:tblStylePr w:type="firstRow">
       <w:rPr>
+        <w:rFonts w:eastAsia="黑体"/>
         <w:b/>
         <w:bCs/>
       </w:rPr>
@@ -14009,6 +14648,7 @@
     </w:tblStylePr>
     <w:tblStylePr w:type="lastRow">
       <w:rPr>
+        <w:rFonts w:eastAsia="黑体"/>
         <w:b/>
         <w:bCs/>
         <w:color w:themeColor="background1" w:val="FFFFFF"/>
@@ -14023,6 +14663,7 @@
     </w:tblStylePr>
     <w:tblStylePr w:type="firstCol">
       <w:rPr>
+        <w:rFonts w:eastAsia="黑体"/>
         <w:color w:themeColor="background1" w:val="FFFFFF"/>
       </w:rPr>
       <w:tblPr/>
@@ -14040,6 +14681,7 @@
     </w:tblStylePr>
     <w:tblStylePr w:type="lastCol">
       <w:rPr>
+        <w:rFonts w:eastAsia="黑体"/>
         <w:color w:themeColor="background1" w:val="FFFFFF"/>
       </w:rPr>
       <w:tblPr/>
@@ -14077,6 +14719,7 @@
       <w:spacing w:after="0" w:line="240" w:lineRule="auto"/>
     </w:pPr>
     <w:rPr>
+      <w:rFonts w:eastAsia="黑体"/>
       <w:color w:themeColor="text1" w:val="000000"/>
     </w:rPr>
     <w:tblPr>
@@ -14103,6 +14746,7 @@
     </w:tcPr>
     <w:tblStylePr w:type="firstRow">
       <w:rPr>
+        <w:rFonts w:eastAsia="黑体"/>
         <w:b/>
         <w:bCs/>
       </w:rPr>
@@ -14121,6 +14765,7 @@
     </w:tblStylePr>
     <w:tblStylePr w:type="lastRow">
       <w:rPr>
+        <w:rFonts w:eastAsia="黑体"/>
         <w:b/>
         <w:bCs/>
         <w:color w:themeColor="background1" w:val="FFFFFF"/>
@@ -14135,6 +14780,7 @@
     </w:tblStylePr>
     <w:tblStylePr w:type="firstCol">
       <w:rPr>
+        <w:rFonts w:eastAsia="黑体"/>
         <w:color w:themeColor="background1" w:val="FFFFFF"/>
       </w:rPr>
       <w:tblPr/>
@@ -14152,6 +14798,7 @@
     </w:tblStylePr>
     <w:tblStylePr w:type="lastCol">
       <w:rPr>
+        <w:rFonts w:eastAsia="黑体"/>
         <w:color w:themeColor="background1" w:val="FFFFFF"/>
       </w:rPr>
       <w:tblPr/>
@@ -14181,11 +14828,13 @@
     </w:tblStylePr>
     <w:tblStylePr w:type="neCell">
       <w:rPr>
+        <w:rFonts w:eastAsia="黑体"/>
         <w:color w:themeColor="text1" w:val="000000"/>
       </w:rPr>
     </w:tblStylePr>
     <w:tblStylePr w:type="nwCell">
       <w:rPr>
+        <w:rFonts w:eastAsia="黑体"/>
         <w:color w:themeColor="text1" w:val="000000"/>
       </w:rPr>
     </w:tblStylePr>
@@ -14199,6 +14848,7 @@
       <w:spacing w:after="0" w:line="240" w:lineRule="auto"/>
     </w:pPr>
     <w:rPr>
+      <w:rFonts w:eastAsia="黑体"/>
       <w:color w:themeColor="text1" w:val="000000"/>
     </w:rPr>
     <w:tblPr>
@@ -14225,6 +14875,7 @@
     </w:tcPr>
     <w:tblStylePr w:type="firstRow">
       <w:rPr>
+        <w:rFonts w:eastAsia="黑体"/>
         <w:b/>
         <w:bCs/>
       </w:rPr>
@@ -14243,6 +14894,7 @@
     </w:tblStylePr>
     <w:tblStylePr w:type="lastRow">
       <w:rPr>
+        <w:rFonts w:eastAsia="黑体"/>
         <w:b/>
         <w:bCs/>
         <w:color w:themeColor="background1" w:val="FFFFFF"/>
@@ -14257,6 +14909,7 @@
     </w:tblStylePr>
     <w:tblStylePr w:type="firstCol">
       <w:rPr>
+        <w:rFonts w:eastAsia="黑体"/>
         <w:color w:themeColor="background1" w:val="FFFFFF"/>
       </w:rPr>
       <w:tblPr/>
@@ -14274,6 +14927,7 @@
     </w:tblStylePr>
     <w:tblStylePr w:type="lastCol">
       <w:rPr>
+        <w:rFonts w:eastAsia="黑体"/>
         <w:color w:themeColor="background1" w:val="FFFFFF"/>
       </w:rPr>
       <w:tblPr/>
@@ -14303,11 +14957,13 @@
     </w:tblStylePr>
     <w:tblStylePr w:type="neCell">
       <w:rPr>
+        <w:rFonts w:eastAsia="黑体"/>
         <w:color w:themeColor="text1" w:val="000000"/>
       </w:rPr>
     </w:tblStylePr>
     <w:tblStylePr w:type="nwCell">
       <w:rPr>
+        <w:rFonts w:eastAsia="黑体"/>
         <w:color w:themeColor="text1" w:val="000000"/>
       </w:rPr>
     </w:tblStylePr>
@@ -14321,6 +14977,7 @@
       <w:spacing w:after="0" w:line="240" w:lineRule="auto"/>
     </w:pPr>
     <w:rPr>
+      <w:rFonts w:eastAsia="黑体"/>
       <w:color w:themeColor="text1" w:val="000000"/>
     </w:rPr>
     <w:tblPr>
@@ -14347,6 +15004,7 @@
     </w:tcPr>
     <w:tblStylePr w:type="firstRow">
       <w:rPr>
+        <w:rFonts w:eastAsia="黑体"/>
         <w:b/>
         <w:bCs/>
       </w:rPr>
@@ -14365,6 +15023,7 @@
     </w:tblStylePr>
     <w:tblStylePr w:type="lastRow">
       <w:rPr>
+        <w:rFonts w:eastAsia="黑体"/>
         <w:b/>
         <w:bCs/>
         <w:color w:themeColor="background1" w:val="FFFFFF"/>
@@ -14379,6 +15038,7 @@
     </w:tblStylePr>
     <w:tblStylePr w:type="firstCol">
       <w:rPr>
+        <w:rFonts w:eastAsia="黑体"/>
         <w:color w:themeColor="background1" w:val="FFFFFF"/>
       </w:rPr>
       <w:tblPr/>
@@ -14396,6 +15056,7 @@
     </w:tblStylePr>
     <w:tblStylePr w:type="lastCol">
       <w:rPr>
+        <w:rFonts w:eastAsia="黑体"/>
         <w:color w:themeColor="background1" w:val="FFFFFF"/>
       </w:rPr>
       <w:tblPr/>
@@ -14425,11 +15086,13 @@
     </w:tblStylePr>
     <w:tblStylePr w:type="neCell">
       <w:rPr>
+        <w:rFonts w:eastAsia="黑体"/>
         <w:color w:themeColor="text1" w:val="000000"/>
       </w:rPr>
     </w:tblStylePr>
     <w:tblStylePr w:type="nwCell">
       <w:rPr>
+        <w:rFonts w:eastAsia="黑体"/>
         <w:color w:themeColor="text1" w:val="000000"/>
       </w:rPr>
     </w:tblStylePr>
@@ -14443,6 +15106,7 @@
       <w:spacing w:after="0" w:line="240" w:lineRule="auto"/>
     </w:pPr>
     <w:rPr>
+      <w:rFonts w:eastAsia="黑体"/>
       <w:color w:themeColor="text1" w:val="000000"/>
     </w:rPr>
     <w:tblPr>
@@ -14461,6 +15125,7 @@
     </w:tcPr>
     <w:tblStylePr w:type="firstRow">
       <w:rPr>
+        <w:rFonts w:eastAsia="黑体"/>
         <w:b/>
         <w:bCs/>
         <w:color w:themeColor="background1" w:val="FFFFFF"/>
@@ -14475,6 +15140,7 @@
     </w:tblStylePr>
     <w:tblStylePr w:type="lastRow">
       <w:rPr>
+        <w:rFonts w:eastAsia="黑体"/>
         <w:b/>
         <w:bCs/>
         <w:color w:themeColor="accent2" w:themeShade="CC" w:val="9E3A38"/>
@@ -14489,12 +15155,14 @@
     </w:tblStylePr>
     <w:tblStylePr w:type="firstCol">
       <w:rPr>
+        <w:rFonts w:eastAsia="黑体"/>
         <w:b/>
         <w:bCs/>
       </w:rPr>
     </w:tblStylePr>
     <w:tblStylePr w:type="lastCol">
       <w:rPr>
+        <w:rFonts w:eastAsia="黑体"/>
         <w:b/>
         <w:bCs/>
       </w:rPr>
@@ -14529,6 +15197,7 @@
       <w:spacing w:after="0" w:line="240" w:lineRule="auto"/>
     </w:pPr>
     <w:rPr>
+      <w:rFonts w:eastAsia="黑体"/>
       <w:color w:themeColor="text1" w:val="000000"/>
     </w:rPr>
     <w:tblPr>
@@ -14547,6 +15216,7 @@
     </w:tcPr>
     <w:tblStylePr w:type="firstRow">
       <w:rPr>
+        <w:rFonts w:eastAsia="黑体"/>
         <w:b/>
         <w:bCs/>
         <w:color w:themeColor="background1" w:val="FFFFFF"/>
@@ -14561,6 +15231,7 @@
     </w:tblStylePr>
     <w:tblStylePr w:type="lastRow">
       <w:rPr>
+        <w:rFonts w:eastAsia="黑体"/>
         <w:b/>
         <w:bCs/>
         <w:color w:themeColor="accent2" w:themeShade="CC" w:val="9E3A38"/>
@@ -14575,12 +15246,14 @@
     </w:tblStylePr>
     <w:tblStylePr w:type="firstCol">
       <w:rPr>
+        <w:rFonts w:eastAsia="黑体"/>
         <w:b/>
         <w:bCs/>
       </w:rPr>
     </w:tblStylePr>
     <w:tblStylePr w:type="lastCol">
       <w:rPr>
+        <w:rFonts w:eastAsia="黑体"/>
         <w:b/>
         <w:bCs/>
       </w:rPr>
@@ -14615,6 +15288,7 @@
       <w:spacing w:after="0" w:line="240" w:lineRule="auto"/>
     </w:pPr>
     <w:rPr>
+      <w:rFonts w:eastAsia="黑体"/>
       <w:color w:themeColor="text1" w:val="000000"/>
     </w:rPr>
     <w:tblPr>
@@ -14633,6 +15307,7 @@
     </w:tcPr>
     <w:tblStylePr w:type="firstRow">
       <w:rPr>
+        <w:rFonts w:eastAsia="黑体"/>
         <w:b/>
         <w:bCs/>
         <w:color w:themeColor="background1" w:val="FFFFFF"/>
@@ -14647,6 +15322,7 @@
     </w:tblStylePr>
     <w:tblStylePr w:type="lastRow">
       <w:rPr>
+        <w:rFonts w:eastAsia="黑体"/>
         <w:b/>
         <w:bCs/>
         <w:color w:themeColor="accent2" w:themeShade="CC" w:val="9E3A38"/>
@@ -14661,12 +15337,14 @@
     </w:tblStylePr>
     <w:tblStylePr w:type="firstCol">
       <w:rPr>
+        <w:rFonts w:eastAsia="黑体"/>
         <w:b/>
         <w:bCs/>
       </w:rPr>
     </w:tblStylePr>
     <w:tblStylePr w:type="lastCol">
       <w:rPr>
+        <w:rFonts w:eastAsia="黑体"/>
         <w:b/>
         <w:bCs/>
       </w:rPr>
@@ -14701,6 +15379,7 @@
       <w:spacing w:after="0" w:line="240" w:lineRule="auto"/>
     </w:pPr>
     <w:rPr>
+      <w:rFonts w:eastAsia="黑体"/>
       <w:color w:themeColor="text1" w:val="000000"/>
     </w:rPr>
     <w:tblPr>
@@ -14719,6 +15398,7 @@
     </w:tcPr>
     <w:tblStylePr w:type="firstRow">
       <w:rPr>
+        <w:rFonts w:eastAsia="黑体"/>
         <w:b/>
         <w:bCs/>
         <w:color w:themeColor="background1" w:val="FFFFFF"/>
@@ -14733,6 +15413,7 @@
     </w:tblStylePr>
     <w:tblStylePr w:type="lastRow">
       <w:rPr>
+        <w:rFonts w:eastAsia="黑体"/>
         <w:b/>
         <w:bCs/>
         <w:color w:themeColor="accent4" w:themeShade="CC" w:val="664E82"/>
@@ -14747,12 +15428,14 @@
     </w:tblStylePr>
     <w:tblStylePr w:type="firstCol">
       <w:rPr>
+        <w:rFonts w:eastAsia="黑体"/>
         <w:b/>
         <w:bCs/>
       </w:rPr>
     </w:tblStylePr>
     <w:tblStylePr w:type="lastCol">
       <w:rPr>
+        <w:rFonts w:eastAsia="黑体"/>
         <w:b/>
         <w:bCs/>
       </w:rPr>
@@ -14787,6 +15470,7 @@
       <w:spacing w:after="0" w:line="240" w:lineRule="auto"/>
     </w:pPr>
     <w:rPr>
+      <w:rFonts w:eastAsia="黑体"/>
       <w:color w:themeColor="text1" w:val="000000"/>
     </w:rPr>
     <w:tblPr>
@@ -14805,6 +15489,7 @@
     </w:tcPr>
     <w:tblStylePr w:type="firstRow">
       <w:rPr>
+        <w:rFonts w:eastAsia="黑体"/>
         <w:b/>
         <w:bCs/>
         <w:color w:themeColor="background1" w:val="FFFFFF"/>
@@ -14819,6 +15504,7 @@
     </w:tblStylePr>
     <w:tblStylePr w:type="lastRow">
       <w:rPr>
+        <w:rFonts w:eastAsia="黑体"/>
         <w:b/>
         <w:bCs/>
         <w:color w:themeColor="accent3" w:themeShade="CC" w:val="7E9C40"/>
@@ -14833,12 +15519,14 @@
     </w:tblStylePr>
     <w:tblStylePr w:type="firstCol">
       <w:rPr>
+        <w:rFonts w:eastAsia="黑体"/>
         <w:b/>
         <w:bCs/>
       </w:rPr>
     </w:tblStylePr>
     <w:tblStylePr w:type="lastCol">
       <w:rPr>
+        <w:rFonts w:eastAsia="黑体"/>
         <w:b/>
         <w:bCs/>
       </w:rPr>
@@ -14873,6 +15561,7 @@
       <w:spacing w:after="0" w:line="240" w:lineRule="auto"/>
     </w:pPr>
     <w:rPr>
+      <w:rFonts w:eastAsia="黑体"/>
       <w:color w:themeColor="text1" w:val="000000"/>
     </w:rPr>
     <w:tblPr>
@@ -14891,6 +15580,7 @@
     </w:tcPr>
     <w:tblStylePr w:type="firstRow">
       <w:rPr>
+        <w:rFonts w:eastAsia="黑体"/>
         <w:b/>
         <w:bCs/>
         <w:color w:themeColor="background1" w:val="FFFFFF"/>
@@ -14905,6 +15595,7 @@
     </w:tblStylePr>
     <w:tblStylePr w:type="lastRow">
       <w:rPr>
+        <w:rFonts w:eastAsia="黑体"/>
         <w:b/>
         <w:bCs/>
         <w:color w:themeColor="accent6" w:themeShade="CC" w:val="F2730A"/>
@@ -14919,12 +15610,14 @@
     </w:tblStylePr>
     <w:tblStylePr w:type="firstCol">
       <w:rPr>
+        <w:rFonts w:eastAsia="黑体"/>
         <w:b/>
         <w:bCs/>
       </w:rPr>
     </w:tblStylePr>
     <w:tblStylePr w:type="lastCol">
       <w:rPr>
+        <w:rFonts w:eastAsia="黑体"/>
         <w:b/>
         <w:bCs/>
       </w:rPr>
@@ -14959,6 +15652,7 @@
       <w:spacing w:after="0" w:line="240" w:lineRule="auto"/>
     </w:pPr>
     <w:rPr>
+      <w:rFonts w:eastAsia="黑体"/>
       <w:color w:themeColor="text1" w:val="000000"/>
     </w:rPr>
     <w:tblPr>
@@ -14977,6 +15671,7 @@
     </w:tcPr>
     <w:tblStylePr w:type="firstRow">
       <w:rPr>
+        <w:rFonts w:eastAsia="黑体"/>
         <w:b/>
         <w:bCs/>
         <w:color w:themeColor="background1" w:val="FFFFFF"/>
@@ -14991,6 +15686,7 @@
     </w:tblStylePr>
     <w:tblStylePr w:type="lastRow">
       <w:rPr>
+        <w:rFonts w:eastAsia="黑体"/>
         <w:b/>
         <w:bCs/>
         <w:color w:themeColor="accent5" w:themeShade="CC" w:val="348DA5"/>
@@ -15005,12 +15701,14 @@
     </w:tblStylePr>
     <w:tblStylePr w:type="firstCol">
       <w:rPr>
+        <w:rFonts w:eastAsia="黑体"/>
         <w:b/>
         <w:bCs/>
       </w:rPr>
     </w:tblStylePr>
     <w:tblStylePr w:type="lastCol">
       <w:rPr>
+        <w:rFonts w:eastAsia="黑体"/>
         <w:b/>
         <w:bCs/>
       </w:rPr>
@@ -15045,6 +15743,7 @@
       <w:spacing w:after="0" w:line="240" w:lineRule="auto"/>
     </w:pPr>
     <w:rPr>
+      <w:rFonts w:eastAsia="黑体"/>
       <w:color w:themeColor="text1" w:val="000000"/>
     </w:rPr>
     <w:tblPr>
@@ -15066,6 +15765,7 @@
     </w:tcPr>
     <w:tblStylePr w:type="firstRow">
       <w:rPr>
+        <w:rFonts w:eastAsia="黑体"/>
         <w:b/>
         <w:bCs/>
       </w:rPr>
@@ -15076,6 +15776,7 @@
     </w:tblStylePr>
     <w:tblStylePr w:type="lastRow">
       <w:rPr>
+        <w:rFonts w:eastAsia="黑体"/>
         <w:b/>
         <w:bCs/>
         <w:color w:themeColor="text1" w:val="000000"/>
@@ -15087,6 +15788,7 @@
     </w:tblStylePr>
     <w:tblStylePr w:type="firstCol">
       <w:rPr>
+        <w:rFonts w:eastAsia="黑体"/>
         <w:color w:themeColor="background1" w:val="FFFFFF"/>
       </w:rPr>
       <w:tblPr/>
@@ -15096,6 +15798,7 @@
     </w:tblStylePr>
     <w:tblStylePr w:type="lastCol">
       <w:rPr>
+        <w:rFonts w:eastAsia="黑体"/>
         <w:color w:themeColor="background1" w:val="FFFFFF"/>
       </w:rPr>
       <w:tblPr/>
@@ -15125,6 +15828,7 @@
       <w:spacing w:after="0" w:line="240" w:lineRule="auto"/>
     </w:pPr>
     <w:rPr>
+      <w:rFonts w:eastAsia="黑体"/>
       <w:color w:themeColor="text1" w:val="000000"/>
     </w:rPr>
     <w:tblPr>
@@ -15146,6 +15850,7 @@
     </w:tcPr>
     <w:tblStylePr w:type="firstRow">
       <w:rPr>
+        <w:rFonts w:eastAsia="黑体"/>
         <w:b/>
         <w:bCs/>
       </w:rPr>
@@ -15156,6 +15861,7 @@
     </w:tblStylePr>
     <w:tblStylePr w:type="lastRow">
       <w:rPr>
+        <w:rFonts w:eastAsia="黑体"/>
         <w:b/>
         <w:bCs/>
         <w:color w:themeColor="text1" w:val="000000"/>
@@ -15167,6 +15873,7 @@
     </w:tblStylePr>
     <w:tblStylePr w:type="firstCol">
       <w:rPr>
+        <w:rFonts w:eastAsia="黑体"/>
         <w:color w:themeColor="background1" w:val="FFFFFF"/>
       </w:rPr>
       <w:tblPr/>
@@ -15176,6 +15883,7 @@
     </w:tblStylePr>
     <w:tblStylePr w:type="lastCol">
       <w:rPr>
+        <w:rFonts w:eastAsia="黑体"/>
         <w:color w:themeColor="background1" w:val="FFFFFF"/>
       </w:rPr>
       <w:tblPr/>
@@ -15205,6 +15913,7 @@
       <w:spacing w:after="0" w:line="240" w:lineRule="auto"/>
     </w:pPr>
     <w:rPr>
+      <w:rFonts w:eastAsia="黑体"/>
       <w:color w:themeColor="text1" w:val="000000"/>
     </w:rPr>
     <w:tblPr>
@@ -15226,6 +15935,7 @@
     </w:tcPr>
     <w:tblStylePr w:type="firstRow">
       <w:rPr>
+        <w:rFonts w:eastAsia="黑体"/>
         <w:b/>
         <w:bCs/>
       </w:rPr>
@@ -15236,6 +15946,7 @@
     </w:tblStylePr>
     <w:tblStylePr w:type="lastRow">
       <w:rPr>
+        <w:rFonts w:eastAsia="黑体"/>
         <w:b/>
         <w:bCs/>
         <w:color w:themeColor="text1" w:val="000000"/>
@@ -15247,6 +15958,7 @@
     </w:tblStylePr>
     <w:tblStylePr w:type="firstCol">
       <w:rPr>
+        <w:rFonts w:eastAsia="黑体"/>
         <w:color w:themeColor="background1" w:val="FFFFFF"/>
       </w:rPr>
       <w:tblPr/>
@@ -15256,6 +15968,7 @@
     </w:tblStylePr>
     <w:tblStylePr w:type="lastCol">
       <w:rPr>
+        <w:rFonts w:eastAsia="黑体"/>
         <w:color w:themeColor="background1" w:val="FFFFFF"/>
       </w:rPr>
       <w:tblPr/>
@@ -15285,6 +15998,7 @@
       <w:spacing w:after="0" w:line="240" w:lineRule="auto"/>
     </w:pPr>
     <w:rPr>
+      <w:rFonts w:eastAsia="黑体"/>
       <w:color w:themeColor="text1" w:val="000000"/>
     </w:rPr>
     <w:tblPr>
@@ -15306,6 +16020,7 @@
     </w:tcPr>
     <w:tblStylePr w:type="firstRow">
       <w:rPr>
+        <w:rFonts w:eastAsia="黑体"/>
         <w:b/>
         <w:bCs/>
       </w:rPr>
@@ -15316,6 +16031,7 @@
     </w:tblStylePr>
     <w:tblStylePr w:type="lastRow">
       <w:rPr>
+        <w:rFonts w:eastAsia="黑体"/>
         <w:b/>
         <w:bCs/>
         <w:color w:themeColor="text1" w:val="000000"/>
@@ -15327,6 +16043,7 @@
     </w:tblStylePr>
     <w:tblStylePr w:type="firstCol">
       <w:rPr>
+        <w:rFonts w:eastAsia="黑体"/>
         <w:color w:themeColor="background1" w:val="FFFFFF"/>
       </w:rPr>
       <w:tblPr/>
@@ -15336,6 +16053,7 @@
     </w:tblStylePr>
     <w:tblStylePr w:type="lastCol">
       <w:rPr>
+        <w:rFonts w:eastAsia="黑体"/>
         <w:color w:themeColor="background1" w:val="FFFFFF"/>
       </w:rPr>
       <w:tblPr/>
@@ -15365,6 +16083,7 @@
       <w:spacing w:after="0" w:line="240" w:lineRule="auto"/>
     </w:pPr>
     <w:rPr>
+      <w:rFonts w:eastAsia="黑体"/>
       <w:color w:themeColor="text1" w:val="000000"/>
     </w:rPr>
     <w:tblPr>
@@ -15386,6 +16105,7 @@
     </w:tcPr>
     <w:tblStylePr w:type="firstRow">
       <w:rPr>
+        <w:rFonts w:eastAsia="黑体"/>
         <w:b/>
         <w:bCs/>
       </w:rPr>
@@ -15396,6 +16116,7 @@
     </w:tblStylePr>
     <w:tblStylePr w:type="lastRow">
       <w:rPr>
+        <w:rFonts w:eastAsia="黑体"/>
         <w:b/>
         <w:bCs/>
         <w:color w:themeColor="text1" w:val="000000"/>
@@ -15407,6 +16128,7 @@
     </w:tblStylePr>
     <w:tblStylePr w:type="firstCol">
       <w:rPr>
+        <w:rFonts w:eastAsia="黑体"/>
         <w:color w:themeColor="background1" w:val="FFFFFF"/>
       </w:rPr>
       <w:tblPr/>
@@ -15416,6 +16138,7 @@
     </w:tblStylePr>
     <w:tblStylePr w:type="lastCol">
       <w:rPr>
+        <w:rFonts w:eastAsia="黑体"/>
         <w:color w:themeColor="background1" w:val="FFFFFF"/>
       </w:rPr>
       <w:tblPr/>
@@ -15445,6 +16168,7 @@
       <w:spacing w:after="0" w:line="240" w:lineRule="auto"/>
     </w:pPr>
     <w:rPr>
+      <w:rFonts w:eastAsia="黑体"/>
       <w:color w:themeColor="text1" w:val="000000"/>
     </w:rPr>
     <w:tblPr>
@@ -15466,6 +16190,7 @@
     </w:tcPr>
     <w:tblStylePr w:type="firstRow">
       <w:rPr>
+        <w:rFonts w:eastAsia="黑体"/>
         <w:b/>
         <w:bCs/>
       </w:rPr>
@@ -15476,6 +16201,7 @@
     </w:tblStylePr>
     <w:tblStylePr w:type="lastRow">
       <w:rPr>
+        <w:rFonts w:eastAsia="黑体"/>
         <w:b/>
         <w:bCs/>
         <w:color w:themeColor="text1" w:val="000000"/>
@@ -15487,6 +16213,7 @@
     </w:tblStylePr>
     <w:tblStylePr w:type="firstCol">
       <w:rPr>
+        <w:rFonts w:eastAsia="黑体"/>
         <w:color w:themeColor="background1" w:val="FFFFFF"/>
       </w:rPr>
       <w:tblPr/>
@@ -15496,6 +16223,7 @@
     </w:tblStylePr>
     <w:tblStylePr w:type="lastCol">
       <w:rPr>
+        <w:rFonts w:eastAsia="黑体"/>
         <w:color w:themeColor="background1" w:val="FFFFFF"/>
       </w:rPr>
       <w:tblPr/>
@@ -15525,6 +16253,7 @@
       <w:spacing w:after="0" w:line="240" w:lineRule="auto"/>
     </w:pPr>
     <w:rPr>
+      <w:rFonts w:eastAsia="黑体"/>
       <w:color w:themeColor="text1" w:val="000000"/>
     </w:rPr>
     <w:tblPr>
@@ -15546,6 +16275,7 @@
     </w:tcPr>
     <w:tblStylePr w:type="firstRow">
       <w:rPr>
+        <w:rFonts w:eastAsia="黑体"/>
         <w:b/>
         <w:bCs/>
       </w:rPr>
@@ -15556,6 +16286,7 @@
     </w:tblStylePr>
     <w:tblStylePr w:type="lastRow">
       <w:rPr>
+        <w:rFonts w:eastAsia="黑体"/>
         <w:b/>
         <w:bCs/>
         <w:color w:themeColor="text1" w:val="000000"/>
@@ -15567,6 +16298,7 @@
     </w:tblStylePr>
     <w:tblStylePr w:type="firstCol">
       <w:rPr>
+        <w:rFonts w:eastAsia="黑体"/>
         <w:color w:themeColor="background1" w:val="FFFFFF"/>
       </w:rPr>
       <w:tblPr/>
@@ -15576,6 +16308,7 @@
     </w:tblStylePr>
     <w:tblStylePr w:type="lastCol">
       <w:rPr>
+        <w:rFonts w:eastAsia="黑体"/>
         <w:color w:themeColor="background1" w:val="FFFFFF"/>
       </w:rPr>
       <w:tblPr/>
@@ -15608,6 +16341,7 @@
     <w:name w:val="KeywordTok"/>
     <w:basedOn w:val="VerbatimChar"/>
     <w:rPr>
+      <w:rFonts w:eastAsia="黑体"/>
       <w:b/>
       <w:color w:val="007020"/>
     </w:rPr>
@@ -15616,6 +16350,7 @@
     <w:name w:val="DataTypeTok"/>
     <w:basedOn w:val="VerbatimChar"/>
     <w:rPr>
+      <w:rFonts w:eastAsia="黑体"/>
       <w:color w:val="902000"/>
     </w:rPr>
   </w:style>
@@ -15623,6 +16358,7 @@
     <w:name w:val="DecValTok"/>
     <w:basedOn w:val="VerbatimChar"/>
     <w:rPr>
+      <w:rFonts w:eastAsia="黑体"/>
       <w:color w:val="40a070"/>
     </w:rPr>
   </w:style>
@@ -15630,6 +16366,7 @@
     <w:name w:val="BaseNTok"/>
     <w:basedOn w:val="VerbatimChar"/>
     <w:rPr>
+      <w:rFonts w:eastAsia="黑体"/>
       <w:color w:val="40a070"/>
     </w:rPr>
   </w:style>
@@ -15637,6 +16374,7 @@
     <w:name w:val="FloatTok"/>
     <w:basedOn w:val="VerbatimChar"/>
     <w:rPr>
+      <w:rFonts w:eastAsia="黑体"/>
       <w:color w:val="40a070"/>
     </w:rPr>
   </w:style>
@@ -15644,6 +16382,7 @@
     <w:name w:val="ConstantTok"/>
     <w:basedOn w:val="VerbatimChar"/>
     <w:rPr>
+      <w:rFonts w:eastAsia="黑体"/>
       <w:color w:val="880000"/>
     </w:rPr>
   </w:style>
@@ -15651,6 +16390,7 @@
     <w:name w:val="CharTok"/>
     <w:basedOn w:val="VerbatimChar"/>
     <w:rPr>
+      <w:rFonts w:eastAsia="黑体"/>
       <w:color w:val="4070a0"/>
     </w:rPr>
   </w:style>
@@ -15658,6 +16398,7 @@
     <w:name w:val="SpecialCharTok"/>
     <w:basedOn w:val="VerbatimChar"/>
     <w:rPr>
+      <w:rFonts w:eastAsia="黑体"/>
       <w:color w:val="4070a0"/>
     </w:rPr>
   </w:style>
@@ -15665,6 +16406,7 @@
     <w:name w:val="StringTok"/>
     <w:basedOn w:val="VerbatimChar"/>
     <w:rPr>
+      <w:rFonts w:eastAsia="黑体"/>
       <w:color w:val="4070a0"/>
     </w:rPr>
   </w:style>
@@ -15672,6 +16414,7 @@
     <w:name w:val="VerbatimStringTok"/>
     <w:basedOn w:val="VerbatimChar"/>
     <w:rPr>
+      <w:rFonts w:eastAsia="黑体"/>
       <w:color w:val="4070a0"/>
     </w:rPr>
   </w:style>
@@ -15679,6 +16422,7 @@
     <w:name w:val="SpecialStringTok"/>
     <w:basedOn w:val="VerbatimChar"/>
     <w:rPr>
+      <w:rFonts w:eastAsia="黑体"/>
       <w:color w:val="bb6688"/>
     </w:rPr>
   </w:style>
@@ -15686,6 +16430,7 @@
     <w:name w:val="ImportTok"/>
     <w:basedOn w:val="VerbatimChar"/>
     <w:rPr>
+      <w:rFonts w:eastAsia="黑体"/>
       <w:b/>
       <w:color w:val="008000"/>
     </w:rPr>
@@ -15694,6 +16439,7 @@
     <w:name w:val="CommentTok"/>
     <w:basedOn w:val="VerbatimChar"/>
     <w:rPr>
+      <w:rFonts w:eastAsia="黑体"/>
       <w:i/>
       <w:color w:val="60a0b0"/>
     </w:rPr>
@@ -15702,6 +16448,7 @@
     <w:name w:val="DocumentationTok"/>
     <w:basedOn w:val="VerbatimChar"/>
     <w:rPr>
+      <w:rFonts w:eastAsia="黑体"/>
       <w:i/>
       <w:color w:val="ba2121"/>
     </w:rPr>
@@ -15710,6 +16457,7 @@
     <w:name w:val="AnnotationTok"/>
     <w:basedOn w:val="VerbatimChar"/>
     <w:rPr>
+      <w:rFonts w:eastAsia="黑体"/>
       <w:b/>
       <w:i/>
       <w:color w:val="60a0b0"/>
@@ -15719,6 +16467,7 @@
     <w:name w:val="CommentVarTok"/>
     <w:basedOn w:val="VerbatimChar"/>
     <w:rPr>
+      <w:rFonts w:eastAsia="黑体"/>
       <w:b/>
       <w:i/>
       <w:color w:val="60a0b0"/>
@@ -15728,6 +16477,7 @@
     <w:name w:val="OtherTok"/>
     <w:basedOn w:val="VerbatimChar"/>
     <w:rPr>
+      <w:rFonts w:eastAsia="黑体"/>
       <w:color w:val="007020"/>
     </w:rPr>
   </w:style>
@@ -15735,6 +16485,7 @@
     <w:name w:val="FunctionTok"/>
     <w:basedOn w:val="VerbatimChar"/>
     <w:rPr>
+      <w:rFonts w:eastAsia="黑体"/>
       <w:color w:val="06287e"/>
     </w:rPr>
   </w:style>
@@ -15742,6 +16493,7 @@
     <w:name w:val="VariableTok"/>
     <w:basedOn w:val="VerbatimChar"/>
     <w:rPr>
+      <w:rFonts w:eastAsia="黑体"/>
       <w:color w:val="19177c"/>
     </w:rPr>
   </w:style>
@@ -15749,6 +16501,7 @@
     <w:name w:val="ControlFlowTok"/>
     <w:basedOn w:val="VerbatimChar"/>
     <w:rPr>
+      <w:rFonts w:eastAsia="黑体"/>
       <w:b/>
       <w:color w:val="007020"/>
     </w:rPr>
@@ -15757,6 +16510,7 @@
     <w:name w:val="OperatorTok"/>
     <w:basedOn w:val="VerbatimChar"/>
     <w:rPr>
+      <w:rFonts w:eastAsia="黑体"/>
       <w:color w:val="666666"/>
     </w:rPr>
   </w:style>
@@ -15764,18 +16518,22 @@
     <w:name w:val="BuiltInTok"/>
     <w:basedOn w:val="VerbatimChar"/>
     <w:rPr>
+      <w:rFonts w:eastAsia="黑体"/>
       <w:color w:val="008000"/>
     </w:rPr>
   </w:style>
   <w:style w:type="character" w:customStyle="1" w:styleId="ExtensionTok">
     <w:name w:val="ExtensionTok"/>
     <w:basedOn w:val="VerbatimChar"/>
-    <w:rPr/>
+    <w:rPr>
+      <w:rFonts w:eastAsia="黑体"/>
+    </w:rPr>
   </w:style>
   <w:style w:type="character" w:customStyle="1" w:styleId="PreprocessorTok">
     <w:name w:val="PreprocessorTok"/>
     <w:basedOn w:val="VerbatimChar"/>
     <w:rPr>
+      <w:rFonts w:eastAsia="黑体"/>
       <w:color w:val="bc7a00"/>
     </w:rPr>
   </w:style>
@@ -15783,18 +16541,22 @@
     <w:name w:val="AttributeTok"/>
     <w:basedOn w:val="VerbatimChar"/>
     <w:rPr>
+      <w:rFonts w:eastAsia="黑体"/>
       <w:color w:val="7d9029"/>
     </w:rPr>
   </w:style>
   <w:style w:type="character" w:customStyle="1" w:styleId="RegionMarkerTok">
     <w:name w:val="RegionMarkerTok"/>
     <w:basedOn w:val="VerbatimChar"/>
-    <w:rPr/>
+    <w:rPr>
+      <w:rFonts w:eastAsia="黑体"/>
+    </w:rPr>
   </w:style>
   <w:style w:type="character" w:customStyle="1" w:styleId="InformationTok">
     <w:name w:val="InformationTok"/>
     <w:basedOn w:val="VerbatimChar"/>
     <w:rPr>
+      <w:rFonts w:eastAsia="黑体"/>
       <w:b/>
       <w:i/>
       <w:color w:val="60a0b0"/>
@@ -15804,6 +16566,7 @@
     <w:name w:val="WarningTok"/>
     <w:basedOn w:val="VerbatimChar"/>
     <w:rPr>
+      <w:rFonts w:eastAsia="黑体"/>
       <w:b/>
       <w:i/>
       <w:color w:val="60a0b0"/>
@@ -15813,6 +16576,7 @@
     <w:name w:val="AlertTok"/>
     <w:basedOn w:val="VerbatimChar"/>
     <w:rPr>
+      <w:rFonts w:eastAsia="黑体"/>
       <w:b/>
       <w:color w:val="ff0000"/>
     </w:rPr>
@@ -15821,6 +16585,7 @@
     <w:name w:val="ErrorTok"/>
     <w:basedOn w:val="VerbatimChar"/>
     <w:rPr>
+      <w:rFonts w:eastAsia="黑体"/>
       <w:b/>
       <w:color w:val="ff0000"/>
     </w:rPr>
@@ -15828,7 +16593,9 @@
   <w:style w:type="character" w:customStyle="1" w:styleId="NormalTok">
     <w:name w:val="NormalTok"/>
     <w:basedOn w:val="VerbatimChar"/>
-    <w:rPr/>
+    <w:rPr>
+      <w:rFonts w:eastAsia="黑体"/>
+    </w:rPr>
   </w:style>
 </w:styles>
 </file>
@@ -15877,12 +16644,12 @@
     <a:fontScheme name="Office">
       <a:majorFont>
         <a:latin typeface="Calibri"/>
-        <a:ea typeface=""/>
+        <a:ea typeface="黑体"/>
         <a:cs typeface=""/>
         <a:font script="Jpan" typeface="ＭＳ ゴシック"/>
         <a:font script="Hang" typeface="맑은 고딕"/>
-        <a:font script="Hans" typeface="宋体"/>
-        <a:font script="Hant" typeface="新細明體"/>
+        <a:font script="Hans" typeface="黑体"/>
+        <a:font script="Hant" typeface="黑体"/>
         <a:font script="Arab" typeface="Times New Roman"/>
         <a:font script="Hebr" typeface="Times New Roman"/>
         <a:font script="Thai" typeface="Angsana New"/>
@@ -15912,12 +16679,12 @@
       </a:majorFont>
       <a:minorFont>
         <a:latin typeface="Cambria"/>
-        <a:ea typeface=""/>
+        <a:ea typeface="黑体"/>
         <a:cs typeface=""/>
         <a:font script="Jpan" typeface="ＭＳ 明朝"/>
         <a:font script="Hang" typeface="맑은 고딕"/>
-        <a:font script="Hans" typeface="宋体"/>
-        <a:font script="Hant" typeface="新細明體"/>
+        <a:font script="Hans" typeface="黑体"/>
+        <a:font script="Hant" typeface="黑体"/>
         <a:font script="Arab" typeface="Arial"/>
         <a:font script="Hebr" typeface="Arial"/>
         <a:font script="Thai" typeface="Cordia New"/>

--- a/02-放大电路/04-射频放大电路/射频功率放大电路PA/射频功率放大电路PA.docx
+++ b/02-放大电路/04-射频放大电路/射频功率放大电路PA/射频功率放大电路PA.docx
@@ -3573,7 +3573,7 @@
           <w:color w:val="555555"/>
           <w:sz w:val="21"/>
         </w:rPr>
-        <w:t>材料收集者：杜文杰，WX手机：19519196569，QQ:3478827729</w:t>
+        <w:t>材料收集者：杜文杰，微信/手机：19519196569，QQ:3478827729</w:t>
       </w:r>
     </w:p>
     <w:sectPr>
